--- a/docs/ecostats_lectures/lecture_07/07_02_class_activity.docx
+++ b/docs/ecostats_lectures/lecture_07/07_02_class_activity.docx
@@ -41,7 +41,13 @@
         <w:pStyle w:val="FirstParagraph"/>
       </w:pPr>
       <w:r>
-        <w:t xml:space="preserve">This document demonstrates statistical analysis of lake trout mass data from Island Lake and NE 12, focusing on:</w:t>
+        <w:t xml:space="preserve">This document demonstrates statistical analysis of lake trout mass data</w:t>
+      </w:r>
+      <w:r>
+        <w:t xml:space="preserve"> </w:t>
+      </w:r>
+      <w:r>
+        <w:t xml:space="preserve">from Island Lake and NE 12, focusing on:</w:t>
       </w:r>
     </w:p>
     <w:p>
@@ -220,13 +226,25 @@
         <w:pStyle w:val="FirstParagraph"/>
       </w:pPr>
       <w:r>
-        <w:t xml:space="preserve">Lets start by ecploring onluy lake NE 12 as if you were doing a single sample T test.</w:t>
-      </w:r>
-      <w:r>
-        <w:br/>
-      </w:r>
-      <w:r>
-        <w:t xml:space="preserve">We will test the assumptions and then do the a T Test on NE 12 compared to Island Lake.</w:t>
+        <w:t xml:space="preserve">Lets start by ecploring onluy lake NE 12 as if you were doing a single</w:t>
+      </w:r>
+      <w:r>
+        <w:t xml:space="preserve"> </w:t>
+      </w:r>
+      <w:r>
+        <w:t xml:space="preserve">sample T test.</w:t>
+      </w:r>
+      <w:r>
+        <w:br/>
+      </w:r>
+      <w:r>
+        <w:t xml:space="preserve">We will test the assumptions and then do the a T Test on NE 12 compared</w:t>
+      </w:r>
+      <w:r>
+        <w:t xml:space="preserve"> </w:t>
+      </w:r>
+      <w:r>
+        <w:t xml:space="preserve">to Island Lake.</w:t>
       </w:r>
     </w:p>
     <w:bookmarkEnd w:id="22"/>
@@ -254,7 +272,13 @@
         <w:pStyle w:val="FirstParagraph"/>
       </w:pPr>
       <w:r>
-        <w:t xml:space="preserve">We want to test if the mass of lake trout differ in NE 12 from a mean of 500g.</w:t>
+        <w:t xml:space="preserve">We want to test if the mass of lake trout differ in NE 12 from a mean of</w:t>
+      </w:r>
+      <w:r>
+        <w:t xml:space="preserve"> </w:t>
+      </w:r>
+      <w:r>
+        <w:t xml:space="preserve">500g.</w:t>
       </w:r>
     </w:p>
     <w:p>
@@ -371,7 +395,13 @@
         <w:pStyle w:val="FirstParagraph"/>
       </w:pPr>
       <w:r>
-        <w:t xml:space="preserve">First we need to load the data for all the lakes and we can look at what we have…</w:t>
+        <w:t xml:space="preserve">First we need to load the data for all the lakes and we can look at what</w:t>
+      </w:r>
+      <w:r>
+        <w:t xml:space="preserve"> </w:t>
+      </w:r>
+      <w:r>
+        <w:t xml:space="preserve">we have…</w:t>
       </w:r>
     </w:p>
     <w:p>
@@ -968,7 +998,13 @@
         <w:pStyle w:val="FirstParagraph"/>
       </w:pPr>
       <w:r>
-        <w:t xml:space="preserve">Before conducting hypothesis tests, we should always explore our data to understand its characteristics.</w:t>
+        <w:t xml:space="preserve">Before conducting hypothesis tests, we should always explore our data to</w:t>
+      </w:r>
+      <w:r>
+        <w:t xml:space="preserve"> </w:t>
+      </w:r>
+      <w:r>
+        <w:t xml:space="preserve">understand its characteristics.</w:t>
       </w:r>
     </w:p>
     <w:p>
@@ -1556,7 +1592,13 @@
         <w:pStyle w:val="FirstParagraph"/>
       </w:pPr>
       <w:r>
-        <w:t xml:space="preserve">Before conducting our t-test, we need to verify that our data meets the necessary assumptions.</w:t>
+        <w:t xml:space="preserve">Before conducting our t-test, we need to verify that our data meets the</w:t>
+      </w:r>
+      <w:r>
+        <w:t xml:space="preserve"> </w:t>
+      </w:r>
+      <w:r>
+        <w:t xml:space="preserve">necessary assumptions.</w:t>
       </w:r>
     </w:p>
     <w:p>
@@ -1661,7 +1703,13 @@
         <w:pStyle w:val="BodyText"/>
       </w:pPr>
       <w:r>
-        <w:t xml:space="preserve">Create a histogram and a boxplot to visualize the distribution of lake trout massvalues.</w:t>
+        <w:t xml:space="preserve">Create a histogram and a boxplot to visualize the distribution of lake</w:t>
+      </w:r>
+      <w:r>
+        <w:t xml:space="preserve"> </w:t>
+      </w:r>
+      <w:r>
+        <w:t xml:space="preserve">trout massvalues.</w:t>
       </w:r>
     </w:p>
     <w:p>
@@ -5199,7 +5247,13 @@
               <w:pStyle w:val="BodyText"/>
             </w:pPr>
             <w:r>
-              <w:t xml:space="preserve">In a QQ plot, points that follow the line indicate data that follows a normal distribution. Deviations from the line suggest non-normality.</w:t>
+              <w:t xml:space="preserve">In a QQ plot, points that follow the line indicate data that follows a</w:t>
+            </w:r>
+            <w:r>
+              <w:t xml:space="preserve"> </w:t>
+            </w:r>
+            <w:r>
+              <w:t xml:space="preserve">normal distribution. Deviations from the line suggest non-normality.</w:t>
             </w:r>
           </w:p>
           <w:p>
@@ -5745,7 +5799,13 @@
               <w:pStyle w:val="BodyText"/>
             </w:pPr>
             <w:r>
-              <w:t xml:space="preserve">Note island looks non normal in the qqplot but its really close with the Shapiro-Wilk test…</w:t>
+              <w:t xml:space="preserve">Note island looks non normal in the qqplot but its really close with the</w:t>
+            </w:r>
+            <w:r>
+              <w:t xml:space="preserve"> </w:t>
+            </w:r>
+            <w:r>
+              <w:t xml:space="preserve">Shapiro-Wilk test…</w:t>
             </w:r>
           </w:p>
           <w:p>
@@ -6444,7 +6504,13 @@
               <w:pStyle w:val="BodyText"/>
             </w:pPr>
             <w:r>
-              <w:t xml:space="preserve">The Levene’s test has the following null hypothesis: - H₀: The variances are equal across groups - H₁: The variances are not equal across groups</w:t>
+              <w:t xml:space="preserve">The Levene’s test has the following null hypothesis: - H₀: The variances</w:t>
+            </w:r>
+            <w:r>
+              <w:t xml:space="preserve"> </w:t>
+            </w:r>
+            <w:r>
+              <w:t xml:space="preserve">are equal across groups - H₁: The variances are not equal across groups</w:t>
             </w:r>
           </w:p>
           <w:p>
@@ -6452,7 +6518,13 @@
               <w:pStyle w:val="BodyText"/>
             </w:pPr>
             <w:r>
-              <w:t xml:space="preserve">If the p-value is less than 0.05, we reject the null hypothesis and conclude the variances are not equal.</w:t>
+              <w:t xml:space="preserve">If the p-value is less than 0.05, we reject the null hypothesis and</w:t>
+            </w:r>
+            <w:r>
+              <w:t xml:space="preserve"> </w:t>
+            </w:r>
+            <w:r>
+              <w:t xml:space="preserve">conclude the variances are not equal.</w:t>
             </w:r>
           </w:p>
           <w:p>
@@ -9933,7 +10005,13 @@
               </w:numPr>
             </w:pPr>
             <w:r>
-              <w:t xml:space="preserve">The mean of log-transformed data, when back-transformed, gives the geometric mean (not the arithmetic mean)</w:t>
+              <w:t xml:space="preserve">The mean of log-transformed data, when back-transformed, gives the</w:t>
+            </w:r>
+            <w:r>
+              <w:t xml:space="preserve"> </w:t>
+            </w:r>
+            <w:r>
+              <w:t xml:space="preserve">geometric mean (not the arithmetic mean)</w:t>
             </w:r>
           </w:p>
           <w:p>
@@ -9945,7 +10023,13 @@
               </w:numPr>
             </w:pPr>
             <w:r>
-              <w:t xml:space="preserve">The back-transformed confidence intervals represent the confidence interval for the geometric mean</w:t>
+              <w:t xml:space="preserve">The back-transformed confidence intervals represent the confidence</w:t>
+            </w:r>
+            <w:r>
+              <w:t xml:space="preserve"> </w:t>
+            </w:r>
+            <w:r>
+              <w:t xml:space="preserve">interval for the geometric mean</w:t>
             </w:r>
           </w:p>
           <w:p>
@@ -9963,7 +10047,13 @@
               <w:t xml:space="preserve"> </w:t>
             </w:r>
             <w:r>
-              <w:t xml:space="preserve">“The geometric mean mass of lake trout in NE 12 was X g (95% CI: Y-Z)”</w:t>
+              <w:t xml:space="preserve">“The geometric mean mass of lake trout in NE 12</w:t>
+            </w:r>
+            <w:r>
+              <w:t xml:space="preserve"> </w:t>
+            </w:r>
+            <w:r>
+              <w:t xml:space="preserve">was X g (95% CI: Y-Z)”</w:t>
             </w:r>
           </w:p>
           <w:p>
@@ -9975,7 +10065,19 @@
               </w:numPr>
             </w:pPr>
             <w:r>
-              <w:t xml:space="preserve">Note you can’t take the 10^SE to get the standard errors but rather you need to get the mean - seand the mean + se and then backtransform…</w:t>
+              <w:t xml:space="preserve">Note you can’t take the 10^SE to get the standard errors but rather</w:t>
+            </w:r>
+            <w:r>
+              <w:t xml:space="preserve"> </w:t>
+            </w:r>
+            <w:r>
+              <w:t xml:space="preserve">you need to get the mean - seand the mean + se and then</w:t>
+            </w:r>
+            <w:r>
+              <w:t xml:space="preserve"> </w:t>
+            </w:r>
+            <w:r>
+              <w:t xml:space="preserve">backtransform…</w:t>
             </w:r>
           </w:p>
           <w:p>
@@ -13444,7 +13546,13 @@
               </w:numPr>
             </w:pPr>
             <w:r>
-              <w:t xml:space="preserve">- You want a robust test that makes minimal assumptions about the data</w:t>
+              <w:t xml:space="preserve">- You want a robust test that makes minimal assumptions about the</w:t>
+            </w:r>
+            <w:r>
+              <w:t xml:space="preserve"> </w:t>
+            </w:r>
+            <w:r>
+              <w:t xml:space="preserve">data</w:t>
             </w:r>
           </w:p>
           <w:p>
@@ -14986,7 +15094,25 @@
         <w:pStyle w:val="FirstParagraph"/>
       </w:pPr>
       <w:r>
-        <w:t xml:space="preserve">This analysis demonstrates several approaches to comparing mass between lake trout populations. The choice of statistical test depends on whether your data meets the assumptions of parametric tests. When assumptions are violated:</w:t>
+        <w:t xml:space="preserve">This analysis demonstrates several approaches to comparing mass between</w:t>
+      </w:r>
+      <w:r>
+        <w:t xml:space="preserve"> </w:t>
+      </w:r>
+      <w:r>
+        <w:t xml:space="preserve">lake trout populations. The choice of statistical test depends on</w:t>
+      </w:r>
+      <w:r>
+        <w:t xml:space="preserve"> </w:t>
+      </w:r>
+      <w:r>
+        <w:t xml:space="preserve">whether your data meets the assumptions of parametric tests. When</w:t>
+      </w:r>
+      <w:r>
+        <w:t xml:space="preserve"> </w:t>
+      </w:r>
+      <w:r>
+        <w:t xml:space="preserve">assumptions are violated:</w:t>
       </w:r>
     </w:p>
     <w:p>
@@ -15022,7 +15148,13 @@
         </w:numPr>
       </w:pPr>
       <w:r>
-        <w:t xml:space="preserve">Use non-parametric tests (Mann-Whitney or permutation tests) if data remains non-normal</w:t>
+        <w:t xml:space="preserve">Use non-parametric tests (Mann-Whitney or permutation tests) if data</w:t>
+      </w:r>
+      <w:r>
+        <w:t xml:space="preserve"> </w:t>
+      </w:r>
+      <w:r>
+        <w:t xml:space="preserve">remains non-normal</w:t>
       </w:r>
     </w:p>
     <w:p>
@@ -15030,7 +15162,13 @@
         <w:pStyle w:val="FirstParagraph"/>
       </w:pPr>
       <w:r>
-        <w:t xml:space="preserve">All methods have their strengths and limitations, and the consistency of results across methods can strengthen your conclusions.</w:t>
+        <w:t xml:space="preserve">All methods have their strengths and limitations, and the consistency of</w:t>
+      </w:r>
+      <w:r>
+        <w:t xml:space="preserve"> </w:t>
+      </w:r>
+      <w:r>
+        <w:t xml:space="preserve">results across methods can strengthen your conclusions.</w:t>
       </w:r>
     </w:p>
     <w:tbl>
@@ -15151,7 +15289,13 @@
               <w:t xml:space="preserve">Standard t-test</w:t>
             </w:r>
             <w:r>
-              <w:t xml:space="preserve">: When data is normally distributed with equal variances</w:t>
+              <w:t xml:space="preserve">: When data is normally distributed with equal</w:t>
+            </w:r>
+            <w:r>
+              <w:t xml:space="preserve"> </w:t>
+            </w:r>
+            <w:r>
+              <w:t xml:space="preserve">variances</w:t>
             </w:r>
           </w:p>
           <w:p>
@@ -15170,7 +15314,13 @@
               <w:t xml:space="preserve">Log-transformed t-test</w:t>
             </w:r>
             <w:r>
-              <w:t xml:space="preserve">: When raw data is skewed but log-transformation achieves normality</w:t>
+              <w:t xml:space="preserve">: When raw data is skewed but</w:t>
+            </w:r>
+            <w:r>
+              <w:t xml:space="preserve"> </w:t>
+            </w:r>
+            <w:r>
+              <w:t xml:space="preserve">log-transformation achieves normality</w:t>
             </w:r>
           </w:p>
           <w:p>
@@ -15208,7 +15358,13 @@
               <w:t xml:space="preserve">Mann-Whitney Wilcoxon test</w:t>
             </w:r>
             <w:r>
-              <w:t xml:space="preserve">: When data is not normal and cannot be transformed to normality</w:t>
+              <w:t xml:space="preserve">: When data is not normal and cannot</w:t>
+            </w:r>
+            <w:r>
+              <w:t xml:space="preserve"> </w:t>
+            </w:r>
+            <w:r>
+              <w:t xml:space="preserve">be transformed to normality</w:t>
             </w:r>
           </w:p>
           <w:p>
@@ -15227,7 +15383,13 @@
               <w:t xml:space="preserve">Permutation test</w:t>
             </w:r>
             <w:r>
-              <w:t xml:space="preserve">: When sample sizes are small or assumptions cannot be met</w:t>
+              <w:t xml:space="preserve">: When sample sizes are small or assumptions</w:t>
+            </w:r>
+            <w:r>
+              <w:t xml:space="preserve"> </w:t>
+            </w:r>
+            <w:r>
+              <w:t xml:space="preserve">cannot be met</w:t>
             </w:r>
           </w:p>
         </w:tc>

--- a/docs/ecostats_lectures/lecture_07/07_02_class_activity.docx
+++ b/docs/ecostats_lectures/lecture_07/07_02_class_activity.docx
@@ -226,7 +226,7 @@
         <w:pStyle w:val="FirstParagraph"/>
       </w:pPr>
       <w:r>
-        <w:t xml:space="preserve">Lets start by ecploring onluy lake NE 12 as if you were doing a single</w:t>
+        <w:t xml:space="preserve">Lets start by exploring only lake NE 12 as if you were doing a single</w:t>
       </w:r>
       <w:r>
         <w:t xml:space="preserve"> </w:t>
@@ -1418,13 +1418,13 @@
       </w:r>
     </w:p>
     <w:bookmarkEnd w:id="27"/>
-    <w:bookmarkStart w:id="28" w:name="create-a-new-dataframe-of-lake-ne12-only"/>
+    <w:bookmarkStart w:id="28" w:name="calculating-mode-if-you-wanted-to"/>
     <w:p>
       <w:pPr>
         <w:pStyle w:val="Heading1"/>
       </w:pPr>
       <w:r>
-        <w:t xml:space="preserve">Create a New dataframe of lake NE12 only</w:t>
+        <w:t xml:space="preserve">Calculating Mode if you wanted to</w:t>
       </w:r>
     </w:p>
     <w:p>
@@ -1435,28 +1435,25 @@
         <w:rPr>
           <w:rStyle w:val="CommentTok"/>
         </w:rPr>
-        <w:t xml:space="preserve"># add your code here</w:t>
-      </w:r>
-      <w:r>
-        <w:br/>
-      </w:r>
-      <w:r>
-        <w:rPr>
-          <w:rStyle w:val="NormalTok"/>
-        </w:rPr>
-        <w:t xml:space="preserve">ne12_df </w:t>
-      </w:r>
-      <w:r>
-        <w:rPr>
-          <w:rStyle w:val="OtherTok"/>
-        </w:rPr>
-        <w:t xml:space="preserve">&lt;-</w:t>
-      </w:r>
-      <w:r>
-        <w:rPr>
-          <w:rStyle w:val="NormalTok"/>
-        </w:rPr>
-        <w:t xml:space="preserve"> lt_df </w:t>
+        <w:t xml:space="preserve"># I had accdentally asked you to do mode in HW2 - wiht out telling you how... </w:t>
+      </w:r>
+      <w:r>
+        <w:br/>
+      </w:r>
+      <w:r>
+        <w:rPr>
+          <w:rStyle w:val="CommentTok"/>
+        </w:rPr>
+        <w:t xml:space="preserve"># here is one approach</w:t>
+      </w:r>
+      <w:r>
+        <w:br/>
+      </w:r>
+      <w:r>
+        <w:rPr>
+          <w:rStyle w:val="NormalTok"/>
+        </w:rPr>
+        <w:t xml:space="preserve">lt_df </w:t>
       </w:r>
       <w:r>
         <w:rPr>
@@ -1465,12 +1462,153 @@
         <w:t xml:space="preserve">%&gt;%</w:t>
       </w:r>
       <w:r>
+        <w:br/>
+      </w:r>
+      <w:r>
+        <w:rPr>
+          <w:rStyle w:val="NormalTok"/>
+        </w:rPr>
+        <w:t xml:space="preserve">  </w:t>
+      </w:r>
+      <w:r>
+        <w:rPr>
+          <w:rStyle w:val="FunctionTok"/>
+        </w:rPr>
+        <w:t xml:space="preserve">filter</w:t>
+      </w:r>
+      <w:r>
+        <w:rPr>
+          <w:rStyle w:val="NormalTok"/>
+        </w:rPr>
+        <w:t xml:space="preserve">(</w:t>
+      </w:r>
+      <w:r>
+        <w:rPr>
+          <w:rStyle w:val="SpecialCharTok"/>
+        </w:rPr>
+        <w:t xml:space="preserve">!</w:t>
+      </w:r>
+      <w:r>
+        <w:rPr>
+          <w:rStyle w:val="FunctionTok"/>
+        </w:rPr>
+        <w:t xml:space="preserve">is.na</w:t>
+      </w:r>
+      <w:r>
+        <w:rPr>
+          <w:rStyle w:val="NormalTok"/>
+        </w:rPr>
+        <w:t xml:space="preserve">(mass_g)) </w:t>
+      </w:r>
+      <w:r>
+        <w:rPr>
+          <w:rStyle w:val="SpecialCharTok"/>
+        </w:rPr>
+        <w:t xml:space="preserve">%&gt;%</w:t>
+      </w:r>
+      <w:r>
+        <w:br/>
+      </w:r>
+      <w:r>
+        <w:rPr>
+          <w:rStyle w:val="NormalTok"/>
+        </w:rPr>
+        <w:t xml:space="preserve">  </w:t>
+      </w:r>
+      <w:r>
+        <w:rPr>
+          <w:rStyle w:val="FunctionTok"/>
+        </w:rPr>
+        <w:t xml:space="preserve">group_by</w:t>
+      </w:r>
+      <w:r>
+        <w:rPr>
+          <w:rStyle w:val="NormalTok"/>
+        </w:rPr>
+        <w:t xml:space="preserve">(lake, mass_g) </w:t>
+      </w:r>
+      <w:r>
+        <w:rPr>
+          <w:rStyle w:val="SpecialCharTok"/>
+        </w:rPr>
+        <w:t xml:space="preserve">%&gt;%</w:t>
+      </w:r>
+      <w:r>
+        <w:br/>
+      </w:r>
+      <w:r>
+        <w:rPr>
+          <w:rStyle w:val="NormalTok"/>
+        </w:rPr>
+        <w:t xml:space="preserve">  </w:t>
+      </w:r>
+      <w:r>
+        <w:rPr>
+          <w:rStyle w:val="FunctionTok"/>
+        </w:rPr>
+        <w:t xml:space="preserve">summarise</w:t>
+      </w:r>
+      <w:r>
+        <w:rPr>
+          <w:rStyle w:val="NormalTok"/>
+        </w:rPr>
+        <w:t xml:space="preserve">(</w:t>
+      </w:r>
+      <w:r>
+        <w:rPr>
+          <w:rStyle w:val="AttributeTok"/>
+        </w:rPr>
+        <w:t xml:space="preserve">count =</w:t>
+      </w:r>
+      <w:r>
         <w:rPr>
           <w:rStyle w:val="NormalTok"/>
         </w:rPr>
         <w:t xml:space="preserve"> </w:t>
       </w:r>
       <w:r>
+        <w:rPr>
+          <w:rStyle w:val="FunctionTok"/>
+        </w:rPr>
+        <w:t xml:space="preserve">n</w:t>
+      </w:r>
+      <w:r>
+        <w:rPr>
+          <w:rStyle w:val="NormalTok"/>
+        </w:rPr>
+        <w:t xml:space="preserve">(), </w:t>
+      </w:r>
+      <w:r>
+        <w:rPr>
+          <w:rStyle w:val="AttributeTok"/>
+        </w:rPr>
+        <w:t xml:space="preserve">.groups =</w:t>
+      </w:r>
+      <w:r>
+        <w:rPr>
+          <w:rStyle w:val="NormalTok"/>
+        </w:rPr>
+        <w:t xml:space="preserve"> </w:t>
+      </w:r>
+      <w:r>
+        <w:rPr>
+          <w:rStyle w:val="StringTok"/>
+        </w:rPr>
+        <w:t xml:space="preserve">"drop_last"</w:t>
+      </w:r>
+      <w:r>
+        <w:rPr>
+          <w:rStyle w:val="NormalTok"/>
+        </w:rPr>
+        <w:t xml:space="preserve">) </w:t>
+      </w:r>
+      <w:r>
+        <w:rPr>
+          <w:rStyle w:val="SpecialCharTok"/>
+        </w:rPr>
+        <w:t xml:space="preserve">%&gt;%</w:t>
+      </w:r>
+      <w:r>
         <w:br/>
       </w:r>
       <w:r>
@@ -1483,31 +1621,58 @@
         <w:rPr>
           <w:rStyle w:val="FunctionTok"/>
         </w:rPr>
-        <w:t xml:space="preserve">filter</w:t>
-      </w:r>
-      <w:r>
-        <w:rPr>
-          <w:rStyle w:val="NormalTok"/>
-        </w:rPr>
-        <w:t xml:space="preserve">(lake </w:t>
+        <w:t xml:space="preserve">arrange</w:t>
+      </w:r>
+      <w:r>
+        <w:rPr>
+          <w:rStyle w:val="NormalTok"/>
+        </w:rPr>
+        <w:t xml:space="preserve">(</w:t>
+      </w:r>
+      <w:r>
+        <w:rPr>
+          <w:rStyle w:val="FunctionTok"/>
+        </w:rPr>
+        <w:t xml:space="preserve">desc</w:t>
+      </w:r>
+      <w:r>
+        <w:rPr>
+          <w:rStyle w:val="NormalTok"/>
+        </w:rPr>
+        <w:t xml:space="preserve">(count)) </w:t>
       </w:r>
       <w:r>
         <w:rPr>
           <w:rStyle w:val="SpecialCharTok"/>
         </w:rPr>
-        <w:t xml:space="preserve">==</w:t>
-      </w:r>
-      <w:r>
-        <w:rPr>
-          <w:rStyle w:val="NormalTok"/>
-        </w:rPr>
-        <w:t xml:space="preserve"> </w:t>
-      </w:r>
-      <w:r>
-        <w:rPr>
-          <w:rStyle w:val="StringTok"/>
-        </w:rPr>
-        <w:t xml:space="preserve">"NE 12"</w:t>
+        <w:t xml:space="preserve">%&gt;%</w:t>
+      </w:r>
+      <w:r>
+        <w:br/>
+      </w:r>
+      <w:r>
+        <w:rPr>
+          <w:rStyle w:val="NormalTok"/>
+        </w:rPr>
+        <w:t xml:space="preserve">  </w:t>
+      </w:r>
+      <w:r>
+        <w:rPr>
+          <w:rStyle w:val="FunctionTok"/>
+        </w:rPr>
+        <w:t xml:space="preserve">slice</w:t>
+      </w:r>
+      <w:r>
+        <w:rPr>
+          <w:rStyle w:val="NormalTok"/>
+        </w:rPr>
+        <w:t xml:space="preserve">(</w:t>
+      </w:r>
+      <w:r>
+        <w:rPr>
+          <w:rStyle w:val="DecValTok"/>
+        </w:rPr>
+        <w:t xml:space="preserve">1</w:t>
       </w:r>
       <w:r>
         <w:rPr>
@@ -1534,7 +1699,7 @@
         <w:rPr>
           <w:rStyle w:val="FunctionTok"/>
         </w:rPr>
-        <w:t xml:space="preserve">filter</w:t>
+        <w:t xml:space="preserve">select</w:t>
       </w:r>
       <w:r>
         <w:rPr>
@@ -1546,29 +1711,298 @@
         <w:rPr>
           <w:rStyle w:val="SpecialCharTok"/>
         </w:rPr>
-        <w:t xml:space="preserve">!</w:t>
+        <w:t xml:space="preserve">-</w:t>
+      </w:r>
+      <w:r>
+        <w:rPr>
+          <w:rStyle w:val="NormalTok"/>
+        </w:rPr>
+        <w:t xml:space="preserve">count) </w:t>
+      </w:r>
+      <w:r>
+        <w:rPr>
+          <w:rStyle w:val="SpecialCharTok"/>
+        </w:rPr>
+        <w:t xml:space="preserve">%&gt;%</w:t>
+      </w:r>
+      <w:r>
+        <w:br/>
+      </w:r>
+      <w:r>
+        <w:rPr>
+          <w:rStyle w:val="NormalTok"/>
+        </w:rPr>
+        <w:t xml:space="preserve">  </w:t>
       </w:r>
       <w:r>
         <w:rPr>
           <w:rStyle w:val="FunctionTok"/>
         </w:rPr>
-        <w:t xml:space="preserve">is.na</w:t>
-      </w:r>
-      <w:r>
-        <w:rPr>
-          <w:rStyle w:val="NormalTok"/>
-        </w:rPr>
-        <w:t xml:space="preserve">(mass_g))  </w:t>
-      </w:r>
-      <w:r>
-        <w:rPr>
-          <w:rStyle w:val="CommentTok"/>
-        </w:rPr>
-        <w:t xml:space="preserve"># Remove any NA values</w:t>
+        <w:t xml:space="preserve">rename</w:t>
+      </w:r>
+      <w:r>
+        <w:rPr>
+          <w:rStyle w:val="NormalTok"/>
+        </w:rPr>
+        <w:t xml:space="preserve">(</w:t>
+      </w:r>
+      <w:r>
+        <w:rPr>
+          <w:rStyle w:val="AttributeTok"/>
+        </w:rPr>
+        <w:t xml:space="preserve">mode_mass =</w:t>
+      </w:r>
+      <w:r>
+        <w:rPr>
+          <w:rStyle w:val="NormalTok"/>
+        </w:rPr>
+        <w:t xml:space="preserve"> mass_g)</w:t>
+      </w:r>
+    </w:p>
+    <w:p>
+      <w:pPr>
+        <w:pStyle w:val="SourceCode"/>
+      </w:pPr>
+      <w:r>
+        <w:rPr>
+          <w:rStyle w:val="VerbatimChar"/>
+        </w:rPr>
+        <w:t xml:space="preserve"># A tibble: 6 × 2</w:t>
+      </w:r>
+      <w:r>
+        <w:br/>
+      </w:r>
+      <w:r>
+        <w:rPr>
+          <w:rStyle w:val="VerbatimChar"/>
+        </w:rPr>
+        <w:t xml:space="preserve"># Groups:   lake [6]</w:t>
+      </w:r>
+      <w:r>
+        <w:br/>
+      </w:r>
+      <w:r>
+        <w:rPr>
+          <w:rStyle w:val="VerbatimChar"/>
+        </w:rPr>
+        <w:t xml:space="preserve">  lake        mode_mass</w:t>
+      </w:r>
+      <w:r>
+        <w:br/>
+      </w:r>
+      <w:r>
+        <w:rPr>
+          <w:rStyle w:val="VerbatimChar"/>
+        </w:rPr>
+        <w:t xml:space="preserve">  &lt;chr&gt;           &lt;dbl&gt;</w:t>
+      </w:r>
+      <w:r>
+        <w:br/>
+      </w:r>
+      <w:r>
+        <w:rPr>
+          <w:rStyle w:val="VerbatimChar"/>
+        </w:rPr>
+        <w:t xml:space="preserve">1 I8               1000</w:t>
+      </w:r>
+      <w:r>
+        <w:br/>
+      </w:r>
+      <w:r>
+        <w:rPr>
+          <w:rStyle w:val="VerbatimChar"/>
+        </w:rPr>
+        <w:t xml:space="preserve">2 Island Lake      2200</w:t>
+      </w:r>
+      <w:r>
+        <w:br/>
+      </w:r>
+      <w:r>
+        <w:rPr>
+          <w:rStyle w:val="VerbatimChar"/>
+        </w:rPr>
+        <w:t xml:space="preserve">3 N 01             1000</w:t>
+      </w:r>
+      <w:r>
+        <w:br/>
+      </w:r>
+      <w:r>
+        <w:rPr>
+          <w:rStyle w:val="VerbatimChar"/>
+        </w:rPr>
+        <w:t xml:space="preserve">4 NE 12              90</w:t>
+      </w:r>
+      <w:r>
+        <w:br/>
+      </w:r>
+      <w:r>
+        <w:rPr>
+          <w:rStyle w:val="VerbatimChar"/>
+        </w:rPr>
+        <w:t xml:space="preserve">5 NE 14            1150</w:t>
+      </w:r>
+      <w:r>
+        <w:br/>
+      </w:r>
+      <w:r>
+        <w:rPr>
+          <w:rStyle w:val="VerbatimChar"/>
+        </w:rPr>
+        <w:t xml:space="preserve">6 Toolik            340</w:t>
       </w:r>
     </w:p>
     <w:bookmarkEnd w:id="28"/>
-    <w:bookmarkStart w:id="29" w:name="part-1-testing-assumptions"/>
+    <w:bookmarkStart w:id="29" w:name="create-a-new-dataframe-of-lake-ne12-only"/>
+    <w:p>
+      <w:pPr>
+        <w:pStyle w:val="Heading1"/>
+      </w:pPr>
+      <w:r>
+        <w:t xml:space="preserve">Create a New dataframe of lake NE12 only</w:t>
+      </w:r>
+    </w:p>
+    <w:p>
+      <w:pPr>
+        <w:pStyle w:val="SourceCode"/>
+      </w:pPr>
+      <w:r>
+        <w:rPr>
+          <w:rStyle w:val="CommentTok"/>
+        </w:rPr>
+        <w:t xml:space="preserve"># add your code here</w:t>
+      </w:r>
+      <w:r>
+        <w:br/>
+      </w:r>
+      <w:r>
+        <w:rPr>
+          <w:rStyle w:val="NormalTok"/>
+        </w:rPr>
+        <w:t xml:space="preserve">ne12_df </w:t>
+      </w:r>
+      <w:r>
+        <w:rPr>
+          <w:rStyle w:val="OtherTok"/>
+        </w:rPr>
+        <w:t xml:space="preserve">&lt;-</w:t>
+      </w:r>
+      <w:r>
+        <w:rPr>
+          <w:rStyle w:val="NormalTok"/>
+        </w:rPr>
+        <w:t xml:space="preserve"> lt_df </w:t>
+      </w:r>
+      <w:r>
+        <w:rPr>
+          <w:rStyle w:val="SpecialCharTok"/>
+        </w:rPr>
+        <w:t xml:space="preserve">%&gt;%</w:t>
+      </w:r>
+      <w:r>
+        <w:rPr>
+          <w:rStyle w:val="NormalTok"/>
+        </w:rPr>
+        <w:t xml:space="preserve"> </w:t>
+      </w:r>
+      <w:r>
+        <w:br/>
+      </w:r>
+      <w:r>
+        <w:rPr>
+          <w:rStyle w:val="NormalTok"/>
+        </w:rPr>
+        <w:t xml:space="preserve">  </w:t>
+      </w:r>
+      <w:r>
+        <w:rPr>
+          <w:rStyle w:val="FunctionTok"/>
+        </w:rPr>
+        <w:t xml:space="preserve">filter</w:t>
+      </w:r>
+      <w:r>
+        <w:rPr>
+          <w:rStyle w:val="NormalTok"/>
+        </w:rPr>
+        <w:t xml:space="preserve">(lake </w:t>
+      </w:r>
+      <w:r>
+        <w:rPr>
+          <w:rStyle w:val="SpecialCharTok"/>
+        </w:rPr>
+        <w:t xml:space="preserve">==</w:t>
+      </w:r>
+      <w:r>
+        <w:rPr>
+          <w:rStyle w:val="NormalTok"/>
+        </w:rPr>
+        <w:t xml:space="preserve"> </w:t>
+      </w:r>
+      <w:r>
+        <w:rPr>
+          <w:rStyle w:val="StringTok"/>
+        </w:rPr>
+        <w:t xml:space="preserve">"NE 12"</w:t>
+      </w:r>
+      <w:r>
+        <w:rPr>
+          <w:rStyle w:val="NormalTok"/>
+        </w:rPr>
+        <w:t xml:space="preserve">) </w:t>
+      </w:r>
+      <w:r>
+        <w:rPr>
+          <w:rStyle w:val="SpecialCharTok"/>
+        </w:rPr>
+        <w:t xml:space="preserve">%&gt;%</w:t>
+      </w:r>
+      <w:r>
+        <w:br/>
+      </w:r>
+      <w:r>
+        <w:rPr>
+          <w:rStyle w:val="NormalTok"/>
+        </w:rPr>
+        <w:t xml:space="preserve">  </w:t>
+      </w:r>
+      <w:r>
+        <w:rPr>
+          <w:rStyle w:val="FunctionTok"/>
+        </w:rPr>
+        <w:t xml:space="preserve">filter</w:t>
+      </w:r>
+      <w:r>
+        <w:rPr>
+          <w:rStyle w:val="NormalTok"/>
+        </w:rPr>
+        <w:t xml:space="preserve">(</w:t>
+      </w:r>
+      <w:r>
+        <w:rPr>
+          <w:rStyle w:val="SpecialCharTok"/>
+        </w:rPr>
+        <w:t xml:space="preserve">!</w:t>
+      </w:r>
+      <w:r>
+        <w:rPr>
+          <w:rStyle w:val="FunctionTok"/>
+        </w:rPr>
+        <w:t xml:space="preserve">is.na</w:t>
+      </w:r>
+      <w:r>
+        <w:rPr>
+          <w:rStyle w:val="NormalTok"/>
+        </w:rPr>
+        <w:t xml:space="preserve">(mass_g))  </w:t>
+      </w:r>
+      <w:r>
+        <w:rPr>
+          <w:rStyle w:val="CommentTok"/>
+        </w:rPr>
+        <w:t xml:space="preserve"># Remove any NA values</w:t>
+      </w:r>
+    </w:p>
+    <w:bookmarkEnd w:id="29"/>
+    <w:bookmarkStart w:id="30" w:name="part-1-testing-assumptions"/>
     <w:p>
       <w:pPr>
         <w:pStyle w:val="Heading1"/>
@@ -1623,7 +2057,6 @@
     </w:p>
     <w:p>
       <w:pPr>
-        <w:pStyle w:val="Compact"/>
         <w:numPr>
           <w:ilvl w:val="0"/>
           <w:numId w:val="1006"/>
@@ -1635,6 +2068,7 @@
     </w:p>
     <w:p>
       <w:pPr>
+        <w:pStyle w:val="Compact"/>
         <w:numPr>
           <w:ilvl w:val="1"/>
           <w:numId w:val="1007"/>
@@ -1643,9 +2077,13 @@
       <w:r>
         <w:t xml:space="preserve">QQ plots or histograms</w:t>
       </w:r>
+      <w:r>
+        <w:br/>
+      </w:r>
     </w:p>
     <w:p>
       <w:pPr>
+        <w:pStyle w:val="Compact"/>
         <w:numPr>
           <w:ilvl w:val="1"/>
           <w:numId w:val="1007"/>
@@ -1654,9 +2092,13 @@
       <w:r>
         <w:t xml:space="preserve">Statistical tests: Shapiro</w:t>
       </w:r>
+      <w:r>
+        <w:br/>
+      </w:r>
     </w:p>
     <w:p>
       <w:pPr>
+        <w:pStyle w:val="Compact"/>
         <w:numPr>
           <w:ilvl w:val="1"/>
           <w:numId w:val="1007"/>
@@ -1665,9 +2107,12 @@
       <w:r>
         <w:t xml:space="preserve">Wilk test</w:t>
       </w:r>
+      <w:r>
+        <w:br/>
+      </w:r>
     </w:p>
-    <w:bookmarkEnd w:id="29"/>
-    <w:bookmarkStart w:id="30" w:name="X2b8a4cf22a54fda02401951deab286826b16341"/>
+    <w:bookmarkEnd w:id="30"/>
+    <w:bookmarkStart w:id="31" w:name="X2b8a4cf22a54fda02401951deab286826b16341"/>
     <w:p>
       <w:pPr>
         <w:pStyle w:val="Heading1"/>
@@ -1768,14 +2213,23 @@
         <w:t xml:space="preserve">Shape of distribution</w:t>
       </w:r>
     </w:p>
-    <w:bookmarkEnd w:id="30"/>
-    <w:bookmarkStart w:id="48" w:name="your-task"/>
+    <w:bookmarkEnd w:id="31"/>
+    <w:bookmarkStart w:id="53" w:name="your-task"/>
     <w:p>
       <w:pPr>
         <w:pStyle w:val="Heading1"/>
       </w:pPr>
       <w:r>
         <w:t xml:space="preserve">Your Task</w:t>
+      </w:r>
+    </w:p>
+    <w:bookmarkStart w:id="35" w:name="histogram-for-ne-12"/>
+    <w:p>
+      <w:pPr>
+        <w:pStyle w:val="Heading3"/>
+      </w:pPr>
+      <w:r>
+        <w:t xml:space="preserve">Histogram for NE 12</w:t>
       </w:r>
     </w:p>
     <w:p>
@@ -2041,18 +2495,18 @@
           <wp:inline>
             <wp:extent cx="2743200" cy="2743200"/>
             <wp:effectExtent b="0" l="0" r="0" t="0"/>
-            <wp:docPr descr="" title="" id="32" name="Picture"/>
+            <wp:docPr descr="" title="" id="33" name="Picture"/>
             <a:graphic>
               <a:graphicData uri="http://schemas.openxmlformats.org/drawingml/2006/picture">
                 <pic:pic>
                   <pic:nvPicPr>
-                    <pic:cNvPr descr="07_02_class_activity_files/figure-docx/visualize-1.jpeg" id="33" name="Picture"/>
+                    <pic:cNvPr descr="07_02_class_activity_files/figure-docx/visualize-1.jpeg" id="34" name="Picture"/>
                     <pic:cNvPicPr>
                       <a:picLocks noChangeArrowheads="1" noChangeAspect="1"/>
                     </pic:cNvPicPr>
                   </pic:nvPicPr>
                   <pic:blipFill>
-                    <a:blip r:embed="rId31"/>
+                    <a:blip r:embed="rId32"/>
                     <a:stretch>
                       <a:fillRect/>
                     </a:stretch>
@@ -2117,21 +2571,14 @@
         <w:t xml:space="preserve"># Note we need the dataframe to make life a bit easier</w:t>
       </w:r>
     </w:p>
+    <w:bookmarkEnd w:id="35"/>
+    <w:bookmarkStart w:id="39" w:name="dot-plot-for-ne-12"/>
     <w:p>
       <w:pPr>
-        <w:pStyle w:val="FirstParagraph"/>
+        <w:pStyle w:val="Heading3"/>
       </w:pPr>
       <w:r>
-        <w:t xml:space="preserve">Now to make the various plots we talk about only for lake</w:t>
-      </w:r>
-      <w:r>
-        <w:t xml:space="preserve"> </w:t>
-      </w:r>
-      <w:r>
-        <w:rPr>
-          <w:rStyle w:val="VerbatimChar"/>
-        </w:rPr>
-        <w:t xml:space="preserve">NE 12</w:t>
+        <w:t xml:space="preserve">Dot Plot for NE 12</w:t>
       </w:r>
     </w:p>
     <w:p>
@@ -2466,18 +2913,18 @@
           <wp:inline>
             <wp:extent cx="2743200" cy="2743200"/>
             <wp:effectExtent b="0" l="0" r="0" t="0"/>
-            <wp:docPr descr="" title="" id="35" name="Picture"/>
+            <wp:docPr descr="" title="" id="37" name="Picture"/>
             <a:graphic>
               <a:graphicData uri="http://schemas.openxmlformats.org/drawingml/2006/picture">
                 <pic:pic>
                   <pic:nvPicPr>
-                    <pic:cNvPr descr="07_02_class_activity_files/figure-docx/unnamed-chunk-2-1.jpeg" id="36" name="Picture"/>
+                    <pic:cNvPr descr="07_02_class_activity_files/figure-docx/unnamed-chunk-3-1.jpeg" id="38" name="Picture"/>
                     <pic:cNvPicPr>
                       <a:picLocks noChangeArrowheads="1" noChangeAspect="1"/>
                     </pic:cNvPicPr>
                   </pic:nvPicPr>
                   <pic:blipFill>
-                    <a:blip r:embed="rId34"/>
+                    <a:blip r:embed="rId36"/>
                     <a:stretch>
                       <a:fillRect/>
                     </a:stretch>
@@ -2504,281 +2951,14 @@
         </w:drawing>
       </w:r>
     </w:p>
+    <w:bookmarkEnd w:id="39"/>
+    <w:bookmarkStart w:id="43" w:name="box-plot-for-ne-12"/>
     <w:p>
       <w:pPr>
-        <w:pStyle w:val="SourceCode"/>
+        <w:pStyle w:val="Heading3"/>
       </w:pPr>
       <w:r>
-        <w:rPr>
-          <w:rStyle w:val="CommentTok"/>
-        </w:rPr>
-        <w:t xml:space="preserve"># 3. Boxplot</w:t>
-      </w:r>
-      <w:r>
-        <w:br/>
-      </w:r>
-      <w:r>
-        <w:rPr>
-          <w:rStyle w:val="NormalTok"/>
-        </w:rPr>
-        <w:t xml:space="preserve">ne12_box_plot </w:t>
-      </w:r>
-      <w:r>
-        <w:rPr>
-          <w:rStyle w:val="OtherTok"/>
-        </w:rPr>
-        <w:t xml:space="preserve">&lt;-</w:t>
-      </w:r>
-      <w:r>
-        <w:rPr>
-          <w:rStyle w:val="NormalTok"/>
-        </w:rPr>
-        <w:t xml:space="preserve"> </w:t>
-      </w:r>
-      <w:r>
-        <w:rPr>
-          <w:rStyle w:val="FunctionTok"/>
-        </w:rPr>
-        <w:t xml:space="preserve">ggplot</w:t>
-      </w:r>
-      <w:r>
-        <w:rPr>
-          <w:rStyle w:val="NormalTok"/>
-        </w:rPr>
-        <w:t xml:space="preserve">(ne12_df, </w:t>
-      </w:r>
-      <w:r>
-        <w:rPr>
-          <w:rStyle w:val="FunctionTok"/>
-        </w:rPr>
-        <w:t xml:space="preserve">aes</w:t>
-      </w:r>
-      <w:r>
-        <w:rPr>
-          <w:rStyle w:val="NormalTok"/>
-        </w:rPr>
-        <w:t xml:space="preserve">(</w:t>
-      </w:r>
-      <w:r>
-        <w:rPr>
-          <w:rStyle w:val="AttributeTok"/>
-        </w:rPr>
-        <w:t xml:space="preserve">y =</w:t>
-      </w:r>
-      <w:r>
-        <w:rPr>
-          <w:rStyle w:val="NormalTok"/>
-        </w:rPr>
-        <w:t xml:space="preserve"> mass_g)) </w:t>
-      </w:r>
-      <w:r>
-        <w:rPr>
-          <w:rStyle w:val="SpecialCharTok"/>
-        </w:rPr>
-        <w:t xml:space="preserve">+</w:t>
-      </w:r>
-      <w:r>
-        <w:br/>
-      </w:r>
-      <w:r>
-        <w:rPr>
-          <w:rStyle w:val="NormalTok"/>
-        </w:rPr>
-        <w:t xml:space="preserve">  </w:t>
-      </w:r>
-      <w:r>
-        <w:rPr>
-          <w:rStyle w:val="FunctionTok"/>
-        </w:rPr>
-        <w:t xml:space="preserve">geom_boxplot</w:t>
-      </w:r>
-      <w:r>
-        <w:rPr>
-          <w:rStyle w:val="NormalTok"/>
-        </w:rPr>
-        <w:t xml:space="preserve">(</w:t>
-      </w:r>
-      <w:r>
-        <w:rPr>
-          <w:rStyle w:val="AttributeTok"/>
-        </w:rPr>
-        <w:t xml:space="preserve">fill =</w:t>
-      </w:r>
-      <w:r>
-        <w:rPr>
-          <w:rStyle w:val="NormalTok"/>
-        </w:rPr>
-        <w:t xml:space="preserve"> </w:t>
-      </w:r>
-      <w:r>
-        <w:rPr>
-          <w:rStyle w:val="StringTok"/>
-        </w:rPr>
-        <w:t xml:space="preserve">"steelblue"</w:t>
-      </w:r>
-      <w:r>
-        <w:rPr>
-          <w:rStyle w:val="NormalTok"/>
-        </w:rPr>
-        <w:t xml:space="preserve">) </w:t>
-      </w:r>
-      <w:r>
-        <w:rPr>
-          <w:rStyle w:val="SpecialCharTok"/>
-        </w:rPr>
-        <w:t xml:space="preserve">+</w:t>
-      </w:r>
-      <w:r>
-        <w:br/>
-      </w:r>
-      <w:r>
-        <w:rPr>
-          <w:rStyle w:val="NormalTok"/>
-        </w:rPr>
-        <w:t xml:space="preserve">  </w:t>
-      </w:r>
-      <w:r>
-        <w:rPr>
-          <w:rStyle w:val="FunctionTok"/>
-        </w:rPr>
-        <w:t xml:space="preserve">labs</w:t>
-      </w:r>
-      <w:r>
-        <w:rPr>
-          <w:rStyle w:val="NormalTok"/>
-        </w:rPr>
-        <w:t xml:space="preserve">( </w:t>
-      </w:r>
-      <w:r>
-        <w:rPr>
-          <w:rStyle w:val="AttributeTok"/>
-        </w:rPr>
-        <w:t xml:space="preserve">y =</w:t>
-      </w:r>
-      <w:r>
-        <w:rPr>
-          <w:rStyle w:val="NormalTok"/>
-        </w:rPr>
-        <w:t xml:space="preserve"> </w:t>
-      </w:r>
-      <w:r>
-        <w:rPr>
-          <w:rStyle w:val="StringTok"/>
-        </w:rPr>
-        <w:t xml:space="preserve">"Mass (g)"</w:t>
-      </w:r>
-      <w:r>
-        <w:rPr>
-          <w:rStyle w:val="NormalTok"/>
-        </w:rPr>
-        <w:t xml:space="preserve">, </w:t>
-      </w:r>
-      <w:r>
-        <w:rPr>
-          <w:rStyle w:val="AttributeTok"/>
-        </w:rPr>
-        <w:t xml:space="preserve">x =</w:t>
-      </w:r>
-      <w:r>
-        <w:rPr>
-          <w:rStyle w:val="NormalTok"/>
-        </w:rPr>
-        <w:t xml:space="preserve"> </w:t>
-      </w:r>
-      <w:r>
-        <w:rPr>
-          <w:rStyle w:val="StringTok"/>
-        </w:rPr>
-        <w:t xml:space="preserve">""</w:t>
-      </w:r>
-      <w:r>
-        <w:rPr>
-          <w:rStyle w:val="NormalTok"/>
-        </w:rPr>
-        <w:t xml:space="preserve">) </w:t>
-      </w:r>
-      <w:r>
-        <w:rPr>
-          <w:rStyle w:val="SpecialCharTok"/>
-        </w:rPr>
-        <w:t xml:space="preserve">+</w:t>
-      </w:r>
-      <w:r>
-        <w:br/>
-      </w:r>
-      <w:r>
-        <w:rPr>
-          <w:rStyle w:val="NormalTok"/>
-        </w:rPr>
-        <w:t xml:space="preserve">  </w:t>
-      </w:r>
-      <w:r>
-        <w:rPr>
-          <w:rStyle w:val="FunctionTok"/>
-        </w:rPr>
-        <w:t xml:space="preserve">coord_flip</w:t>
-      </w:r>
-      <w:r>
-        <w:rPr>
-          <w:rStyle w:val="NormalTok"/>
-        </w:rPr>
-        <w:t xml:space="preserve">()</w:t>
-      </w:r>
-      <w:r>
-        <w:br/>
-      </w:r>
-      <w:r>
-        <w:rPr>
-          <w:rStyle w:val="NormalTok"/>
-        </w:rPr>
-        <w:t xml:space="preserve">ne12_box_plot</w:t>
-      </w:r>
-    </w:p>
-    <w:p>
-      <w:pPr>
-        <w:pStyle w:val="FirstParagraph"/>
-      </w:pPr>
-      <w:r>
-        <w:drawing>
-          <wp:inline>
-            <wp:extent cx="2743200" cy="2743200"/>
-            <wp:effectExtent b="0" l="0" r="0" t="0"/>
-            <wp:docPr descr="" title="" id="38" name="Picture"/>
-            <a:graphic>
-              <a:graphicData uri="http://schemas.openxmlformats.org/drawingml/2006/picture">
-                <pic:pic>
-                  <pic:nvPicPr>
-                    <pic:cNvPr descr="07_02_class_activity_files/figure-docx/unnamed-chunk-3-1.jpeg" id="39" name="Picture"/>
-                    <pic:cNvPicPr>
-                      <a:picLocks noChangeArrowheads="1" noChangeAspect="1"/>
-                    </pic:cNvPicPr>
-                  </pic:nvPicPr>
-                  <pic:blipFill>
-                    <a:blip r:embed="rId37"/>
-                    <a:stretch>
-                      <a:fillRect/>
-                    </a:stretch>
-                  </pic:blipFill>
-                  <pic:spPr bwMode="auto">
-                    <a:xfrm>
-                      <a:off x="0" y="0"/>
-                      <a:ext cx="2743200" cy="2743200"/>
-                    </a:xfrm>
-                    <a:prstGeom prst="rect">
-                      <a:avLst/>
-                    </a:prstGeom>
-                    <a:noFill/>
-                    <a:ln w="9525">
-                      <a:noFill/>
-                      <a:headEnd/>
-                      <a:tailEnd/>
-                    </a:ln>
-                  </pic:spPr>
-                </pic:pic>
-              </a:graphicData>
-            </a:graphic>
-          </wp:inline>
-        </w:drawing>
+        <w:t xml:space="preserve">Box Plot for NE 12</w:t>
       </w:r>
     </w:p>
     <w:p>
@@ -2787,9 +2967,18 @@
       </w:pPr>
       <w:r>
         <w:rPr>
-          <w:rStyle w:val="NormalTok"/>
-        </w:rPr>
-        <w:t xml:space="preserve">ne12_qq_plot </w:t>
+          <w:rStyle w:val="CommentTok"/>
+        </w:rPr>
+        <w:t xml:space="preserve"># 3. Boxplot</w:t>
+      </w:r>
+      <w:r>
+        <w:br/>
+      </w:r>
+      <w:r>
+        <w:rPr>
+          <w:rStyle w:val="NormalTok"/>
+        </w:rPr>
+        <w:t xml:space="preserve">ne12_box_plot </w:t>
       </w:r>
       <w:r>
         <w:rPr>
@@ -2831,7 +3020,7 @@
         <w:rPr>
           <w:rStyle w:val="AttributeTok"/>
         </w:rPr>
-        <w:t xml:space="preserve">sample =</w:t>
+        <w:t xml:space="preserve">y =</w:t>
       </w:r>
       <w:r>
         <w:rPr>
@@ -2858,7 +3047,7 @@
         <w:rPr>
           <w:rStyle w:val="FunctionTok"/>
         </w:rPr>
-        <w:t xml:space="preserve">stat_qq</w:t>
+        <w:t xml:space="preserve">geom_boxplot</w:t>
       </w:r>
       <w:r>
         <w:rPr>
@@ -2870,7 +3059,7 @@
         <w:rPr>
           <w:rStyle w:val="AttributeTok"/>
         </w:rPr>
-        <w:t xml:space="preserve">color =</w:t>
+        <w:t xml:space="preserve">fill =</w:t>
       </w:r>
       <w:r>
         <w:rPr>
@@ -2909,13 +3098,61 @@
         <w:rPr>
           <w:rStyle w:val="FunctionTok"/>
         </w:rPr>
-        <w:t xml:space="preserve">stat_qq_line</w:t>
-      </w:r>
-      <w:r>
-        <w:rPr>
-          <w:rStyle w:val="NormalTok"/>
-        </w:rPr>
-        <w:t xml:space="preserve">() </w:t>
+        <w:t xml:space="preserve">labs</w:t>
+      </w:r>
+      <w:r>
+        <w:rPr>
+          <w:rStyle w:val="NormalTok"/>
+        </w:rPr>
+        <w:t xml:space="preserve">( </w:t>
+      </w:r>
+      <w:r>
+        <w:rPr>
+          <w:rStyle w:val="AttributeTok"/>
+        </w:rPr>
+        <w:t xml:space="preserve">y =</w:t>
+      </w:r>
+      <w:r>
+        <w:rPr>
+          <w:rStyle w:val="NormalTok"/>
+        </w:rPr>
+        <w:t xml:space="preserve"> </w:t>
+      </w:r>
+      <w:r>
+        <w:rPr>
+          <w:rStyle w:val="StringTok"/>
+        </w:rPr>
+        <w:t xml:space="preserve">"Mass (g)"</w:t>
+      </w:r>
+      <w:r>
+        <w:rPr>
+          <w:rStyle w:val="NormalTok"/>
+        </w:rPr>
+        <w:t xml:space="preserve">, </w:t>
+      </w:r>
+      <w:r>
+        <w:rPr>
+          <w:rStyle w:val="AttributeTok"/>
+        </w:rPr>
+        <w:t xml:space="preserve">x =</w:t>
+      </w:r>
+      <w:r>
+        <w:rPr>
+          <w:rStyle w:val="NormalTok"/>
+        </w:rPr>
+        <w:t xml:space="preserve"> </w:t>
+      </w:r>
+      <w:r>
+        <w:rPr>
+          <w:rStyle w:val="StringTok"/>
+        </w:rPr>
+        <w:t xml:space="preserve">""</w:t>
+      </w:r>
+      <w:r>
+        <w:rPr>
+          <w:rStyle w:val="NormalTok"/>
+        </w:rPr>
+        <w:t xml:space="preserve">) </w:t>
       </w:r>
       <w:r>
         <w:rPr>
@@ -2936,196 +3173,22 @@
         <w:rPr>
           <w:rStyle w:val="FunctionTok"/>
         </w:rPr>
-        <w:t xml:space="preserve">labs</w:t>
-      </w:r>
-      <w:r>
-        <w:rPr>
-          <w:rStyle w:val="NormalTok"/>
-        </w:rPr>
-        <w:t xml:space="preserve">(</w:t>
-      </w:r>
-      <w:r>
-        <w:rPr>
-          <w:rStyle w:val="AttributeTok"/>
-        </w:rPr>
-        <w:t xml:space="preserve">title =</w:t>
-      </w:r>
-      <w:r>
-        <w:rPr>
-          <w:rStyle w:val="NormalTok"/>
-        </w:rPr>
-        <w:t xml:space="preserve"> </w:t>
-      </w:r>
-      <w:r>
-        <w:rPr>
-          <w:rStyle w:val="StringTok"/>
-        </w:rPr>
-        <w:t xml:space="preserve">"QQ Plot"</w:t>
-      </w:r>
-      <w:r>
-        <w:rPr>
-          <w:rStyle w:val="NormalTok"/>
-        </w:rPr>
-        <w:t xml:space="preserve">, </w:t>
-      </w:r>
-      <w:r>
-        <w:rPr>
-          <w:rStyle w:val="AttributeTok"/>
-        </w:rPr>
-        <w:t xml:space="preserve">x =</w:t>
-      </w:r>
-      <w:r>
-        <w:rPr>
-          <w:rStyle w:val="NormalTok"/>
-        </w:rPr>
-        <w:t xml:space="preserve"> </w:t>
-      </w:r>
-      <w:r>
-        <w:rPr>
-          <w:rStyle w:val="StringTok"/>
-        </w:rPr>
-        <w:t xml:space="preserve">"Theoretical Quantiles"</w:t>
-      </w:r>
-      <w:r>
-        <w:rPr>
-          <w:rStyle w:val="NormalTok"/>
-        </w:rPr>
-        <w:t xml:space="preserve">, </w:t>
-      </w:r>
-      <w:r>
-        <w:rPr>
-          <w:rStyle w:val="AttributeTok"/>
-        </w:rPr>
-        <w:t xml:space="preserve">y =</w:t>
-      </w:r>
-      <w:r>
-        <w:rPr>
-          <w:rStyle w:val="NormalTok"/>
-        </w:rPr>
-        <w:t xml:space="preserve"> </w:t>
-      </w:r>
-      <w:r>
-        <w:rPr>
-          <w:rStyle w:val="StringTok"/>
-        </w:rPr>
-        <w:t xml:space="preserve">"Sample Quantiles"</w:t>
-      </w:r>
-      <w:r>
-        <w:rPr>
-          <w:rStyle w:val="NormalTok"/>
-        </w:rPr>
-        <w:t xml:space="preserve">) </w:t>
-      </w:r>
-      <w:r>
-        <w:rPr>
-          <w:rStyle w:val="SpecialCharTok"/>
-        </w:rPr>
-        <w:t xml:space="preserve">+</w:t>
-      </w:r>
-      <w:r>
-        <w:br/>
-      </w:r>
-      <w:r>
-        <w:rPr>
-          <w:rStyle w:val="NormalTok"/>
-        </w:rPr>
-        <w:t xml:space="preserve">  </w:t>
-      </w:r>
-      <w:r>
-        <w:rPr>
-          <w:rStyle w:val="FunctionTok"/>
-        </w:rPr>
-        <w:t xml:space="preserve">theme_minimal</w:t>
-      </w:r>
-      <w:r>
-        <w:rPr>
-          <w:rStyle w:val="NormalTok"/>
-        </w:rPr>
-        <w:t xml:space="preserve">() </w:t>
-      </w:r>
-      <w:r>
-        <w:rPr>
-          <w:rStyle w:val="SpecialCharTok"/>
-        </w:rPr>
-        <w:t xml:space="preserve">+</w:t>
-      </w:r>
-      <w:r>
-        <w:br/>
-      </w:r>
-      <w:r>
-        <w:rPr>
-          <w:rStyle w:val="NormalTok"/>
-        </w:rPr>
-        <w:t xml:space="preserve">  </w:t>
-      </w:r>
-      <w:r>
-        <w:rPr>
-          <w:rStyle w:val="FunctionTok"/>
-        </w:rPr>
-        <w:t xml:space="preserve">theme</w:t>
-      </w:r>
-      <w:r>
-        <w:rPr>
-          <w:rStyle w:val="NormalTok"/>
-        </w:rPr>
-        <w:t xml:space="preserve">(</w:t>
-      </w:r>
-      <w:r>
-        <w:rPr>
-          <w:rStyle w:val="AttributeTok"/>
-        </w:rPr>
-        <w:t xml:space="preserve">plot.title =</w:t>
-      </w:r>
-      <w:r>
-        <w:rPr>
-          <w:rStyle w:val="NormalTok"/>
-        </w:rPr>
-        <w:t xml:space="preserve"> </w:t>
-      </w:r>
-      <w:r>
-        <w:rPr>
-          <w:rStyle w:val="FunctionTok"/>
-        </w:rPr>
-        <w:t xml:space="preserve">element_text</w:t>
-      </w:r>
-      <w:r>
-        <w:rPr>
-          <w:rStyle w:val="NormalTok"/>
-        </w:rPr>
-        <w:t xml:space="preserve">(</w:t>
-      </w:r>
-      <w:r>
-        <w:rPr>
-          <w:rStyle w:val="AttributeTok"/>
-        </w:rPr>
-        <w:t xml:space="preserve">hjust =</w:t>
-      </w:r>
-      <w:r>
-        <w:rPr>
-          <w:rStyle w:val="NormalTok"/>
-        </w:rPr>
-        <w:t xml:space="preserve"> </w:t>
-      </w:r>
-      <w:r>
-        <w:rPr>
-          <w:rStyle w:val="FloatTok"/>
-        </w:rPr>
-        <w:t xml:space="preserve">0.5</w:t>
-      </w:r>
-      <w:r>
-        <w:rPr>
-          <w:rStyle w:val="NormalTok"/>
-        </w:rPr>
-        <w:t xml:space="preserve">))</w:t>
-      </w:r>
-      <w:r>
-        <w:br/>
-      </w:r>
-      <w:r>
-        <w:rPr>
-          <w:rStyle w:val="NormalTok"/>
-        </w:rPr>
-        <w:t xml:space="preserve">ne12_qq_plot</w:t>
+        <w:t xml:space="preserve">coord_flip</w:t>
+      </w:r>
+      <w:r>
+        <w:rPr>
+          <w:rStyle w:val="NormalTok"/>
+        </w:rPr>
+        <w:t xml:space="preserve">()</w:t>
+      </w:r>
+      <w:r>
+        <w:br/>
+      </w:r>
+      <w:r>
+        <w:rPr>
+          <w:rStyle w:val="NormalTok"/>
+        </w:rPr>
+        <w:t xml:space="preserve">ne12_box_plot</w:t>
       </w:r>
     </w:p>
     <w:p>
@@ -3175,13 +3238,14 @@
         </w:drawing>
       </w:r>
     </w:p>
-    <w:bookmarkStart w:id="46" w:name="use-patchwork-to-combine-the-plots"/>
+    <w:bookmarkEnd w:id="43"/>
+    <w:bookmarkStart w:id="47" w:name="qq-plot-ne-12"/>
     <w:p>
       <w:pPr>
-        <w:pStyle w:val="Heading2"/>
+        <w:pStyle w:val="Heading3"/>
       </w:pPr>
       <w:r>
-        <w:t xml:space="preserve">Use Patchwork to combine the plots</w:t>
+        <w:t xml:space="preserve">QQ PLOT NE 12</w:t>
       </w:r>
     </w:p>
     <w:p>
@@ -3190,18 +3254,9 @@
       </w:pPr>
       <w:r>
         <w:rPr>
-          <w:rStyle w:val="CommentTok"/>
-        </w:rPr>
-        <w:t xml:space="preserve"># Combine all plots using patchwork</w:t>
-      </w:r>
-      <w:r>
-        <w:br/>
-      </w:r>
-      <w:r>
-        <w:rPr>
-          <w:rStyle w:val="NormalTok"/>
-        </w:rPr>
-        <w:t xml:space="preserve">combined_stats_plot </w:t>
+          <w:rStyle w:val="NormalTok"/>
+        </w:rPr>
+        <w:t xml:space="preserve">ne12_qq_plot </w:t>
       </w:r>
       <w:r>
         <w:rPr>
@@ -3213,7 +3268,43 @@
         <w:rPr>
           <w:rStyle w:val="NormalTok"/>
         </w:rPr>
-        <w:t xml:space="preserve"> (ne12_histo_plot </w:t>
+        <w:t xml:space="preserve"> </w:t>
+      </w:r>
+      <w:r>
+        <w:rPr>
+          <w:rStyle w:val="FunctionTok"/>
+        </w:rPr>
+        <w:t xml:space="preserve">ggplot</w:t>
+      </w:r>
+      <w:r>
+        <w:rPr>
+          <w:rStyle w:val="NormalTok"/>
+        </w:rPr>
+        <w:t xml:space="preserve">(ne12_df, </w:t>
+      </w:r>
+      <w:r>
+        <w:rPr>
+          <w:rStyle w:val="FunctionTok"/>
+        </w:rPr>
+        <w:t xml:space="preserve">aes</w:t>
+      </w:r>
+      <w:r>
+        <w:rPr>
+          <w:rStyle w:val="NormalTok"/>
+        </w:rPr>
+        <w:t xml:space="preserve">(</w:t>
+      </w:r>
+      <w:r>
+        <w:rPr>
+          <w:rStyle w:val="AttributeTok"/>
+        </w:rPr>
+        <w:t xml:space="preserve">sample =</w:t>
+      </w:r>
+      <w:r>
+        <w:rPr>
+          <w:rStyle w:val="NormalTok"/>
+        </w:rPr>
+        <w:t xml:space="preserve"> mass_g)) </w:t>
       </w:r>
       <w:r>
         <w:rPr>
@@ -3222,22 +3313,76 @@
         <w:t xml:space="preserve">+</w:t>
       </w:r>
       <w:r>
-        <w:rPr>
-          <w:rStyle w:val="NormalTok"/>
-        </w:rPr>
-        <w:t xml:space="preserve"> ne12_dot_plot) </w:t>
+        <w:br/>
+      </w:r>
+      <w:r>
+        <w:rPr>
+          <w:rStyle w:val="NormalTok"/>
+        </w:rPr>
+        <w:t xml:space="preserve">  </w:t>
+      </w:r>
+      <w:r>
+        <w:rPr>
+          <w:rStyle w:val="FunctionTok"/>
+        </w:rPr>
+        <w:t xml:space="preserve">stat_qq</w:t>
+      </w:r>
+      <w:r>
+        <w:rPr>
+          <w:rStyle w:val="NormalTok"/>
+        </w:rPr>
+        <w:t xml:space="preserve">(</w:t>
+      </w:r>
+      <w:r>
+        <w:rPr>
+          <w:rStyle w:val="AttributeTok"/>
+        </w:rPr>
+        <w:t xml:space="preserve">color =</w:t>
+      </w:r>
+      <w:r>
+        <w:rPr>
+          <w:rStyle w:val="NormalTok"/>
+        </w:rPr>
+        <w:t xml:space="preserve"> </w:t>
+      </w:r>
+      <w:r>
+        <w:rPr>
+          <w:rStyle w:val="StringTok"/>
+        </w:rPr>
+        <w:t xml:space="preserve">"steelblue"</w:t>
+      </w:r>
+      <w:r>
+        <w:rPr>
+          <w:rStyle w:val="NormalTok"/>
+        </w:rPr>
+        <w:t xml:space="preserve">) </w:t>
       </w:r>
       <w:r>
         <w:rPr>
           <w:rStyle w:val="SpecialCharTok"/>
         </w:rPr>
-        <w:t xml:space="preserve">/</w:t>
-      </w:r>
-      <w:r>
-        <w:rPr>
-          <w:rStyle w:val="NormalTok"/>
-        </w:rPr>
-        <w:t xml:space="preserve"> (ne12_box_plot </w:t>
+        <w:t xml:space="preserve">+</w:t>
+      </w:r>
+      <w:r>
+        <w:br/>
+      </w:r>
+      <w:r>
+        <w:rPr>
+          <w:rStyle w:val="NormalTok"/>
+        </w:rPr>
+        <w:t xml:space="preserve">  </w:t>
+      </w:r>
+      <w:r>
+        <w:rPr>
+          <w:rStyle w:val="FunctionTok"/>
+        </w:rPr>
+        <w:t xml:space="preserve">stat_qq_line</w:t>
+      </w:r>
+      <w:r>
+        <w:rPr>
+          <w:rStyle w:val="NormalTok"/>
+        </w:rPr>
+        <w:t xml:space="preserve">() </w:t>
       </w:r>
       <w:r>
         <w:rPr>
@@ -3246,10 +3391,97 @@
         <w:t xml:space="preserve">+</w:t>
       </w:r>
       <w:r>
-        <w:rPr>
-          <w:rStyle w:val="NormalTok"/>
-        </w:rPr>
-        <w:t xml:space="preserve"> ne12_qq_plot) </w:t>
+        <w:br/>
+      </w:r>
+      <w:r>
+        <w:rPr>
+          <w:rStyle w:val="NormalTok"/>
+        </w:rPr>
+        <w:t xml:space="preserve">  </w:t>
+      </w:r>
+      <w:r>
+        <w:rPr>
+          <w:rStyle w:val="FunctionTok"/>
+        </w:rPr>
+        <w:t xml:space="preserve">labs</w:t>
+      </w:r>
+      <w:r>
+        <w:rPr>
+          <w:rStyle w:val="NormalTok"/>
+        </w:rPr>
+        <w:t xml:space="preserve">(</w:t>
+      </w:r>
+      <w:r>
+        <w:rPr>
+          <w:rStyle w:val="AttributeTok"/>
+        </w:rPr>
+        <w:t xml:space="preserve">title =</w:t>
+      </w:r>
+      <w:r>
+        <w:rPr>
+          <w:rStyle w:val="NormalTok"/>
+        </w:rPr>
+        <w:t xml:space="preserve"> </w:t>
+      </w:r>
+      <w:r>
+        <w:rPr>
+          <w:rStyle w:val="StringTok"/>
+        </w:rPr>
+        <w:t xml:space="preserve">"QQ Plot"</w:t>
+      </w:r>
+      <w:r>
+        <w:rPr>
+          <w:rStyle w:val="NormalTok"/>
+        </w:rPr>
+        <w:t xml:space="preserve">, </w:t>
+      </w:r>
+      <w:r>
+        <w:rPr>
+          <w:rStyle w:val="AttributeTok"/>
+        </w:rPr>
+        <w:t xml:space="preserve">x =</w:t>
+      </w:r>
+      <w:r>
+        <w:rPr>
+          <w:rStyle w:val="NormalTok"/>
+        </w:rPr>
+        <w:t xml:space="preserve"> </w:t>
+      </w:r>
+      <w:r>
+        <w:rPr>
+          <w:rStyle w:val="StringTok"/>
+        </w:rPr>
+        <w:t xml:space="preserve">"Theoretical Quantiles"</w:t>
+      </w:r>
+      <w:r>
+        <w:rPr>
+          <w:rStyle w:val="NormalTok"/>
+        </w:rPr>
+        <w:t xml:space="preserve">, </w:t>
+      </w:r>
+      <w:r>
+        <w:rPr>
+          <w:rStyle w:val="AttributeTok"/>
+        </w:rPr>
+        <w:t xml:space="preserve">y =</w:t>
+      </w:r>
+      <w:r>
+        <w:rPr>
+          <w:rStyle w:val="NormalTok"/>
+        </w:rPr>
+        <w:t xml:space="preserve"> </w:t>
+      </w:r>
+      <w:r>
+        <w:rPr>
+          <w:rStyle w:val="StringTok"/>
+        </w:rPr>
+        <w:t xml:space="preserve">"Sample Quantiles"</w:t>
+      </w:r>
+      <w:r>
+        <w:rPr>
+          <w:rStyle w:val="NormalTok"/>
+        </w:rPr>
+        <w:t xml:space="preserve">) </w:t>
       </w:r>
       <w:r>
         <w:rPr>
@@ -3270,7 +3502,34 @@
         <w:rPr>
           <w:rStyle w:val="FunctionTok"/>
         </w:rPr>
-        <w:t xml:space="preserve">plot_annotation</w:t>
+        <w:t xml:space="preserve">theme_minimal</w:t>
+      </w:r>
+      <w:r>
+        <w:rPr>
+          <w:rStyle w:val="NormalTok"/>
+        </w:rPr>
+        <w:t xml:space="preserve">() </w:t>
+      </w:r>
+      <w:r>
+        <w:rPr>
+          <w:rStyle w:val="SpecialCharTok"/>
+        </w:rPr>
+        <w:t xml:space="preserve">+</w:t>
+      </w:r>
+      <w:r>
+        <w:br/>
+      </w:r>
+      <w:r>
+        <w:rPr>
+          <w:rStyle w:val="NormalTok"/>
+        </w:rPr>
+        <w:t xml:space="preserve">  </w:t>
+      </w:r>
+      <w:r>
+        <w:rPr>
+          <w:rStyle w:val="FunctionTok"/>
+        </w:rPr>
+        <w:t xml:space="preserve">theme</w:t>
       </w:r>
       <w:r>
         <w:rPr>
@@ -3279,19 +3538,10 @@
         <w:t xml:space="preserve">(</w:t>
       </w:r>
       <w:r>
-        <w:br/>
-      </w:r>
-      <w:r>
-        <w:rPr>
-          <w:rStyle w:val="NormalTok"/>
-        </w:rPr>
-        <w:t xml:space="preserve">    </w:t>
-      </w:r>
-      <w:r>
         <w:rPr>
           <w:rStyle w:val="AttributeTok"/>
         </w:rPr>
-        <w:t xml:space="preserve">theme =</w:t>
+        <w:t xml:space="preserve">plot.title =</w:t>
       </w:r>
       <w:r>
         <w:rPr>
@@ -3303,7 +3553,7 @@
         <w:rPr>
           <w:rStyle w:val="FunctionTok"/>
         </w:rPr>
-        <w:t xml:space="preserve">theme</w:t>
+        <w:t xml:space="preserve">element_text</w:t>
       </w:r>
       <w:r>
         <w:rPr>
@@ -3315,7 +3565,7 @@
         <w:rPr>
           <w:rStyle w:val="AttributeTok"/>
         </w:rPr>
-        <w:t xml:space="preserve">plot.title =</w:t>
+        <w:t xml:space="preserve">hjust =</w:t>
       </w:r>
       <w:r>
         <w:rPr>
@@ -3325,30 +3575,6 @@
       </w:r>
       <w:r>
         <w:rPr>
-          <w:rStyle w:val="FunctionTok"/>
-        </w:rPr>
-        <w:t xml:space="preserve">element_text</w:t>
-      </w:r>
-      <w:r>
-        <w:rPr>
-          <w:rStyle w:val="NormalTok"/>
-        </w:rPr>
-        <w:t xml:space="preserve">(</w:t>
-      </w:r>
-      <w:r>
-        <w:rPr>
-          <w:rStyle w:val="AttributeTok"/>
-        </w:rPr>
-        <w:t xml:space="preserve">hjust =</w:t>
-      </w:r>
-      <w:r>
-        <w:rPr>
-          <w:rStyle w:val="NormalTok"/>
-        </w:rPr>
-        <w:t xml:space="preserve"> </w:t>
-      </w:r>
-      <w:r>
-        <w:rPr>
           <w:rStyle w:val="FloatTok"/>
         </w:rPr>
         <w:t xml:space="preserve">0.5</w:t>
@@ -3357,63 +3583,6 @@
         <w:rPr>
           <w:rStyle w:val="NormalTok"/>
         </w:rPr>
-        <w:t xml:space="preserve">),</w:t>
-      </w:r>
-      <w:r>
-        <w:br/>
-      </w:r>
-      <w:r>
-        <w:rPr>
-          <w:rStyle w:val="NormalTok"/>
-        </w:rPr>
-        <w:t xml:space="preserve">                  </w:t>
-      </w:r>
-      <w:r>
-        <w:rPr>
-          <w:rStyle w:val="AttributeTok"/>
-        </w:rPr>
-        <w:t xml:space="preserve">plot.subtitle =</w:t>
-      </w:r>
-      <w:r>
-        <w:rPr>
-          <w:rStyle w:val="NormalTok"/>
-        </w:rPr>
-        <w:t xml:space="preserve"> </w:t>
-      </w:r>
-      <w:r>
-        <w:rPr>
-          <w:rStyle w:val="FunctionTok"/>
-        </w:rPr>
-        <w:t xml:space="preserve">element_text</w:t>
-      </w:r>
-      <w:r>
-        <w:rPr>
-          <w:rStyle w:val="NormalTok"/>
-        </w:rPr>
-        <w:t xml:space="preserve">(</w:t>
-      </w:r>
-      <w:r>
-        <w:rPr>
-          <w:rStyle w:val="AttributeTok"/>
-        </w:rPr>
-        <w:t xml:space="preserve">hjust =</w:t>
-      </w:r>
-      <w:r>
-        <w:rPr>
-          <w:rStyle w:val="NormalTok"/>
-        </w:rPr>
-        <w:t xml:space="preserve"> </w:t>
-      </w:r>
-      <w:r>
-        <w:rPr>
-          <w:rStyle w:val="FloatTok"/>
-        </w:rPr>
-        <w:t xml:space="preserve">0.5</w:t>
-      </w:r>
-      <w:r>
-        <w:rPr>
-          <w:rStyle w:val="NormalTok"/>
-        </w:rPr>
         <w:t xml:space="preserve">))</w:t>
       </w:r>
       <w:r>
@@ -3423,28 +3592,7 @@
         <w:rPr>
           <w:rStyle w:val="NormalTok"/>
         </w:rPr>
-        <w:t xml:space="preserve">  )</w:t>
-      </w:r>
-      <w:r>
-        <w:br/>
-      </w:r>
-      <w:r>
-        <w:br/>
-      </w:r>
-      <w:r>
-        <w:rPr>
-          <w:rStyle w:val="CommentTok"/>
-        </w:rPr>
-        <w:t xml:space="preserve"># Display the combined plot</w:t>
-      </w:r>
-      <w:r>
-        <w:br/>
-      </w:r>
-      <w:r>
-        <w:rPr>
-          <w:rStyle w:val="NormalTok"/>
-        </w:rPr>
-        <w:t xml:space="preserve">combined_stats_plot</w:t>
+        <w:t xml:space="preserve">ne12_qq_plot</w:t>
       </w:r>
     </w:p>
     <w:p>
@@ -3456,18 +3604,18 @@
           <wp:inline>
             <wp:extent cx="2743200" cy="2743200"/>
             <wp:effectExtent b="0" l="0" r="0" t="0"/>
-            <wp:docPr descr="" title="" id="44" name="Picture"/>
+            <wp:docPr descr="" title="" id="45" name="Picture"/>
             <a:graphic>
               <a:graphicData uri="http://schemas.openxmlformats.org/drawingml/2006/picture">
                 <pic:pic>
                   <pic:nvPicPr>
-                    <pic:cNvPr descr="07_02_class_activity_files/figure-docx/unnamed-chunk-5-1.jpeg" id="45" name="Picture"/>
+                    <pic:cNvPr descr="07_02_class_activity_files/figure-docx/unnamed-chunk-5-1.jpeg" id="46" name="Picture"/>
                     <pic:cNvPicPr>
                       <a:picLocks noChangeArrowheads="1" noChangeAspect="1"/>
                     </pic:cNvPicPr>
                   </pic:nvPicPr>
                   <pic:blipFill>
-                    <a:blip r:embed="rId43"/>
+                    <a:blip r:embed="rId44"/>
                     <a:stretch>
                       <a:fillRect/>
                     </a:stretch>
@@ -3494,14 +3642,277 @@
         </w:drawing>
       </w:r>
     </w:p>
-    <w:bookmarkEnd w:id="46"/>
-    <w:bookmarkStart w:id="47" w:name="shapiro-wilks-test"/>
+    <w:bookmarkEnd w:id="47"/>
+    <w:bookmarkStart w:id="51" w:name="use-patchwork-to-combine-the-plots"/>
     <w:p>
       <w:pPr>
         <w:pStyle w:val="Heading2"/>
       </w:pPr>
       <w:r>
-        <w:t xml:space="preserve">Shapiro-Wilk’s Test</w:t>
+        <w:t xml:space="preserve">Use Patchwork to combine the plots</w:t>
+      </w:r>
+    </w:p>
+    <w:p>
+      <w:pPr>
+        <w:pStyle w:val="SourceCode"/>
+      </w:pPr>
+      <w:r>
+        <w:rPr>
+          <w:rStyle w:val="CommentTok"/>
+        </w:rPr>
+        <w:t xml:space="preserve"># Combine all plots using patchwork</w:t>
+      </w:r>
+      <w:r>
+        <w:br/>
+      </w:r>
+      <w:r>
+        <w:rPr>
+          <w:rStyle w:val="NormalTok"/>
+        </w:rPr>
+        <w:t xml:space="preserve">combined_stats_plot </w:t>
+      </w:r>
+      <w:r>
+        <w:rPr>
+          <w:rStyle w:val="OtherTok"/>
+        </w:rPr>
+        <w:t xml:space="preserve">&lt;-</w:t>
+      </w:r>
+      <w:r>
+        <w:rPr>
+          <w:rStyle w:val="NormalTok"/>
+        </w:rPr>
+        <w:t xml:space="preserve"> (ne12_histo_plot </w:t>
+      </w:r>
+      <w:r>
+        <w:rPr>
+          <w:rStyle w:val="SpecialCharTok"/>
+        </w:rPr>
+        <w:t xml:space="preserve">+</w:t>
+      </w:r>
+      <w:r>
+        <w:rPr>
+          <w:rStyle w:val="NormalTok"/>
+        </w:rPr>
+        <w:t xml:space="preserve"> ne12_dot_plot) </w:t>
+      </w:r>
+      <w:r>
+        <w:rPr>
+          <w:rStyle w:val="SpecialCharTok"/>
+        </w:rPr>
+        <w:t xml:space="preserve">/</w:t>
+      </w:r>
+      <w:r>
+        <w:rPr>
+          <w:rStyle w:val="NormalTok"/>
+        </w:rPr>
+        <w:t xml:space="preserve"> (ne12_box_plot </w:t>
+      </w:r>
+      <w:r>
+        <w:rPr>
+          <w:rStyle w:val="SpecialCharTok"/>
+        </w:rPr>
+        <w:t xml:space="preserve">+</w:t>
+      </w:r>
+      <w:r>
+        <w:rPr>
+          <w:rStyle w:val="NormalTok"/>
+        </w:rPr>
+        <w:t xml:space="preserve"> ne12_qq_plot) </w:t>
+      </w:r>
+      <w:r>
+        <w:rPr>
+          <w:rStyle w:val="SpecialCharTok"/>
+        </w:rPr>
+        <w:t xml:space="preserve">+</w:t>
+      </w:r>
+      <w:r>
+        <w:br/>
+      </w:r>
+      <w:r>
+        <w:rPr>
+          <w:rStyle w:val="NormalTok"/>
+        </w:rPr>
+        <w:t xml:space="preserve">  </w:t>
+      </w:r>
+      <w:r>
+        <w:rPr>
+          <w:rStyle w:val="FunctionTok"/>
+        </w:rPr>
+        <w:t xml:space="preserve">plot_annotation</w:t>
+      </w:r>
+      <w:r>
+        <w:rPr>
+          <w:rStyle w:val="NormalTok"/>
+        </w:rPr>
+        <w:t xml:space="preserve">(</w:t>
+      </w:r>
+      <w:r>
+        <w:br/>
+      </w:r>
+      <w:r>
+        <w:rPr>
+          <w:rStyle w:val="NormalTok"/>
+        </w:rPr>
+        <w:t xml:space="preserve">    </w:t>
+      </w:r>
+      <w:r>
+        <w:rPr>
+          <w:rStyle w:val="AttributeTok"/>
+        </w:rPr>
+        <w:t xml:space="preserve">theme =</w:t>
+      </w:r>
+      <w:r>
+        <w:rPr>
+          <w:rStyle w:val="NormalTok"/>
+        </w:rPr>
+        <w:t xml:space="preserve"> </w:t>
+      </w:r>
+      <w:r>
+        <w:rPr>
+          <w:rStyle w:val="FunctionTok"/>
+        </w:rPr>
+        <w:t xml:space="preserve">theme</w:t>
+      </w:r>
+      <w:r>
+        <w:rPr>
+          <w:rStyle w:val="NormalTok"/>
+        </w:rPr>
+        <w:t xml:space="preserve">(</w:t>
+      </w:r>
+      <w:r>
+        <w:rPr>
+          <w:rStyle w:val="AttributeTok"/>
+        </w:rPr>
+        <w:t xml:space="preserve">plot.title =</w:t>
+      </w:r>
+      <w:r>
+        <w:rPr>
+          <w:rStyle w:val="NormalTok"/>
+        </w:rPr>
+        <w:t xml:space="preserve"> </w:t>
+      </w:r>
+      <w:r>
+        <w:rPr>
+          <w:rStyle w:val="FunctionTok"/>
+        </w:rPr>
+        <w:t xml:space="preserve">element_text</w:t>
+      </w:r>
+      <w:r>
+        <w:rPr>
+          <w:rStyle w:val="NormalTok"/>
+        </w:rPr>
+        <w:t xml:space="preserve">(</w:t>
+      </w:r>
+      <w:r>
+        <w:rPr>
+          <w:rStyle w:val="AttributeTok"/>
+        </w:rPr>
+        <w:t xml:space="preserve">hjust =</w:t>
+      </w:r>
+      <w:r>
+        <w:rPr>
+          <w:rStyle w:val="NormalTok"/>
+        </w:rPr>
+        <w:t xml:space="preserve"> </w:t>
+      </w:r>
+      <w:r>
+        <w:rPr>
+          <w:rStyle w:val="FloatTok"/>
+        </w:rPr>
+        <w:t xml:space="preserve">0.5</w:t>
+      </w:r>
+      <w:r>
+        <w:rPr>
+          <w:rStyle w:val="NormalTok"/>
+        </w:rPr>
+        <w:t xml:space="preserve">),</w:t>
+      </w:r>
+      <w:r>
+        <w:br/>
+      </w:r>
+      <w:r>
+        <w:rPr>
+          <w:rStyle w:val="NormalTok"/>
+        </w:rPr>
+        <w:t xml:space="preserve">                  </w:t>
+      </w:r>
+      <w:r>
+        <w:rPr>
+          <w:rStyle w:val="AttributeTok"/>
+        </w:rPr>
+        <w:t xml:space="preserve">plot.subtitle =</w:t>
+      </w:r>
+      <w:r>
+        <w:rPr>
+          <w:rStyle w:val="NormalTok"/>
+        </w:rPr>
+        <w:t xml:space="preserve"> </w:t>
+      </w:r>
+      <w:r>
+        <w:rPr>
+          <w:rStyle w:val="FunctionTok"/>
+        </w:rPr>
+        <w:t xml:space="preserve">element_text</w:t>
+      </w:r>
+      <w:r>
+        <w:rPr>
+          <w:rStyle w:val="NormalTok"/>
+        </w:rPr>
+        <w:t xml:space="preserve">(</w:t>
+      </w:r>
+      <w:r>
+        <w:rPr>
+          <w:rStyle w:val="AttributeTok"/>
+        </w:rPr>
+        <w:t xml:space="preserve">hjust =</w:t>
+      </w:r>
+      <w:r>
+        <w:rPr>
+          <w:rStyle w:val="NormalTok"/>
+        </w:rPr>
+        <w:t xml:space="preserve"> </w:t>
+      </w:r>
+      <w:r>
+        <w:rPr>
+          <w:rStyle w:val="FloatTok"/>
+        </w:rPr>
+        <w:t xml:space="preserve">0.5</w:t>
+      </w:r>
+      <w:r>
+        <w:rPr>
+          <w:rStyle w:val="NormalTok"/>
+        </w:rPr>
+        <w:t xml:space="preserve">))</w:t>
+      </w:r>
+      <w:r>
+        <w:br/>
+      </w:r>
+      <w:r>
+        <w:rPr>
+          <w:rStyle w:val="NormalTok"/>
+        </w:rPr>
+        <w:t xml:space="preserve">  )</w:t>
+      </w:r>
+      <w:r>
+        <w:br/>
+      </w:r>
+      <w:r>
+        <w:br/>
+      </w:r>
+      <w:r>
+        <w:rPr>
+          <w:rStyle w:val="CommentTok"/>
+        </w:rPr>
+        <w:t xml:space="preserve"># Display the combined plot</w:t>
+      </w:r>
+      <w:r>
+        <w:br/>
+      </w:r>
+      <w:r>
+        <w:rPr>
+          <w:rStyle w:val="NormalTok"/>
+        </w:rPr>
+        <w:t xml:space="preserve">combined_stats_plot</w:t>
       </w:r>
     </w:p>
     <w:p>
@@ -3509,6 +3920,63 @@
         <w:pStyle w:val="FirstParagraph"/>
       </w:pPr>
       <w:r>
+        <w:drawing>
+          <wp:inline>
+            <wp:extent cx="2743200" cy="2743200"/>
+            <wp:effectExtent b="0" l="0" r="0" t="0"/>
+            <wp:docPr descr="" title="" id="49" name="Picture"/>
+            <a:graphic>
+              <a:graphicData uri="http://schemas.openxmlformats.org/drawingml/2006/picture">
+                <pic:pic>
+                  <pic:nvPicPr>
+                    <pic:cNvPr descr="07_02_class_activity_files/figure-docx/unnamed-chunk-6-1.jpeg" id="50" name="Picture"/>
+                    <pic:cNvPicPr>
+                      <a:picLocks noChangeArrowheads="1" noChangeAspect="1"/>
+                    </pic:cNvPicPr>
+                  </pic:nvPicPr>
+                  <pic:blipFill>
+                    <a:blip r:embed="rId48"/>
+                    <a:stretch>
+                      <a:fillRect/>
+                    </a:stretch>
+                  </pic:blipFill>
+                  <pic:spPr bwMode="auto">
+                    <a:xfrm>
+                      <a:off x="0" y="0"/>
+                      <a:ext cx="2743200" cy="2743200"/>
+                    </a:xfrm>
+                    <a:prstGeom prst="rect">
+                      <a:avLst/>
+                    </a:prstGeom>
+                    <a:noFill/>
+                    <a:ln w="9525">
+                      <a:noFill/>
+                      <a:headEnd/>
+                      <a:tailEnd/>
+                    </a:ln>
+                  </pic:spPr>
+                </pic:pic>
+              </a:graphicData>
+            </a:graphic>
+          </wp:inline>
+        </w:drawing>
+      </w:r>
+    </w:p>
+    <w:bookmarkEnd w:id="51"/>
+    <w:bookmarkStart w:id="52" w:name="shapiro-wilks-test"/>
+    <w:p>
+      <w:pPr>
+        <w:pStyle w:val="Heading2"/>
+      </w:pPr>
+      <w:r>
+        <w:t xml:space="preserve">Shapiro-Wilk’s Test</w:t>
+      </w:r>
+    </w:p>
+    <w:p>
+      <w:pPr>
+        <w:pStyle w:val="FirstParagraph"/>
+      </w:pPr>
+      <w:r>
         <w:t xml:space="preserve">Really want to do this on residuals</w:t>
       </w:r>
     </w:p>
@@ -3618,15 +4086,15 @@
         <w:t xml:space="preserve">W = 0.85148, p-value &lt; 2.2e-16</w:t>
       </w:r>
     </w:p>
-    <w:bookmarkEnd w:id="47"/>
-    <w:bookmarkEnd w:id="48"/>
-    <w:bookmarkStart w:id="55" w:name="Xf095501c06571ce40d64817b04dfc1678e7960d"/>
+    <w:bookmarkEnd w:id="52"/>
+    <w:bookmarkEnd w:id="53"/>
+    <w:bookmarkStart w:id="60" w:name="X9736aa1f8ffd5a4a4dd57b22d8a7ec597b66542"/>
     <w:p>
       <w:pPr>
         <w:pStyle w:val="Heading1"/>
       </w:pPr>
       <w:r>
-        <w:t xml:space="preserve">Now that we show how mass of lake NE 12 fails what do we do next?</w:t>
+        <w:t xml:space="preserve">Now that we have shown how mass of lake NE 12 fails what do we do next?</w:t>
       </w:r>
     </w:p>
     <w:p>
@@ -3679,18 +4147,18 @@
                 <wp:inline>
                   <wp:extent cx="152400" cy="152400"/>
                   <wp:effectExtent b="0" l="0" r="0" t="0"/>
-                  <wp:docPr descr="" title="" id="50" name="Picture"/>
+                  <wp:docPr descr="" title="" id="55" name="Picture"/>
                   <a:graphic>
                     <a:graphicData uri="http://schemas.openxmlformats.org/drawingml/2006/picture">
                       <pic:pic>
                         <pic:nvPicPr>
-                          <pic:cNvPr descr="/Applications/RStudio.app/Contents/Resources/app/quarto/share/formats/docx/tip.png" id="51" name="Picture"/>
+                          <pic:cNvPr descr="/Applications/RStudio.app/Contents/Resources/app/quarto/share/formats/docx/tip.png" id="56" name="Picture"/>
                           <pic:cNvPicPr>
                             <a:picLocks noChangeArrowheads="1" noChangeAspect="1"/>
                           </pic:cNvPicPr>
                         </pic:nvPicPr>
                         <pic:blipFill>
-                          <a:blip r:embed="rId49"/>
+                          <a:blip r:embed="rId54"/>
                           <a:stretch>
                             <a:fillRect/>
                           </a:stretch>
@@ -3723,7 +4191,31 @@
               <w:t xml:space="preserve"> </w:t>
             </w:r>
             <w:r>
-              <w:t xml:space="preserve">Exercise: Create a island_ne12_df dataframe from</w:t>
+              <w:t xml:space="preserve">Exercise: Create a dataframe from</w:t>
+            </w:r>
+            <w:r>
+              <w:t xml:space="preserve"> </w:t>
+            </w:r>
+            <w:r>
+              <w:rPr>
+                <w:rStyle w:val="VerbatimChar"/>
+              </w:rPr>
+              <w:t xml:space="preserve">Island Lake</w:t>
+            </w:r>
+            <w:r>
+              <w:t xml:space="preserve"> </w:t>
+            </w:r>
+            <w:r>
+              <w:t xml:space="preserve">and</w:t>
+            </w:r>
+            <w:r>
+              <w:t xml:space="preserve"> </w:t>
+            </w:r>
+            <w:r>
+              <w:rPr>
+                <w:rStyle w:val="VerbatimChar"/>
+              </w:rPr>
+              <w:t xml:space="preserve">NE 12</w:t>
             </w:r>
           </w:p>
         </w:tc>
@@ -3741,17 +4233,6 @@
           </w:tcPr>
           <w:p>
             <w:pPr>
-              <w:pStyle w:val="BodyText"/>
-            </w:pPr>
-            <w:pPr>
-              <w:spacing w:before="16"/>
-            </w:pPr>
-            <w:r>
-              <w:t xml:space="preserve">We could also look at the difference in means… some cool code here</w:t>
-            </w:r>
-          </w:p>
-          <w:p>
-            <w:pPr>
               <w:pStyle w:val="SourceCode"/>
             </w:pPr>
             <w:r>
@@ -3776,7 +4257,7 @@
               <w:rPr>
                 <w:rStyle w:val="NormalTok"/>
               </w:rPr>
-              <w:t xml:space="preserve">island_ne12_df </w:t>
+              <w:t xml:space="preserve">in_df </w:t>
             </w:r>
             <w:r>
               <w:rPr>
@@ -3941,7 +4422,7 @@
               <w:rPr>
                 <w:rStyle w:val="NormalTok"/>
               </w:rPr>
-              <w:t xml:space="preserve">(island_ne12_df)</w:t>
+              <w:t xml:space="preserve">(in_df)</w:t>
             </w:r>
           </w:p>
           <w:p>
@@ -4080,18 +4561,18 @@
                 <wp:inline>
                   <wp:extent cx="152400" cy="152400"/>
                   <wp:effectExtent b="0" l="0" r="0" t="0"/>
-                  <wp:docPr descr="" title="" id="52" name="Picture"/>
+                  <wp:docPr descr="" title="" id="57" name="Picture"/>
                   <a:graphic>
                     <a:graphicData uri="http://schemas.openxmlformats.org/drawingml/2006/picture">
                       <pic:pic>
                         <pic:nvPicPr>
-                          <pic:cNvPr descr="/Applications/RStudio.app/Contents/Resources/app/quarto/share/formats/docx/tip.png" id="53" name="Picture"/>
+                          <pic:cNvPr descr="/Applications/RStudio.app/Contents/Resources/app/quarto/share/formats/docx/tip.png" id="58" name="Picture"/>
                           <pic:cNvPicPr>
                             <a:picLocks noChangeArrowheads="1" noChangeAspect="1"/>
                           </pic:cNvPicPr>
                         </pic:nvPicPr>
                         <pic:blipFill>
-                          <a:blip r:embed="rId49"/>
+                          <a:blip r:embed="rId54"/>
                           <a:stretch>
                             <a:fillRect/>
                           </a:stretch>
@@ -4140,7 +4621,7 @@
               <w:bottom w:w="108" w:type="dxa"/>
             </w:tcMar>
           </w:tcPr>
-          <w:bookmarkStart w:id="54" w:name="get-a-summary-of-the-data-by-lake"/>
+          <w:bookmarkStart w:id="59" w:name="get-a-summary-of-the-data-by-lake"/>
           <w:p>
             <w:pPr>
               <w:pStyle w:val="Heading1"/>
@@ -4178,7 +4659,7 @@
               <w:rPr>
                 <w:rStyle w:val="NormalTok"/>
               </w:rPr>
-              <w:t xml:space="preserve"> island_ne12_df </w:t>
+              <w:t xml:space="preserve"> in_df </w:t>
             </w:r>
             <w:r>
               <w:rPr>
@@ -4561,9 +5042,9 @@
         </w:tc>
       </w:tr>
     </w:tbl>
-    <w:bookmarkEnd w:id="54"/>
-    <w:bookmarkEnd w:id="55"/>
-    <w:bookmarkStart w:id="61" w:name="visualize-data-by-lake"/>
+    <w:bookmarkEnd w:id="59"/>
+    <w:bookmarkEnd w:id="60"/>
+    <w:bookmarkStart w:id="80" w:name="visualize-data-by-lake"/>
     <w:p>
       <w:pPr>
         <w:pStyle w:val="Heading1"/>
@@ -4614,18 +5095,18 @@
                 <wp:inline>
                   <wp:extent cx="152400" cy="152400"/>
                   <wp:effectExtent b="0" l="0" r="0" t="0"/>
-                  <wp:docPr descr="" title="" id="56" name="Picture"/>
+                  <wp:docPr descr="" title="" id="61" name="Picture"/>
                   <a:graphic>
                     <a:graphicData uri="http://schemas.openxmlformats.org/drawingml/2006/picture">
                       <pic:pic>
                         <pic:nvPicPr>
-                          <pic:cNvPr descr="/Applications/RStudio.app/Contents/Resources/app/quarto/share/formats/docx/tip.png" id="57" name="Picture"/>
+                          <pic:cNvPr descr="/Applications/RStudio.app/Contents/Resources/app/quarto/share/formats/docx/tip.png" id="62" name="Picture"/>
                           <pic:cNvPicPr>
                             <a:picLocks noChangeArrowheads="1" noChangeAspect="1"/>
                           </pic:cNvPicPr>
                         </pic:nvPicPr>
                         <pic:blipFill>
-                          <a:blip r:embed="rId49"/>
+                          <a:blip r:embed="rId54"/>
                           <a:stretch>
                             <a:fillRect/>
                           </a:stretch>
@@ -4703,7 +5184,7 @@
               <w:rPr>
                 <w:rStyle w:val="NormalTok"/>
               </w:rPr>
-              <w:t xml:space="preserve"> island_ne12_df </w:t>
+              <w:t xml:space="preserve"> in_df </w:t>
             </w:r>
             <w:r>
               <w:rPr>
@@ -5069,18 +5550,18 @@
                 <wp:inline>
                   <wp:extent cx="2743200" cy="2743200"/>
                   <wp:effectExtent b="0" l="0" r="0" t="0"/>
-                  <wp:docPr descr="" title="" id="59" name="Picture"/>
+                  <wp:docPr descr="" title="" id="64" name="Picture"/>
                   <a:graphic>
                     <a:graphicData uri="http://schemas.openxmlformats.org/drawingml/2006/picture">
                       <pic:pic>
                         <pic:nvPicPr>
-                          <pic:cNvPr descr="07_02_class_activity_files/figure-docx/unnamed-chunk-9-1.jpeg" id="60" name="Picture"/>
+                          <pic:cNvPr descr="07_02_class_activity_files/figure-docx/unnamed-chunk-10-1.jpeg" id="65" name="Picture"/>
                           <pic:cNvPicPr>
                             <a:picLocks noChangeArrowheads="1" noChangeAspect="1"/>
                           </pic:cNvPicPr>
                         </pic:nvPicPr>
                         <pic:blipFill>
-                          <a:blip r:embed="rId58"/>
+                          <a:blip r:embed="rId63"/>
                           <a:stretch>
                             <a:fillRect/>
                           </a:stretch>
@@ -5110,23 +5591,33 @@
         </w:tc>
       </w:tr>
     </w:tbl>
-    <w:bookmarkEnd w:id="61"/>
-    <w:bookmarkStart w:id="74" w:name="practice-for-later-if-you-choose"/>
+    <w:bookmarkStart w:id="66" w:name="practice-for-later-if-you-choose"/>
     <w:p>
       <w:pPr>
-        <w:pStyle w:val="Heading1"/>
+        <w:pStyle w:val="Heading3"/>
       </w:pPr>
       <w:r>
         <w:t xml:space="preserve">Practice for later if you choose</w:t>
       </w:r>
     </w:p>
+    <w:bookmarkEnd w:id="66"/>
     <w:bookmarkStart w:id="67" w:name="informal-normality-test---often-better"/>
     <w:p>
       <w:pPr>
-        <w:pStyle w:val="Heading2"/>
+        <w:pStyle w:val="Heading3"/>
       </w:pPr>
       <w:r>
         <w:t xml:space="preserve">Informal Normality test - often better</w:t>
+      </w:r>
+    </w:p>
+    <w:bookmarkEnd w:id="67"/>
+    <w:bookmarkStart w:id="73" w:name="qq-plot-for-both-lakes"/>
+    <w:p>
+      <w:pPr>
+        <w:pStyle w:val="Heading3"/>
+      </w:pPr>
+      <w:r>
+        <w:t xml:space="preserve">QQ PLOT FOR BOTH LAKES</w:t>
       </w:r>
     </w:p>
     <w:tbl>
@@ -5171,18 +5662,18 @@
                 <wp:inline>
                   <wp:extent cx="152400" cy="152400"/>
                   <wp:effectExtent b="0" l="0" r="0" t="0"/>
-                  <wp:docPr descr="" title="" id="62" name="Picture"/>
+                  <wp:docPr descr="" title="" id="68" name="Picture"/>
                   <a:graphic>
                     <a:graphicData uri="http://schemas.openxmlformats.org/drawingml/2006/picture">
                       <pic:pic>
                         <pic:nvPicPr>
-                          <pic:cNvPr descr="/Applications/RStudio.app/Contents/Resources/app/quarto/share/formats/docx/tip.png" id="63" name="Picture"/>
+                          <pic:cNvPr descr="/Applications/RStudio.app/Contents/Resources/app/quarto/share/formats/docx/tip.png" id="69" name="Picture"/>
                           <pic:cNvPicPr>
                             <a:picLocks noChangeArrowheads="1" noChangeAspect="1"/>
                           </pic:cNvPicPr>
                         </pic:nvPicPr>
                         <pic:blipFill>
-                          <a:blip r:embed="rId49"/>
+                          <a:blip r:embed="rId54"/>
                           <a:stretch>
                             <a:fillRect/>
                           </a:stretch>
@@ -5285,7 +5776,7 @@
               <w:rPr>
                 <w:rStyle w:val="NormalTok"/>
               </w:rPr>
-              <w:t xml:space="preserve"> island_ne12_df </w:t>
+              <w:t xml:space="preserve"> in_df </w:t>
             </w:r>
             <w:r>
               <w:rPr>
@@ -5630,18 +6121,18 @@
                 <wp:inline>
                   <wp:extent cx="2743200" cy="2743200"/>
                   <wp:effectExtent b="0" l="0" r="0" t="0"/>
-                  <wp:docPr descr="" title="" id="65" name="Picture"/>
+                  <wp:docPr descr="" title="" id="71" name="Picture"/>
                   <a:graphic>
                     <a:graphicData uri="http://schemas.openxmlformats.org/drawingml/2006/picture">
                       <pic:pic>
                         <pic:nvPicPr>
-                          <pic:cNvPr descr="07_02_class_activity_files/figure-docx/unnamed-chunk-10-1.jpeg" id="66" name="Picture"/>
+                          <pic:cNvPr descr="07_02_class_activity_files/figure-docx/unnamed-chunk-11-1.jpeg" id="72" name="Picture"/>
                           <pic:cNvPicPr>
                             <a:picLocks noChangeArrowheads="1" noChangeAspect="1"/>
                           </pic:cNvPicPr>
                         </pic:nvPicPr>
                         <pic:blipFill>
-                          <a:blip r:embed="rId64"/>
+                          <a:blip r:embed="rId70"/>
                           <a:stretch>
                             <a:fillRect/>
                           </a:stretch>
@@ -5671,8 +6162,8 @@
         </w:tc>
       </w:tr>
     </w:tbl>
-    <w:bookmarkEnd w:id="67"/>
-    <w:bookmarkStart w:id="70" w:name="formal-normality-test"/>
+    <w:bookmarkEnd w:id="73"/>
+    <w:bookmarkStart w:id="76" w:name="formal-normality-test"/>
     <w:p>
       <w:pPr>
         <w:pStyle w:val="Heading2"/>
@@ -5723,18 +6214,18 @@
                 <wp:inline>
                   <wp:extent cx="152400" cy="152400"/>
                   <wp:effectExtent b="0" l="0" r="0" t="0"/>
-                  <wp:docPr descr="" title="" id="68" name="Picture"/>
+                  <wp:docPr descr="" title="" id="74" name="Picture"/>
                   <a:graphic>
                     <a:graphicData uri="http://schemas.openxmlformats.org/drawingml/2006/picture">
                       <pic:pic>
                         <pic:nvPicPr>
-                          <pic:cNvPr descr="/Applications/RStudio.app/Contents/Resources/app/quarto/share/formats/docx/tip.png" id="69" name="Picture"/>
+                          <pic:cNvPr descr="/Applications/RStudio.app/Contents/Resources/app/quarto/share/formats/docx/tip.png" id="75" name="Picture"/>
                           <pic:cNvPicPr>
                             <a:picLocks noChangeArrowheads="1" noChangeAspect="1"/>
                           </pic:cNvPicPr>
                         </pic:nvPicPr>
                         <pic:blipFill>
-                          <a:blip r:embed="rId49"/>
+                          <a:blip r:embed="rId54"/>
                           <a:stretch>
                             <a:fillRect/>
                           </a:stretch>
@@ -5835,360 +6326,297 @@
             </w:r>
             <w:r>
               <w:rPr>
+                <w:rStyle w:val="NormalTok"/>
+              </w:rPr>
+              <w:t xml:space="preserve">normality_results </w:t>
+            </w:r>
+            <w:r>
+              <w:rPr>
+                <w:rStyle w:val="OtherTok"/>
+              </w:rPr>
+              <w:t xml:space="preserve">&lt;-</w:t>
+            </w:r>
+            <w:r>
+              <w:rPr>
+                <w:rStyle w:val="NormalTok"/>
+              </w:rPr>
+              <w:t xml:space="preserve"> in_df </w:t>
+            </w:r>
+            <w:r>
+              <w:rPr>
+                <w:rStyle w:val="SpecialCharTok"/>
+              </w:rPr>
+              <w:t xml:space="preserve">%&gt;%</w:t>
+            </w:r>
+            <w:r>
+              <w:br/>
+            </w:r>
+            <w:r>
+              <w:rPr>
+                <w:rStyle w:val="NormalTok"/>
+              </w:rPr>
+              <w:t xml:space="preserve">  </w:t>
+            </w:r>
+            <w:r>
+              <w:rPr>
+                <w:rStyle w:val="FunctionTok"/>
+              </w:rPr>
+              <w:t xml:space="preserve">group_by</w:t>
+            </w:r>
+            <w:r>
+              <w:rPr>
+                <w:rStyle w:val="NormalTok"/>
+              </w:rPr>
+              <w:t xml:space="preserve">(lake) </w:t>
+            </w:r>
+            <w:r>
+              <w:rPr>
+                <w:rStyle w:val="SpecialCharTok"/>
+              </w:rPr>
+              <w:t xml:space="preserve">%&gt;%</w:t>
+            </w:r>
+            <w:r>
+              <w:br/>
+            </w:r>
+            <w:r>
+              <w:rPr>
+                <w:rStyle w:val="NormalTok"/>
+              </w:rPr>
+              <w:t xml:space="preserve">  </w:t>
+            </w:r>
+            <w:r>
+              <w:rPr>
+                <w:rStyle w:val="FunctionTok"/>
+              </w:rPr>
+              <w:t xml:space="preserve">summarize</w:t>
+            </w:r>
+            <w:r>
+              <w:rPr>
+                <w:rStyle w:val="NormalTok"/>
+              </w:rPr>
+              <w:t xml:space="preserve">(</w:t>
+            </w:r>
+            <w:r>
+              <w:br/>
+            </w:r>
+            <w:r>
+              <w:rPr>
+                <w:rStyle w:val="NormalTok"/>
+              </w:rPr>
+              <w:t xml:space="preserve">    </w:t>
+            </w:r>
+            <w:r>
+              <w:rPr>
+                <w:rStyle w:val="AttributeTok"/>
+              </w:rPr>
+              <w:t xml:space="preserve">shapiro_stat =</w:t>
+            </w:r>
+            <w:r>
+              <w:rPr>
+                <w:rStyle w:val="NormalTok"/>
+              </w:rPr>
+              <w:t xml:space="preserve"> </w:t>
+            </w:r>
+            <w:r>
+              <w:rPr>
+                <w:rStyle w:val="FunctionTok"/>
+              </w:rPr>
+              <w:t xml:space="preserve">shapiro.test</w:t>
+            </w:r>
+            <w:r>
+              <w:rPr>
+                <w:rStyle w:val="NormalTok"/>
+              </w:rPr>
+              <w:t xml:space="preserve">(mass_g)</w:t>
+            </w:r>
+            <w:r>
+              <w:rPr>
+                <w:rStyle w:val="SpecialCharTok"/>
+              </w:rPr>
+              <w:t xml:space="preserve">$</w:t>
+            </w:r>
+            <w:r>
+              <w:rPr>
+                <w:rStyle w:val="NormalTok"/>
+              </w:rPr>
+              <w:t xml:space="preserve">statistic,</w:t>
+            </w:r>
+            <w:r>
+              <w:br/>
+            </w:r>
+            <w:r>
+              <w:rPr>
+                <w:rStyle w:val="NormalTok"/>
+              </w:rPr>
+              <w:t xml:space="preserve">    </w:t>
+            </w:r>
+            <w:r>
+              <w:rPr>
+                <w:rStyle w:val="AttributeTok"/>
+              </w:rPr>
+              <w:t xml:space="preserve">shapiro_p_value =</w:t>
+            </w:r>
+            <w:r>
+              <w:rPr>
+                <w:rStyle w:val="NormalTok"/>
+              </w:rPr>
+              <w:t xml:space="preserve"> </w:t>
+            </w:r>
+            <w:r>
+              <w:rPr>
+                <w:rStyle w:val="FunctionTok"/>
+              </w:rPr>
+              <w:t xml:space="preserve">shapiro.test</w:t>
+            </w:r>
+            <w:r>
+              <w:rPr>
+                <w:rStyle w:val="NormalTok"/>
+              </w:rPr>
+              <w:t xml:space="preserve">(mass_g)</w:t>
+            </w:r>
+            <w:r>
+              <w:rPr>
+                <w:rStyle w:val="SpecialCharTok"/>
+              </w:rPr>
+              <w:t xml:space="preserve">$</w:t>
+            </w:r>
+            <w:r>
+              <w:rPr>
+                <w:rStyle w:val="NormalTok"/>
+              </w:rPr>
+              <w:t xml:space="preserve">p.value,</w:t>
+            </w:r>
+            <w:r>
+              <w:br/>
+            </w:r>
+            <w:r>
+              <w:rPr>
+                <w:rStyle w:val="NormalTok"/>
+              </w:rPr>
+              <w:t xml:space="preserve">    </w:t>
+            </w:r>
+            <w:r>
+              <w:rPr>
+                <w:rStyle w:val="AttributeTok"/>
+              </w:rPr>
+              <w:t xml:space="preserve">normal_distribution =</w:t>
+            </w:r>
+            <w:r>
+              <w:rPr>
+                <w:rStyle w:val="NormalTok"/>
+              </w:rPr>
+              <w:t xml:space="preserve"> </w:t>
+            </w:r>
+            <w:r>
+              <w:rPr>
+                <w:rStyle w:val="FunctionTok"/>
+              </w:rPr>
+              <w:t xml:space="preserve">if_else</w:t>
+            </w:r>
+            <w:r>
+              <w:rPr>
+                <w:rStyle w:val="NormalTok"/>
+              </w:rPr>
+              <w:t xml:space="preserve">(shapiro_p_value </w:t>
+            </w:r>
+            <w:r>
+              <w:rPr>
+                <w:rStyle w:val="SpecialCharTok"/>
+              </w:rPr>
+              <w:t xml:space="preserve">&gt;</w:t>
+            </w:r>
+            <w:r>
+              <w:rPr>
+                <w:rStyle w:val="NormalTok"/>
+              </w:rPr>
+              <w:t xml:space="preserve"> </w:t>
+            </w:r>
+            <w:r>
+              <w:rPr>
+                <w:rStyle w:val="FloatTok"/>
+              </w:rPr>
+              <w:t xml:space="preserve">0.05</w:t>
+            </w:r>
+            <w:r>
+              <w:rPr>
+                <w:rStyle w:val="NormalTok"/>
+              </w:rPr>
+              <w:t xml:space="preserve">, </w:t>
+            </w:r>
+            <w:r>
+              <w:rPr>
+                <w:rStyle w:val="StringTok"/>
+              </w:rPr>
+              <w:t xml:space="preserve">"Normal"</w:t>
+            </w:r>
+            <w:r>
+              <w:rPr>
+                <w:rStyle w:val="NormalTok"/>
+              </w:rPr>
+              <w:t xml:space="preserve">, </w:t>
+            </w:r>
+            <w:r>
+              <w:rPr>
+                <w:rStyle w:val="StringTok"/>
+              </w:rPr>
+              <w:t xml:space="preserve">"Non-normal"</w:t>
+            </w:r>
+            <w:r>
+              <w:rPr>
+                <w:rStyle w:val="NormalTok"/>
+              </w:rPr>
+              <w:t xml:space="preserve">)</w:t>
+            </w:r>
+            <w:r>
+              <w:br/>
+            </w:r>
+            <w:r>
+              <w:rPr>
+                <w:rStyle w:val="NormalTok"/>
+              </w:rPr>
+              <w:t xml:space="preserve">    </w:t>
+            </w:r>
+            <w:r>
+              <w:rPr>
                 <w:rStyle w:val="CommentTok"/>
               </w:rPr>
-              <w:t xml:space="preserve"># For NE 12</w:t>
-            </w:r>
-            <w:r>
-              <w:br/>
-            </w:r>
-            <w:r>
-              <w:rPr>
-                <w:rStyle w:val="NormalTok"/>
-              </w:rPr>
-              <w:t xml:space="preserve">ne12_data </w:t>
-            </w:r>
-            <w:r>
-              <w:rPr>
-                <w:rStyle w:val="OtherTok"/>
-              </w:rPr>
-              <w:t xml:space="preserve">&lt;-</w:t>
-            </w:r>
-            <w:r>
-              <w:rPr>
-                <w:rStyle w:val="NormalTok"/>
-              </w:rPr>
-              <w:t xml:space="preserve"> island_ne12_df </w:t>
-            </w:r>
-            <w:r>
-              <w:rPr>
-                <w:rStyle w:val="SpecialCharTok"/>
-              </w:rPr>
-              <w:t xml:space="preserve">%&gt;%</w:t>
-            </w:r>
-            <w:r>
-              <w:rPr>
-                <w:rStyle w:val="NormalTok"/>
-              </w:rPr>
-              <w:t xml:space="preserve"> </w:t>
-            </w:r>
-            <w:r>
-              <w:br/>
-            </w:r>
-            <w:r>
-              <w:rPr>
-                <w:rStyle w:val="NormalTok"/>
-              </w:rPr>
-              <w:t xml:space="preserve">  </w:t>
+              <w:t xml:space="preserve"># above wwe are using an ifelse test which is a great oneliner</w:t>
+            </w:r>
+            <w:r>
+              <w:br/>
+            </w:r>
+            <w:r>
+              <w:rPr>
+                <w:rStyle w:val="NormalTok"/>
+              </w:rPr>
+              <w:t xml:space="preserve">  )</w:t>
+            </w:r>
+            <w:r>
+              <w:br/>
+            </w:r>
+            <w:r>
+              <w:br/>
+            </w:r>
+            <w:r>
+              <w:rPr>
+                <w:rStyle w:val="CommentTok"/>
+              </w:rPr>
+              <w:t xml:space="preserve"># Print the results</w:t>
+            </w:r>
+            <w:r>
+              <w:br/>
             </w:r>
             <w:r>
               <w:rPr>
                 <w:rStyle w:val="FunctionTok"/>
               </w:rPr>
-              <w:t xml:space="preserve">filter</w:t>
-            </w:r>
-            <w:r>
-              <w:rPr>
-                <w:rStyle w:val="NormalTok"/>
-              </w:rPr>
-              <w:t xml:space="preserve">(lake </w:t>
-            </w:r>
-            <w:r>
-              <w:rPr>
-                <w:rStyle w:val="SpecialCharTok"/>
-              </w:rPr>
-              <w:t xml:space="preserve">==</w:t>
-            </w:r>
-            <w:r>
-              <w:rPr>
-                <w:rStyle w:val="NormalTok"/>
-              </w:rPr>
-              <w:t xml:space="preserve"> </w:t>
-            </w:r>
-            <w:r>
-              <w:rPr>
-                <w:rStyle w:val="StringTok"/>
-              </w:rPr>
-              <w:t xml:space="preserve">"NE 12"</w:t>
-            </w:r>
-            <w:r>
-              <w:rPr>
-                <w:rStyle w:val="NormalTok"/>
-              </w:rPr>
-              <w:t xml:space="preserve">) </w:t>
-            </w:r>
-            <w:r>
-              <w:rPr>
-                <w:rStyle w:val="SpecialCharTok"/>
-              </w:rPr>
-              <w:t xml:space="preserve">%&gt;%</w:t>
-            </w:r>
-            <w:r>
-              <w:br/>
-            </w:r>
-            <w:r>
-              <w:rPr>
-                <w:rStyle w:val="NormalTok"/>
-              </w:rPr>
-              <w:t xml:space="preserve">  </w:t>
-            </w:r>
-            <w:r>
-              <w:rPr>
-                <w:rStyle w:val="FunctionTok"/>
-              </w:rPr>
-              <w:t xml:space="preserve">pull</w:t>
-            </w:r>
-            <w:r>
-              <w:rPr>
-                <w:rStyle w:val="NormalTok"/>
-              </w:rPr>
-              <w:t xml:space="preserve">(mass_g)</w:t>
-            </w:r>
-            <w:r>
-              <w:br/>
-            </w:r>
-            <w:r>
-              <w:br/>
-            </w:r>
-            <w:r>
-              <w:rPr>
-                <w:rStyle w:val="CommentTok"/>
-              </w:rPr>
-              <w:t xml:space="preserve"># For Island Lake</w:t>
-            </w:r>
-            <w:r>
-              <w:br/>
-            </w:r>
-            <w:r>
-              <w:rPr>
-                <w:rStyle w:val="NormalTok"/>
-              </w:rPr>
-              <w:t xml:space="preserve">island_data </w:t>
-            </w:r>
-            <w:r>
-              <w:rPr>
-                <w:rStyle w:val="OtherTok"/>
-              </w:rPr>
-              <w:t xml:space="preserve">&lt;-</w:t>
-            </w:r>
-            <w:r>
-              <w:rPr>
-                <w:rStyle w:val="NormalTok"/>
-              </w:rPr>
-              <w:t xml:space="preserve"> island_ne12_df </w:t>
-            </w:r>
-            <w:r>
-              <w:rPr>
-                <w:rStyle w:val="SpecialCharTok"/>
-              </w:rPr>
-              <w:t xml:space="preserve">%&gt;%</w:t>
-            </w:r>
-            <w:r>
-              <w:rPr>
-                <w:rStyle w:val="NormalTok"/>
-              </w:rPr>
-              <w:t xml:space="preserve"> </w:t>
-            </w:r>
-            <w:r>
-              <w:br/>
-            </w:r>
-            <w:r>
-              <w:rPr>
-                <w:rStyle w:val="NormalTok"/>
-              </w:rPr>
-              <w:t xml:space="preserve">  </w:t>
-            </w:r>
-            <w:r>
-              <w:rPr>
-                <w:rStyle w:val="FunctionTok"/>
-              </w:rPr>
-              <w:t xml:space="preserve">filter</w:t>
-            </w:r>
-            <w:r>
-              <w:rPr>
-                <w:rStyle w:val="NormalTok"/>
-              </w:rPr>
-              <w:t xml:space="preserve">(lake </w:t>
-            </w:r>
-            <w:r>
-              <w:rPr>
-                <w:rStyle w:val="SpecialCharTok"/>
-              </w:rPr>
-              <w:t xml:space="preserve">==</w:t>
-            </w:r>
-            <w:r>
-              <w:rPr>
-                <w:rStyle w:val="NormalTok"/>
-              </w:rPr>
-              <w:t xml:space="preserve"> </w:t>
-            </w:r>
-            <w:r>
-              <w:rPr>
-                <w:rStyle w:val="StringTok"/>
-              </w:rPr>
-              <w:t xml:space="preserve">"Island Lake"</w:t>
-            </w:r>
-            <w:r>
-              <w:rPr>
-                <w:rStyle w:val="NormalTok"/>
-              </w:rPr>
-              <w:t xml:space="preserve">) </w:t>
-            </w:r>
-            <w:r>
-              <w:rPr>
-                <w:rStyle w:val="SpecialCharTok"/>
-              </w:rPr>
-              <w:t xml:space="preserve">%&gt;%</w:t>
-            </w:r>
-            <w:r>
-              <w:br/>
-            </w:r>
-            <w:r>
-              <w:rPr>
-                <w:rStyle w:val="NormalTok"/>
-              </w:rPr>
-              <w:t xml:space="preserve">  </w:t>
-            </w:r>
-            <w:r>
-              <w:rPr>
-                <w:rStyle w:val="FunctionTok"/>
-              </w:rPr>
-              <w:t xml:space="preserve">pull</w:t>
-            </w:r>
-            <w:r>
-              <w:rPr>
-                <w:rStyle w:val="NormalTok"/>
-              </w:rPr>
-              <w:t xml:space="preserve">(mass_g)</w:t>
-            </w:r>
-            <w:r>
-              <w:br/>
-            </w:r>
-            <w:r>
-              <w:br/>
-            </w:r>
-            <w:r>
-              <w:rPr>
-                <w:rStyle w:val="CommentTok"/>
-              </w:rPr>
-              <w:t xml:space="preserve"># Run Shapiro-Wilk test</w:t>
-            </w:r>
-            <w:r>
-              <w:br/>
-            </w:r>
-            <w:r>
-              <w:rPr>
-                <w:rStyle w:val="NormalTok"/>
-              </w:rPr>
-              <w:t xml:space="preserve">shapiro_ne12 </w:t>
-            </w:r>
-            <w:r>
-              <w:rPr>
-                <w:rStyle w:val="OtherTok"/>
-              </w:rPr>
-              <w:t xml:space="preserve">&lt;-</w:t>
-            </w:r>
-            <w:r>
-              <w:rPr>
-                <w:rStyle w:val="NormalTok"/>
-              </w:rPr>
-              <w:t xml:space="preserve"> </w:t>
-            </w:r>
-            <w:r>
-              <w:rPr>
-                <w:rStyle w:val="FunctionTok"/>
-              </w:rPr>
-              <w:t xml:space="preserve">shapiro.test</w:t>
-            </w:r>
-            <w:r>
-              <w:rPr>
-                <w:rStyle w:val="NormalTok"/>
-              </w:rPr>
-              <w:t xml:space="preserve">(ne12_data)</w:t>
-            </w:r>
-            <w:r>
-              <w:br/>
-            </w:r>
-            <w:r>
-              <w:rPr>
-                <w:rStyle w:val="NormalTok"/>
-              </w:rPr>
-              <w:t xml:space="preserve">shapiro_island </w:t>
-            </w:r>
-            <w:r>
-              <w:rPr>
-                <w:rStyle w:val="OtherTok"/>
-              </w:rPr>
-              <w:t xml:space="preserve">&lt;-</w:t>
-            </w:r>
-            <w:r>
-              <w:rPr>
-                <w:rStyle w:val="NormalTok"/>
-              </w:rPr>
-              <w:t xml:space="preserve"> </w:t>
-            </w:r>
-            <w:r>
-              <w:rPr>
-                <w:rStyle w:val="FunctionTok"/>
-              </w:rPr>
-              <w:t xml:space="preserve">shapiro.test</w:t>
-            </w:r>
-            <w:r>
-              <w:rPr>
-                <w:rStyle w:val="NormalTok"/>
-              </w:rPr>
-              <w:t xml:space="preserve">(island_data)</w:t>
-            </w:r>
-            <w:r>
-              <w:br/>
-            </w:r>
-            <w:r>
-              <w:br/>
-            </w:r>
-            <w:r>
-              <w:rPr>
-                <w:rStyle w:val="CommentTok"/>
-              </w:rPr>
-              <w:t xml:space="preserve"># Show results</w:t>
-            </w:r>
-            <w:r>
-              <w:br/>
-            </w:r>
-            <w:r>
-              <w:rPr>
-                <w:rStyle w:val="FunctionTok"/>
-              </w:rPr>
-              <w:t xml:space="preserve">cat</w:t>
-            </w:r>
-            <w:r>
-              <w:rPr>
-                <w:rStyle w:val="NormalTok"/>
-              </w:rPr>
-              <w:t xml:space="preserve">(</w:t>
-            </w:r>
-            <w:r>
-              <w:rPr>
-                <w:rStyle w:val="StringTok"/>
-              </w:rPr>
-              <w:t xml:space="preserve">"Shapiro-Wilk normality test for NE 12:</w:t>
-            </w:r>
-            <w:r>
-              <w:rPr>
-                <w:rStyle w:val="SpecialCharTok"/>
-              </w:rPr>
-              <w:t xml:space="preserve">\n</w:t>
-            </w:r>
-            <w:r>
-              <w:rPr>
-                <w:rStyle w:val="StringTok"/>
-              </w:rPr>
-              <w:t xml:space="preserve">"</w:t>
-            </w:r>
-            <w:r>
-              <w:rPr>
-                <w:rStyle w:val="NormalTok"/>
-              </w:rPr>
-              <w:t xml:space="preserve">)</w:t>
+              <w:t xml:space="preserve">print</w:t>
+            </w:r>
+            <w:r>
+              <w:rPr>
+                <w:rStyle w:val="NormalTok"/>
+              </w:rPr>
+              <w:t xml:space="preserve">(normality_results)</w:t>
             </w:r>
           </w:p>
           <w:p>
@@ -6199,30 +6627,8 @@
               <w:rPr>
                 <w:rStyle w:val="VerbatimChar"/>
               </w:rPr>
-              <w:t xml:space="preserve">Shapiro-Wilk normality test for NE 12:</w:t>
-            </w:r>
-          </w:p>
-          <w:p>
-            <w:pPr>
-              <w:pStyle w:val="SourceCode"/>
-            </w:pPr>
-            <w:r>
-              <w:rPr>
-                <w:rStyle w:val="FunctionTok"/>
-              </w:rPr>
-              <w:t xml:space="preserve">print</w:t>
-            </w:r>
-            <w:r>
-              <w:rPr>
-                <w:rStyle w:val="NormalTok"/>
-              </w:rPr>
-              <w:t xml:space="preserve">(shapiro_ne12)</w:t>
-            </w:r>
-          </w:p>
-          <w:p>
-            <w:pPr>
-              <w:pStyle w:val="SourceCode"/>
-            </w:pPr>
+              <w:t xml:space="preserve"># A tibble: 2 × 4</w:t>
+            </w:r>
             <w:r>
               <w:br/>
             </w:r>
@@ -6230,10 +6636,7 @@
               <w:rPr>
                 <w:rStyle w:val="VerbatimChar"/>
               </w:rPr>
-              <w:t xml:space="preserve">    Shapiro-Wilk normality test</w:t>
-            </w:r>
-            <w:r>
-              <w:br/>
+              <w:t xml:space="preserve">  lake        shapiro_stat shapiro_p_value normal_distribution</w:t>
             </w:r>
             <w:r>
               <w:br/>
@@ -6242,7 +6645,7 @@
               <w:rPr>
                 <w:rStyle w:val="VerbatimChar"/>
               </w:rPr>
-              <w:t xml:space="preserve">data:  ne12_data</w:t>
+              <w:t xml:space="preserve">  &lt;chr&gt;              &lt;dbl&gt;           &lt;dbl&gt; &lt;chr&gt;              </w:t>
             </w:r>
             <w:r>
               <w:br/>
@@ -6251,66 +6654,8 @@
               <w:rPr>
                 <w:rStyle w:val="VerbatimChar"/>
               </w:rPr>
-              <w:t xml:space="preserve">W = 0.85148, p-value &lt; 2.2e-16</w:t>
-            </w:r>
-          </w:p>
-          <w:p>
-            <w:pPr>
-              <w:pStyle w:val="SourceCode"/>
-            </w:pPr>
-            <w:r>
-              <w:rPr>
-                <w:rStyle w:val="FunctionTok"/>
-              </w:rPr>
-              <w:t xml:space="preserve">cat</w:t>
-            </w:r>
-            <w:r>
-              <w:rPr>
-                <w:rStyle w:val="NormalTok"/>
-              </w:rPr>
-              <w:t xml:space="preserve">(</w:t>
-            </w:r>
-            <w:r>
-              <w:rPr>
-                <w:rStyle w:val="StringTok"/>
-              </w:rPr>
-              <w:t xml:space="preserve">"</w:t>
-            </w:r>
-            <w:r>
-              <w:rPr>
-                <w:rStyle w:val="SpecialCharTok"/>
-              </w:rPr>
-              <w:t xml:space="preserve">\n</w:t>
-            </w:r>
-            <w:r>
-              <w:rPr>
-                <w:rStyle w:val="StringTok"/>
-              </w:rPr>
-              <w:t xml:space="preserve">Shapiro-Wilk normality test for Island Lake:</w:t>
-            </w:r>
-            <w:r>
-              <w:rPr>
-                <w:rStyle w:val="SpecialCharTok"/>
-              </w:rPr>
-              <w:t xml:space="preserve">\n</w:t>
-            </w:r>
-            <w:r>
-              <w:rPr>
-                <w:rStyle w:val="StringTok"/>
-              </w:rPr>
-              <w:t xml:space="preserve">"</w:t>
-            </w:r>
-            <w:r>
-              <w:rPr>
-                <w:rStyle w:val="NormalTok"/>
-              </w:rPr>
-              <w:t xml:space="preserve">)</w:t>
-            </w:r>
-          </w:p>
-          <w:p>
-            <w:pPr>
-              <w:pStyle w:val="SourceCode"/>
-            </w:pPr>
+              <w:t xml:space="preserve">1 Island Lake        0.841        4.54e- 2 Non-normal         </w:t>
+            </w:r>
             <w:r>
               <w:br/>
             </w:r>
@@ -6318,66 +6663,14 @@
               <w:rPr>
                 <w:rStyle w:val="VerbatimChar"/>
               </w:rPr>
-              <w:t xml:space="preserve">Shapiro-Wilk normality test for Island Lake:</w:t>
-            </w:r>
-          </w:p>
-          <w:p>
-            <w:pPr>
-              <w:pStyle w:val="SourceCode"/>
-            </w:pPr>
-            <w:r>
-              <w:rPr>
-                <w:rStyle w:val="FunctionTok"/>
-              </w:rPr>
-              <w:t xml:space="preserve">print</w:t>
-            </w:r>
-            <w:r>
-              <w:rPr>
-                <w:rStyle w:val="NormalTok"/>
-              </w:rPr>
-              <w:t xml:space="preserve">(shapiro_island)</w:t>
-            </w:r>
-          </w:p>
-          <w:p>
-            <w:pPr>
-              <w:pStyle w:val="SourceCode"/>
-            </w:pPr>
-            <w:r>
-              <w:br/>
-            </w:r>
-            <w:r>
-              <w:rPr>
-                <w:rStyle w:val="VerbatimChar"/>
-              </w:rPr>
-              <w:t xml:space="preserve">    Shapiro-Wilk normality test</w:t>
-            </w:r>
-            <w:r>
-              <w:br/>
-            </w:r>
-            <w:r>
-              <w:br/>
-            </w:r>
-            <w:r>
-              <w:rPr>
-                <w:rStyle w:val="VerbatimChar"/>
-              </w:rPr>
-              <w:t xml:space="preserve">data:  island_data</w:t>
-            </w:r>
-            <w:r>
-              <w:br/>
-            </w:r>
-            <w:r>
-              <w:rPr>
-                <w:rStyle w:val="VerbatimChar"/>
-              </w:rPr>
-              <w:t xml:space="preserve">W = 0.84102, p-value = 0.04538</w:t>
+              <w:t xml:space="preserve">2 NE 12              0.851        5.94e-17 Non-normal         </w:t>
             </w:r>
           </w:p>
         </w:tc>
       </w:tr>
     </w:tbl>
-    <w:bookmarkEnd w:id="70"/>
-    <w:bookmarkStart w:id="73" w:name="equality-of-variance-test---levenes-test"/>
+    <w:bookmarkEnd w:id="76"/>
+    <w:bookmarkStart w:id="79" w:name="equality-of-variance-test---levenes-test"/>
     <w:p>
       <w:pPr>
         <w:pStyle w:val="Heading2"/>
@@ -6428,18 +6721,18 @@
                 <wp:inline>
                   <wp:extent cx="152400" cy="152400"/>
                   <wp:effectExtent b="0" l="0" r="0" t="0"/>
-                  <wp:docPr descr="" title="" id="71" name="Picture"/>
+                  <wp:docPr descr="" title="" id="77" name="Picture"/>
                   <a:graphic>
                     <a:graphicData uri="http://schemas.openxmlformats.org/drawingml/2006/picture">
                       <pic:pic>
                         <pic:nvPicPr>
-                          <pic:cNvPr descr="/Applications/RStudio.app/Contents/Resources/app/quarto/share/formats/docx/tip.png" id="72" name="Picture"/>
+                          <pic:cNvPr descr="/Applications/RStudio.app/Contents/Resources/app/quarto/share/formats/docx/tip.png" id="78" name="Picture"/>
                           <pic:cNvPicPr>
                             <a:picLocks noChangeArrowheads="1" noChangeAspect="1"/>
                           </pic:cNvPicPr>
                         </pic:nvPicPr>
                         <pic:blipFill>
-                          <a:blip r:embed="rId49"/>
+                          <a:blip r:embed="rId54"/>
                           <a:stretch>
                             <a:fillRect/>
                           </a:stretch>
@@ -6592,7 +6885,7 @@
               <w:rPr>
                 <w:rStyle w:val="NormalTok"/>
               </w:rPr>
-              <w:t xml:space="preserve"> island_ne12_df)</w:t>
+              <w:t xml:space="preserve"> in_df)</w:t>
             </w:r>
           </w:p>
           <w:p>
@@ -6691,9 +6984,9 @@
         </w:tc>
       </w:tr>
     </w:tbl>
-    <w:bookmarkEnd w:id="73"/>
-    <w:bookmarkEnd w:id="74"/>
-    <w:bookmarkStart w:id="93" w:name="transformations"/>
+    <w:bookmarkEnd w:id="79"/>
+    <w:bookmarkEnd w:id="80"/>
+    <w:bookmarkStart w:id="99" w:name="transformations"/>
     <w:p>
       <w:pPr>
         <w:pStyle w:val="Heading1"/>
@@ -6752,18 +7045,18 @@
                 <wp:inline>
                   <wp:extent cx="152400" cy="152400"/>
                   <wp:effectExtent b="0" l="0" r="0" t="0"/>
-                  <wp:docPr descr="" title="" id="75" name="Picture"/>
+                  <wp:docPr descr="" title="" id="81" name="Picture"/>
                   <a:graphic>
                     <a:graphicData uri="http://schemas.openxmlformats.org/drawingml/2006/picture">
                       <pic:pic>
                         <pic:nvPicPr>
-                          <pic:cNvPr descr="/Applications/RStudio.app/Contents/Resources/app/quarto/share/formats/docx/tip.png" id="76" name="Picture"/>
+                          <pic:cNvPr descr="/Applications/RStudio.app/Contents/Resources/app/quarto/share/formats/docx/tip.png" id="82" name="Picture"/>
                           <pic:cNvPicPr>
                             <a:picLocks noChangeArrowheads="1" noChangeAspect="1"/>
                           </pic:cNvPicPr>
                         </pic:nvPicPr>
                         <pic:blipFill>
-                          <a:blip r:embed="rId49"/>
+                          <a:blip r:embed="rId54"/>
                           <a:stretch>
                             <a:fillRect/>
                           </a:stretch>
@@ -6840,7 +7133,7 @@
               <w:rPr>
                 <w:rStyle w:val="NormalTok"/>
               </w:rPr>
-              <w:t xml:space="preserve">island_ne12_df </w:t>
+              <w:t xml:space="preserve">in_df </w:t>
             </w:r>
             <w:r>
               <w:rPr>
@@ -6852,7 +7145,7 @@
               <w:rPr>
                 <w:rStyle w:val="NormalTok"/>
               </w:rPr>
-              <w:t xml:space="preserve"> island_ne12_df </w:t>
+              <w:t xml:space="preserve"> in_df </w:t>
             </w:r>
             <w:r>
               <w:rPr>
@@ -6924,7 +7217,7 @@
               <w:rPr>
                 <w:rStyle w:val="NormalTok"/>
               </w:rPr>
-              <w:t xml:space="preserve">(island_ne12_df)</w:t>
+              <w:t xml:space="preserve">(in_df)</w:t>
             </w:r>
           </w:p>
           <w:p>
@@ -7013,7 +7306,7 @@
         </w:tc>
       </w:tr>
     </w:tbl>
-    <w:bookmarkStart w:id="82" w:name="now-look-at-histograms-of-logged-data"/>
+    <w:bookmarkStart w:id="88" w:name="now-look-at-histograms-of-logged-data"/>
     <w:p>
       <w:pPr>
         <w:pStyle w:val="Heading2"/>
@@ -7064,18 +7357,18 @@
                 <wp:inline>
                   <wp:extent cx="152400" cy="152400"/>
                   <wp:effectExtent b="0" l="0" r="0" t="0"/>
-                  <wp:docPr descr="" title="" id="77" name="Picture"/>
+                  <wp:docPr descr="" title="" id="83" name="Picture"/>
                   <a:graphic>
                     <a:graphicData uri="http://schemas.openxmlformats.org/drawingml/2006/picture">
                       <pic:pic>
                         <pic:nvPicPr>
-                          <pic:cNvPr descr="/Applications/RStudio.app/Contents/Resources/app/quarto/share/formats/docx/tip.png" id="78" name="Picture"/>
+                          <pic:cNvPr descr="/Applications/RStudio.app/Contents/Resources/app/quarto/share/formats/docx/tip.png" id="84" name="Picture"/>
                           <pic:cNvPicPr>
                             <a:picLocks noChangeArrowheads="1" noChangeAspect="1"/>
                           </pic:cNvPicPr>
                         </pic:nvPicPr>
                         <pic:blipFill>
-                          <a:blip r:embed="rId49"/>
+                          <a:blip r:embed="rId54"/>
                           <a:stretch>
                             <a:fillRect/>
                           </a:stretch>
@@ -7164,7 +7457,7 @@
               <w:rPr>
                 <w:rStyle w:val="NormalTok"/>
               </w:rPr>
-              <w:t xml:space="preserve"> island_ne12_df </w:t>
+              <w:t xml:space="preserve"> in_df </w:t>
             </w:r>
             <w:r>
               <w:rPr>
@@ -7537,538 +7830,6 @@
                 <w:rStyle w:val="NormalTok"/>
               </w:rPr>
               <w:t xml:space="preserve">log_hist_plot</w:t>
-            </w:r>
-          </w:p>
-          <w:p>
-            <w:pPr>
-              <w:pStyle w:val="FirstParagraph"/>
-            </w:pPr>
-            <w:r>
-              <w:drawing>
-                <wp:inline>
-                  <wp:extent cx="2743200" cy="2743200"/>
-                  <wp:effectExtent b="0" l="0" r="0" t="0"/>
-                  <wp:docPr descr="" title="" id="80" name="Picture"/>
-                  <a:graphic>
-                    <a:graphicData uri="http://schemas.openxmlformats.org/drawingml/2006/picture">
-                      <pic:pic>
-                        <pic:nvPicPr>
-                          <pic:cNvPr descr="07_02_class_activity_files/figure-docx/unnamed-chunk-14-1.jpeg" id="81" name="Picture"/>
-                          <pic:cNvPicPr>
-                            <a:picLocks noChangeArrowheads="1" noChangeAspect="1"/>
-                          </pic:cNvPicPr>
-                        </pic:nvPicPr>
-                        <pic:blipFill>
-                          <a:blip r:embed="rId79"/>
-                          <a:stretch>
-                            <a:fillRect/>
-                          </a:stretch>
-                        </pic:blipFill>
-                        <pic:spPr bwMode="auto">
-                          <a:xfrm>
-                            <a:off x="0" y="0"/>
-                            <a:ext cx="2743200" cy="2743200"/>
-                          </a:xfrm>
-                          <a:prstGeom prst="rect">
-                            <a:avLst/>
-                          </a:prstGeom>
-                          <a:noFill/>
-                          <a:ln w="9525">
-                            <a:noFill/>
-                            <a:headEnd/>
-                            <a:tailEnd/>
-                          </a:ln>
-                        </pic:spPr>
-                      </pic:pic>
-                    </a:graphicData>
-                  </a:graphic>
-                </wp:inline>
-              </w:drawing>
-            </w:r>
-          </w:p>
-        </w:tc>
-      </w:tr>
-    </w:tbl>
-    <w:bookmarkEnd w:id="82"/>
-    <w:bookmarkStart w:id="92" w:name="X45d3eabfaa3cb05a4cf1b3f531d87cfae805ef3"/>
-    <w:p>
-      <w:pPr>
-        <w:pStyle w:val="Heading2"/>
-      </w:pPr>
-      <w:r>
-        <w:t xml:space="preserve">Now a qqplot - we will skip Shapiro-Wilk this time ; )</w:t>
-      </w:r>
-    </w:p>
-    <w:tbl>
-      <w:tblPr>
-        <w:tblStyle w:val="Table"/>
-        <w:tblLook w:firstRow="0" w:lastRow="0" w:firstColumn="0" w:lastColumn="0" w:noHBand="0" w:noVBand="0" w:val="0000"/>
-        <w:tblBorders>
-          <w:left w:val="single" w:sz="24" w:space="0" w:color="00A047"/>
-          <w:right w:val="single" w:sz="4" w:space="0" w:color="00A047"/>
-          <w:top w:val="single" w:sz="4" w:space="0" w:color="00A047"/>
-          <w:bottom w:val="single" w:sz="4" w:space="0" w:color="00A047"/>
-        </w:tblBorders>
-        <w:tblCellMar>
-          <w:left w:w="144" w:type="dxa"/>
-          <w:right w:w="144" w:type="dxa"/>
-        </w:tblCellMar>
-        <w:tblInd w:w="164" w:type="dxa"/>
-        <w:tblW w:type="pct" w:w="100%"/>
-      </w:tblPr>
-      <w:tr>
-        <w:trPr>
-          <w:cantSplit/>
-        </w:trPr>
-        <w:tc>
-          <w:tcPr>
-            <w:shd w:color="auto" w:fill="ccf1e3" w:val="clear"/>
-            <w:tcMar>
-              <w:top w:w="92" w:type="dxa"/>
-              <w:bottom w:w="92" w:type="dxa"/>
-            </w:tcMar>
-          </w:tcPr>
-          <w:p>
-            <w:pPr>
-              <w:pStyle w:val="FirstParagraph"/>
-            </w:pPr>
-            <w:pPr>
-              <w:spacing w:before="0" w:after="0"/>
-              <w:textAlignment w:val="center"/>
-            </w:pPr>
-            <w:r>
-              <w:drawing>
-                <wp:inline>
-                  <wp:extent cx="152400" cy="152400"/>
-                  <wp:effectExtent b="0" l="0" r="0" t="0"/>
-                  <wp:docPr descr="" title="" id="83" name="Picture"/>
-                  <a:graphic>
-                    <a:graphicData uri="http://schemas.openxmlformats.org/drawingml/2006/picture">
-                      <pic:pic>
-                        <pic:nvPicPr>
-                          <pic:cNvPr descr="/Applications/RStudio.app/Contents/Resources/app/quarto/share/formats/docx/tip.png" id="84" name="Picture"/>
-                          <pic:cNvPicPr>
-                            <a:picLocks noChangeArrowheads="1" noChangeAspect="1"/>
-                          </pic:cNvPicPr>
-                        </pic:nvPicPr>
-                        <pic:blipFill>
-                          <a:blip r:embed="rId49"/>
-                          <a:stretch>
-                            <a:fillRect/>
-                          </a:stretch>
-                        </pic:blipFill>
-                        <pic:spPr bwMode="auto">
-                          <a:xfrm>
-                            <a:off x="0" y="0"/>
-                            <a:ext cx="152400" cy="152400"/>
-                          </a:xfrm>
-                          <a:prstGeom prst="rect">
-                            <a:avLst/>
-                          </a:prstGeom>
-                          <a:noFill/>
-                          <a:ln w="9525">
-                            <a:noFill/>
-                            <a:headEnd/>
-                            <a:tailEnd/>
-                          </a:ln>
-                        </pic:spPr>
-                      </pic:pic>
-                    </a:graphicData>
-                  </a:graphic>
-                </wp:inline>
-              </w:drawing>
-            </w:r>
-            <w:r>
-              <w:t xml:space="preserve"> </w:t>
-            </w:r>
-            <w:r>
-              <w:t xml:space="preserve"> </w:t>
-            </w:r>
-            <w:r>
-              <w:t xml:space="preserve">Exercise: do a qqplot of transformed data</w:t>
-            </w:r>
-          </w:p>
-        </w:tc>
-      </w:tr>
-      <w:tr>
-        <w:trPr>
-          <w:cantSplit/>
-        </w:trPr>
-        <w:tc>
-          <w:tcPr>
-            <w:tcMar>
-              <w:top w:w="108" w:type="dxa"/>
-              <w:bottom w:w="108" w:type="dxa"/>
-            </w:tcMar>
-          </w:tcPr>
-          <w:p>
-            <w:pPr>
-              <w:pStyle w:val="BodyText"/>
-            </w:pPr>
-            <w:pPr>
-              <w:spacing w:before="16"/>
-            </w:pPr>
-            <w:r>
-              <w:t xml:space="preserve">We could also look at the difference in means… some cool code here</w:t>
-            </w:r>
-          </w:p>
-          <w:p>
-            <w:pPr>
-              <w:pStyle w:val="SourceCode"/>
-            </w:pPr>
-            <w:r>
-              <w:rPr>
-                <w:rStyle w:val="CommentTok"/>
-              </w:rPr>
-              <w:t xml:space="preserve"># QQ plot for log-transformed data</w:t>
-            </w:r>
-            <w:r>
-              <w:br/>
-            </w:r>
-            <w:r>
-              <w:rPr>
-                <w:rStyle w:val="NormalTok"/>
-              </w:rPr>
-              <w:t xml:space="preserve">log_qq_plot </w:t>
-            </w:r>
-            <w:r>
-              <w:rPr>
-                <w:rStyle w:val="OtherTok"/>
-              </w:rPr>
-              <w:t xml:space="preserve">&lt;-</w:t>
-            </w:r>
-            <w:r>
-              <w:rPr>
-                <w:rStyle w:val="NormalTok"/>
-              </w:rPr>
-              <w:t xml:space="preserve"> island_ne12_df </w:t>
-            </w:r>
-            <w:r>
-              <w:rPr>
-                <w:rStyle w:val="SpecialCharTok"/>
-              </w:rPr>
-              <w:t xml:space="preserve">%&gt;%</w:t>
-            </w:r>
-            <w:r>
-              <w:rPr>
-                <w:rStyle w:val="NormalTok"/>
-              </w:rPr>
-              <w:t xml:space="preserve"> </w:t>
-            </w:r>
-            <w:r>
-              <w:br/>
-            </w:r>
-            <w:r>
-              <w:rPr>
-                <w:rStyle w:val="NormalTok"/>
-              </w:rPr>
-              <w:t xml:space="preserve">  </w:t>
-            </w:r>
-            <w:r>
-              <w:rPr>
-                <w:rStyle w:val="FunctionTok"/>
-              </w:rPr>
-              <w:t xml:space="preserve">ggplot</w:t>
-            </w:r>
-            <w:r>
-              <w:rPr>
-                <w:rStyle w:val="NormalTok"/>
-              </w:rPr>
-              <w:t xml:space="preserve">(</w:t>
-            </w:r>
-            <w:r>
-              <w:rPr>
-                <w:rStyle w:val="FunctionTok"/>
-              </w:rPr>
-              <w:t xml:space="preserve">aes</w:t>
-            </w:r>
-            <w:r>
-              <w:rPr>
-                <w:rStyle w:val="NormalTok"/>
-              </w:rPr>
-              <w:t xml:space="preserve">(</w:t>
-            </w:r>
-            <w:r>
-              <w:rPr>
-                <w:rStyle w:val="AttributeTok"/>
-              </w:rPr>
-              <w:t xml:space="preserve">sample =</w:t>
-            </w:r>
-            <w:r>
-              <w:rPr>
-                <w:rStyle w:val="NormalTok"/>
-              </w:rPr>
-              <w:t xml:space="preserve"> log_mass, </w:t>
-            </w:r>
-            <w:r>
-              <w:rPr>
-                <w:rStyle w:val="AttributeTok"/>
-              </w:rPr>
-              <w:t xml:space="preserve">color =</w:t>
-            </w:r>
-            <w:r>
-              <w:rPr>
-                <w:rStyle w:val="NormalTok"/>
-              </w:rPr>
-              <w:t xml:space="preserve"> lake)) </w:t>
-            </w:r>
-            <w:r>
-              <w:rPr>
-                <w:rStyle w:val="SpecialCharTok"/>
-              </w:rPr>
-              <w:t xml:space="preserve">+</w:t>
-            </w:r>
-            <w:r>
-              <w:br/>
-            </w:r>
-            <w:r>
-              <w:rPr>
-                <w:rStyle w:val="NormalTok"/>
-              </w:rPr>
-              <w:t xml:space="preserve">  </w:t>
-            </w:r>
-            <w:r>
-              <w:rPr>
-                <w:rStyle w:val="FunctionTok"/>
-              </w:rPr>
-              <w:t xml:space="preserve">stat_qq</w:t>
-            </w:r>
-            <w:r>
-              <w:rPr>
-                <w:rStyle w:val="NormalTok"/>
-              </w:rPr>
-              <w:t xml:space="preserve">() </w:t>
-            </w:r>
-            <w:r>
-              <w:rPr>
-                <w:rStyle w:val="SpecialCharTok"/>
-              </w:rPr>
-              <w:t xml:space="preserve">+</w:t>
-            </w:r>
-            <w:r>
-              <w:br/>
-            </w:r>
-            <w:r>
-              <w:rPr>
-                <w:rStyle w:val="NormalTok"/>
-              </w:rPr>
-              <w:t xml:space="preserve">  </w:t>
-            </w:r>
-            <w:r>
-              <w:rPr>
-                <w:rStyle w:val="FunctionTok"/>
-              </w:rPr>
-              <w:t xml:space="preserve">stat_qq_line</w:t>
-            </w:r>
-            <w:r>
-              <w:rPr>
-                <w:rStyle w:val="NormalTok"/>
-              </w:rPr>
-              <w:t xml:space="preserve">() </w:t>
-            </w:r>
-            <w:r>
-              <w:rPr>
-                <w:rStyle w:val="SpecialCharTok"/>
-              </w:rPr>
-              <w:t xml:space="preserve">+</w:t>
-            </w:r>
-            <w:r>
-              <w:br/>
-            </w:r>
-            <w:r>
-              <w:rPr>
-                <w:rStyle w:val="NormalTok"/>
-              </w:rPr>
-              <w:t xml:space="preserve">  </w:t>
-            </w:r>
-            <w:r>
-              <w:rPr>
-                <w:rStyle w:val="FunctionTok"/>
-              </w:rPr>
-              <w:t xml:space="preserve">labs</w:t>
-            </w:r>
-            <w:r>
-              <w:rPr>
-                <w:rStyle w:val="NormalTok"/>
-              </w:rPr>
-              <w:t xml:space="preserve">(</w:t>
-            </w:r>
-            <w:r>
-              <w:rPr>
-                <w:rStyle w:val="AttributeTok"/>
-              </w:rPr>
-              <w:t xml:space="preserve">title =</w:t>
-            </w:r>
-            <w:r>
-              <w:rPr>
-                <w:rStyle w:val="NormalTok"/>
-              </w:rPr>
-              <w:t xml:space="preserve"> </w:t>
-            </w:r>
-            <w:r>
-              <w:rPr>
-                <w:rStyle w:val="StringTok"/>
-              </w:rPr>
-              <w:t xml:space="preserve">"QQ Plot for Log-Transformed Data"</w:t>
-            </w:r>
-            <w:r>
-              <w:rPr>
-                <w:rStyle w:val="NormalTok"/>
-              </w:rPr>
-              <w:t xml:space="preserve">, </w:t>
-            </w:r>
-            <w:r>
-              <w:br/>
-            </w:r>
-            <w:r>
-              <w:rPr>
-                <w:rStyle w:val="NormalTok"/>
-              </w:rPr>
-              <w:t xml:space="preserve">       </w:t>
-            </w:r>
-            <w:r>
-              <w:rPr>
-                <w:rStyle w:val="AttributeTok"/>
-              </w:rPr>
-              <w:t xml:space="preserve">x =</w:t>
-            </w:r>
-            <w:r>
-              <w:rPr>
-                <w:rStyle w:val="NormalTok"/>
-              </w:rPr>
-              <w:t xml:space="preserve"> </w:t>
-            </w:r>
-            <w:r>
-              <w:rPr>
-                <w:rStyle w:val="StringTok"/>
-              </w:rPr>
-              <w:t xml:space="preserve">"Theoretical Quantiles"</w:t>
-            </w:r>
-            <w:r>
-              <w:rPr>
-                <w:rStyle w:val="NormalTok"/>
-              </w:rPr>
-              <w:t xml:space="preserve">, </w:t>
-            </w:r>
-            <w:r>
-              <w:br/>
-            </w:r>
-            <w:r>
-              <w:rPr>
-                <w:rStyle w:val="NormalTok"/>
-              </w:rPr>
-              <w:t xml:space="preserve">       </w:t>
-            </w:r>
-            <w:r>
-              <w:rPr>
-                <w:rStyle w:val="AttributeTok"/>
-              </w:rPr>
-              <w:t xml:space="preserve">y =</w:t>
-            </w:r>
-            <w:r>
-              <w:rPr>
-                <w:rStyle w:val="NormalTok"/>
-              </w:rPr>
-              <w:t xml:space="preserve"> </w:t>
-            </w:r>
-            <w:r>
-              <w:rPr>
-                <w:rStyle w:val="StringTok"/>
-              </w:rPr>
-              <w:t xml:space="preserve">"Sample Quantiles"</w:t>
-            </w:r>
-            <w:r>
-              <w:rPr>
-                <w:rStyle w:val="NormalTok"/>
-              </w:rPr>
-              <w:t xml:space="preserve">) </w:t>
-            </w:r>
-            <w:r>
-              <w:rPr>
-                <w:rStyle w:val="SpecialCharTok"/>
-              </w:rPr>
-              <w:t xml:space="preserve">+</w:t>
-            </w:r>
-            <w:r>
-              <w:br/>
-            </w:r>
-            <w:r>
-              <w:rPr>
-                <w:rStyle w:val="NormalTok"/>
-              </w:rPr>
-              <w:t xml:space="preserve">  </w:t>
-            </w:r>
-            <w:r>
-              <w:rPr>
-                <w:rStyle w:val="FunctionTok"/>
-              </w:rPr>
-              <w:t xml:space="preserve">theme_minimal</w:t>
-            </w:r>
-            <w:r>
-              <w:rPr>
-                <w:rStyle w:val="NormalTok"/>
-              </w:rPr>
-              <w:t xml:space="preserve">() </w:t>
-            </w:r>
-            <w:r>
-              <w:rPr>
-                <w:rStyle w:val="SpecialCharTok"/>
-              </w:rPr>
-              <w:t xml:space="preserve">+</w:t>
-            </w:r>
-            <w:r>
-              <w:br/>
-            </w:r>
-            <w:r>
-              <w:rPr>
-                <w:rStyle w:val="NormalTok"/>
-              </w:rPr>
-              <w:t xml:space="preserve">  </w:t>
-            </w:r>
-            <w:r>
-              <w:rPr>
-                <w:rStyle w:val="FunctionTok"/>
-              </w:rPr>
-              <w:t xml:space="preserve">facet_wrap</w:t>
-            </w:r>
-            <w:r>
-              <w:rPr>
-                <w:rStyle w:val="NormalTok"/>
-              </w:rPr>
-              <w:t xml:space="preserve">(</w:t>
-            </w:r>
-            <w:r>
-              <w:rPr>
-                <w:rStyle w:val="SpecialCharTok"/>
-              </w:rPr>
-              <w:t xml:space="preserve">~</w:t>
-            </w:r>
-            <w:r>
-              <w:rPr>
-                <w:rStyle w:val="NormalTok"/>
-              </w:rPr>
-              <w:t xml:space="preserve">lake)</w:t>
-            </w:r>
-            <w:r>
-              <w:br/>
-            </w:r>
-            <w:r>
-              <w:br/>
-            </w:r>
-            <w:r>
-              <w:rPr>
-                <w:rStyle w:val="CommentTok"/>
-              </w:rPr>
-              <w:t xml:space="preserve"># Show the log QQ plot</w:t>
-            </w:r>
-            <w:r>
-              <w:br/>
-            </w:r>
-            <w:r>
-              <w:rPr>
-                <w:rStyle w:val="NormalTok"/>
-              </w:rPr>
-              <w:t xml:space="preserve">log_qq_plot</w:t>
             </w:r>
           </w:p>
           <w:p>
@@ -8121,6 +7882,538 @@
         </w:tc>
       </w:tr>
     </w:tbl>
+    <w:bookmarkEnd w:id="88"/>
+    <w:bookmarkStart w:id="98" w:name="X45d3eabfaa3cb05a4cf1b3f531d87cfae805ef3"/>
+    <w:p>
+      <w:pPr>
+        <w:pStyle w:val="Heading2"/>
+      </w:pPr>
+      <w:r>
+        <w:t xml:space="preserve">Now a qqplot - we will skip Shapiro-Wilk this time ; )</w:t>
+      </w:r>
+    </w:p>
+    <w:tbl>
+      <w:tblPr>
+        <w:tblStyle w:val="Table"/>
+        <w:tblLook w:firstRow="0" w:lastRow="0" w:firstColumn="0" w:lastColumn="0" w:noHBand="0" w:noVBand="0" w:val="0000"/>
+        <w:tblBorders>
+          <w:left w:val="single" w:sz="24" w:space="0" w:color="00A047"/>
+          <w:right w:val="single" w:sz="4" w:space="0" w:color="00A047"/>
+          <w:top w:val="single" w:sz="4" w:space="0" w:color="00A047"/>
+          <w:bottom w:val="single" w:sz="4" w:space="0" w:color="00A047"/>
+        </w:tblBorders>
+        <w:tblCellMar>
+          <w:left w:w="144" w:type="dxa"/>
+          <w:right w:w="144" w:type="dxa"/>
+        </w:tblCellMar>
+        <w:tblInd w:w="164" w:type="dxa"/>
+        <w:tblW w:type="pct" w:w="100%"/>
+      </w:tblPr>
+      <w:tr>
+        <w:trPr>
+          <w:cantSplit/>
+        </w:trPr>
+        <w:tc>
+          <w:tcPr>
+            <w:shd w:color="auto" w:fill="ccf1e3" w:val="clear"/>
+            <w:tcMar>
+              <w:top w:w="92" w:type="dxa"/>
+              <w:bottom w:w="92" w:type="dxa"/>
+            </w:tcMar>
+          </w:tcPr>
+          <w:p>
+            <w:pPr>
+              <w:pStyle w:val="FirstParagraph"/>
+            </w:pPr>
+            <w:pPr>
+              <w:spacing w:before="0" w:after="0"/>
+              <w:textAlignment w:val="center"/>
+            </w:pPr>
+            <w:r>
+              <w:drawing>
+                <wp:inline>
+                  <wp:extent cx="152400" cy="152400"/>
+                  <wp:effectExtent b="0" l="0" r="0" t="0"/>
+                  <wp:docPr descr="" title="" id="89" name="Picture"/>
+                  <a:graphic>
+                    <a:graphicData uri="http://schemas.openxmlformats.org/drawingml/2006/picture">
+                      <pic:pic>
+                        <pic:nvPicPr>
+                          <pic:cNvPr descr="/Applications/RStudio.app/Contents/Resources/app/quarto/share/formats/docx/tip.png" id="90" name="Picture"/>
+                          <pic:cNvPicPr>
+                            <a:picLocks noChangeArrowheads="1" noChangeAspect="1"/>
+                          </pic:cNvPicPr>
+                        </pic:nvPicPr>
+                        <pic:blipFill>
+                          <a:blip r:embed="rId54"/>
+                          <a:stretch>
+                            <a:fillRect/>
+                          </a:stretch>
+                        </pic:blipFill>
+                        <pic:spPr bwMode="auto">
+                          <a:xfrm>
+                            <a:off x="0" y="0"/>
+                            <a:ext cx="152400" cy="152400"/>
+                          </a:xfrm>
+                          <a:prstGeom prst="rect">
+                            <a:avLst/>
+                          </a:prstGeom>
+                          <a:noFill/>
+                          <a:ln w="9525">
+                            <a:noFill/>
+                            <a:headEnd/>
+                            <a:tailEnd/>
+                          </a:ln>
+                        </pic:spPr>
+                      </pic:pic>
+                    </a:graphicData>
+                  </a:graphic>
+                </wp:inline>
+              </w:drawing>
+            </w:r>
+            <w:r>
+              <w:t xml:space="preserve"> </w:t>
+            </w:r>
+            <w:r>
+              <w:t xml:space="preserve"> </w:t>
+            </w:r>
+            <w:r>
+              <w:t xml:space="preserve">Exercise: do a qqplot of transformed data</w:t>
+            </w:r>
+          </w:p>
+        </w:tc>
+      </w:tr>
+      <w:tr>
+        <w:trPr>
+          <w:cantSplit/>
+        </w:trPr>
+        <w:tc>
+          <w:tcPr>
+            <w:tcMar>
+              <w:top w:w="108" w:type="dxa"/>
+              <w:bottom w:w="108" w:type="dxa"/>
+            </w:tcMar>
+          </w:tcPr>
+          <w:p>
+            <w:pPr>
+              <w:pStyle w:val="BodyText"/>
+            </w:pPr>
+            <w:pPr>
+              <w:spacing w:before="16"/>
+            </w:pPr>
+            <w:r>
+              <w:t xml:space="preserve">We could also look at the difference in means… some cool code here</w:t>
+            </w:r>
+          </w:p>
+          <w:p>
+            <w:pPr>
+              <w:pStyle w:val="SourceCode"/>
+            </w:pPr>
+            <w:r>
+              <w:rPr>
+                <w:rStyle w:val="CommentTok"/>
+              </w:rPr>
+              <w:t xml:space="preserve"># QQ plot for log-transformed data</w:t>
+            </w:r>
+            <w:r>
+              <w:br/>
+            </w:r>
+            <w:r>
+              <w:rPr>
+                <w:rStyle w:val="NormalTok"/>
+              </w:rPr>
+              <w:t xml:space="preserve">log_qq_plot </w:t>
+            </w:r>
+            <w:r>
+              <w:rPr>
+                <w:rStyle w:val="OtherTok"/>
+              </w:rPr>
+              <w:t xml:space="preserve">&lt;-</w:t>
+            </w:r>
+            <w:r>
+              <w:rPr>
+                <w:rStyle w:val="NormalTok"/>
+              </w:rPr>
+              <w:t xml:space="preserve"> in_df </w:t>
+            </w:r>
+            <w:r>
+              <w:rPr>
+                <w:rStyle w:val="SpecialCharTok"/>
+              </w:rPr>
+              <w:t xml:space="preserve">%&gt;%</w:t>
+            </w:r>
+            <w:r>
+              <w:rPr>
+                <w:rStyle w:val="NormalTok"/>
+              </w:rPr>
+              <w:t xml:space="preserve"> </w:t>
+            </w:r>
+            <w:r>
+              <w:br/>
+            </w:r>
+            <w:r>
+              <w:rPr>
+                <w:rStyle w:val="NormalTok"/>
+              </w:rPr>
+              <w:t xml:space="preserve">  </w:t>
+            </w:r>
+            <w:r>
+              <w:rPr>
+                <w:rStyle w:val="FunctionTok"/>
+              </w:rPr>
+              <w:t xml:space="preserve">ggplot</w:t>
+            </w:r>
+            <w:r>
+              <w:rPr>
+                <w:rStyle w:val="NormalTok"/>
+              </w:rPr>
+              <w:t xml:space="preserve">(</w:t>
+            </w:r>
+            <w:r>
+              <w:rPr>
+                <w:rStyle w:val="FunctionTok"/>
+              </w:rPr>
+              <w:t xml:space="preserve">aes</w:t>
+            </w:r>
+            <w:r>
+              <w:rPr>
+                <w:rStyle w:val="NormalTok"/>
+              </w:rPr>
+              <w:t xml:space="preserve">(</w:t>
+            </w:r>
+            <w:r>
+              <w:rPr>
+                <w:rStyle w:val="AttributeTok"/>
+              </w:rPr>
+              <w:t xml:space="preserve">sample =</w:t>
+            </w:r>
+            <w:r>
+              <w:rPr>
+                <w:rStyle w:val="NormalTok"/>
+              </w:rPr>
+              <w:t xml:space="preserve"> log_mass, </w:t>
+            </w:r>
+            <w:r>
+              <w:rPr>
+                <w:rStyle w:val="AttributeTok"/>
+              </w:rPr>
+              <w:t xml:space="preserve">color =</w:t>
+            </w:r>
+            <w:r>
+              <w:rPr>
+                <w:rStyle w:val="NormalTok"/>
+              </w:rPr>
+              <w:t xml:space="preserve"> lake)) </w:t>
+            </w:r>
+            <w:r>
+              <w:rPr>
+                <w:rStyle w:val="SpecialCharTok"/>
+              </w:rPr>
+              <w:t xml:space="preserve">+</w:t>
+            </w:r>
+            <w:r>
+              <w:br/>
+            </w:r>
+            <w:r>
+              <w:rPr>
+                <w:rStyle w:val="NormalTok"/>
+              </w:rPr>
+              <w:t xml:space="preserve">  </w:t>
+            </w:r>
+            <w:r>
+              <w:rPr>
+                <w:rStyle w:val="FunctionTok"/>
+              </w:rPr>
+              <w:t xml:space="preserve">stat_qq</w:t>
+            </w:r>
+            <w:r>
+              <w:rPr>
+                <w:rStyle w:val="NormalTok"/>
+              </w:rPr>
+              <w:t xml:space="preserve">() </w:t>
+            </w:r>
+            <w:r>
+              <w:rPr>
+                <w:rStyle w:val="SpecialCharTok"/>
+              </w:rPr>
+              <w:t xml:space="preserve">+</w:t>
+            </w:r>
+            <w:r>
+              <w:br/>
+            </w:r>
+            <w:r>
+              <w:rPr>
+                <w:rStyle w:val="NormalTok"/>
+              </w:rPr>
+              <w:t xml:space="preserve">  </w:t>
+            </w:r>
+            <w:r>
+              <w:rPr>
+                <w:rStyle w:val="FunctionTok"/>
+              </w:rPr>
+              <w:t xml:space="preserve">stat_qq_line</w:t>
+            </w:r>
+            <w:r>
+              <w:rPr>
+                <w:rStyle w:val="NormalTok"/>
+              </w:rPr>
+              <w:t xml:space="preserve">() </w:t>
+            </w:r>
+            <w:r>
+              <w:rPr>
+                <w:rStyle w:val="SpecialCharTok"/>
+              </w:rPr>
+              <w:t xml:space="preserve">+</w:t>
+            </w:r>
+            <w:r>
+              <w:br/>
+            </w:r>
+            <w:r>
+              <w:rPr>
+                <w:rStyle w:val="NormalTok"/>
+              </w:rPr>
+              <w:t xml:space="preserve">  </w:t>
+            </w:r>
+            <w:r>
+              <w:rPr>
+                <w:rStyle w:val="FunctionTok"/>
+              </w:rPr>
+              <w:t xml:space="preserve">labs</w:t>
+            </w:r>
+            <w:r>
+              <w:rPr>
+                <w:rStyle w:val="NormalTok"/>
+              </w:rPr>
+              <w:t xml:space="preserve">(</w:t>
+            </w:r>
+            <w:r>
+              <w:rPr>
+                <w:rStyle w:val="AttributeTok"/>
+              </w:rPr>
+              <w:t xml:space="preserve">title =</w:t>
+            </w:r>
+            <w:r>
+              <w:rPr>
+                <w:rStyle w:val="NormalTok"/>
+              </w:rPr>
+              <w:t xml:space="preserve"> </w:t>
+            </w:r>
+            <w:r>
+              <w:rPr>
+                <w:rStyle w:val="StringTok"/>
+              </w:rPr>
+              <w:t xml:space="preserve">"QQ Plot for Log-Transformed Data"</w:t>
+            </w:r>
+            <w:r>
+              <w:rPr>
+                <w:rStyle w:val="NormalTok"/>
+              </w:rPr>
+              <w:t xml:space="preserve">, </w:t>
+            </w:r>
+            <w:r>
+              <w:br/>
+            </w:r>
+            <w:r>
+              <w:rPr>
+                <w:rStyle w:val="NormalTok"/>
+              </w:rPr>
+              <w:t xml:space="preserve">       </w:t>
+            </w:r>
+            <w:r>
+              <w:rPr>
+                <w:rStyle w:val="AttributeTok"/>
+              </w:rPr>
+              <w:t xml:space="preserve">x =</w:t>
+            </w:r>
+            <w:r>
+              <w:rPr>
+                <w:rStyle w:val="NormalTok"/>
+              </w:rPr>
+              <w:t xml:space="preserve"> </w:t>
+            </w:r>
+            <w:r>
+              <w:rPr>
+                <w:rStyle w:val="StringTok"/>
+              </w:rPr>
+              <w:t xml:space="preserve">"Theoretical Quantiles"</w:t>
+            </w:r>
+            <w:r>
+              <w:rPr>
+                <w:rStyle w:val="NormalTok"/>
+              </w:rPr>
+              <w:t xml:space="preserve">, </w:t>
+            </w:r>
+            <w:r>
+              <w:br/>
+            </w:r>
+            <w:r>
+              <w:rPr>
+                <w:rStyle w:val="NormalTok"/>
+              </w:rPr>
+              <w:t xml:space="preserve">       </w:t>
+            </w:r>
+            <w:r>
+              <w:rPr>
+                <w:rStyle w:val="AttributeTok"/>
+              </w:rPr>
+              <w:t xml:space="preserve">y =</w:t>
+            </w:r>
+            <w:r>
+              <w:rPr>
+                <w:rStyle w:val="NormalTok"/>
+              </w:rPr>
+              <w:t xml:space="preserve"> </w:t>
+            </w:r>
+            <w:r>
+              <w:rPr>
+                <w:rStyle w:val="StringTok"/>
+              </w:rPr>
+              <w:t xml:space="preserve">"Sample Quantiles"</w:t>
+            </w:r>
+            <w:r>
+              <w:rPr>
+                <w:rStyle w:val="NormalTok"/>
+              </w:rPr>
+              <w:t xml:space="preserve">) </w:t>
+            </w:r>
+            <w:r>
+              <w:rPr>
+                <w:rStyle w:val="SpecialCharTok"/>
+              </w:rPr>
+              <w:t xml:space="preserve">+</w:t>
+            </w:r>
+            <w:r>
+              <w:br/>
+            </w:r>
+            <w:r>
+              <w:rPr>
+                <w:rStyle w:val="NormalTok"/>
+              </w:rPr>
+              <w:t xml:space="preserve">  </w:t>
+            </w:r>
+            <w:r>
+              <w:rPr>
+                <w:rStyle w:val="FunctionTok"/>
+              </w:rPr>
+              <w:t xml:space="preserve">theme_minimal</w:t>
+            </w:r>
+            <w:r>
+              <w:rPr>
+                <w:rStyle w:val="NormalTok"/>
+              </w:rPr>
+              <w:t xml:space="preserve">() </w:t>
+            </w:r>
+            <w:r>
+              <w:rPr>
+                <w:rStyle w:val="SpecialCharTok"/>
+              </w:rPr>
+              <w:t xml:space="preserve">+</w:t>
+            </w:r>
+            <w:r>
+              <w:br/>
+            </w:r>
+            <w:r>
+              <w:rPr>
+                <w:rStyle w:val="NormalTok"/>
+              </w:rPr>
+              <w:t xml:space="preserve">  </w:t>
+            </w:r>
+            <w:r>
+              <w:rPr>
+                <w:rStyle w:val="FunctionTok"/>
+              </w:rPr>
+              <w:t xml:space="preserve">facet_wrap</w:t>
+            </w:r>
+            <w:r>
+              <w:rPr>
+                <w:rStyle w:val="NormalTok"/>
+              </w:rPr>
+              <w:t xml:space="preserve">(</w:t>
+            </w:r>
+            <w:r>
+              <w:rPr>
+                <w:rStyle w:val="SpecialCharTok"/>
+              </w:rPr>
+              <w:t xml:space="preserve">~</w:t>
+            </w:r>
+            <w:r>
+              <w:rPr>
+                <w:rStyle w:val="NormalTok"/>
+              </w:rPr>
+              <w:t xml:space="preserve">lake)</w:t>
+            </w:r>
+            <w:r>
+              <w:br/>
+            </w:r>
+            <w:r>
+              <w:br/>
+            </w:r>
+            <w:r>
+              <w:rPr>
+                <w:rStyle w:val="CommentTok"/>
+              </w:rPr>
+              <w:t xml:space="preserve"># Show the log QQ plot</w:t>
+            </w:r>
+            <w:r>
+              <w:br/>
+            </w:r>
+            <w:r>
+              <w:rPr>
+                <w:rStyle w:val="NormalTok"/>
+              </w:rPr>
+              <w:t xml:space="preserve">log_qq_plot</w:t>
+            </w:r>
+          </w:p>
+          <w:p>
+            <w:pPr>
+              <w:pStyle w:val="FirstParagraph"/>
+            </w:pPr>
+            <w:r>
+              <w:drawing>
+                <wp:inline>
+                  <wp:extent cx="2743200" cy="2743200"/>
+                  <wp:effectExtent b="0" l="0" r="0" t="0"/>
+                  <wp:docPr descr="" title="" id="92" name="Picture"/>
+                  <a:graphic>
+                    <a:graphicData uri="http://schemas.openxmlformats.org/drawingml/2006/picture">
+                      <pic:pic>
+                        <pic:nvPicPr>
+                          <pic:cNvPr descr="07_02_class_activity_files/figure-docx/unnamed-chunk-16-1.jpeg" id="93" name="Picture"/>
+                          <pic:cNvPicPr>
+                            <a:picLocks noChangeArrowheads="1" noChangeAspect="1"/>
+                          </pic:cNvPicPr>
+                        </pic:nvPicPr>
+                        <pic:blipFill>
+                          <a:blip r:embed="rId91"/>
+                          <a:stretch>
+                            <a:fillRect/>
+                          </a:stretch>
+                        </pic:blipFill>
+                        <pic:spPr bwMode="auto">
+                          <a:xfrm>
+                            <a:off x="0" y="0"/>
+                            <a:ext cx="2743200" cy="2743200"/>
+                          </a:xfrm>
+                          <a:prstGeom prst="rect">
+                            <a:avLst/>
+                          </a:prstGeom>
+                          <a:noFill/>
+                          <a:ln w="9525">
+                            <a:noFill/>
+                            <a:headEnd/>
+                            <a:tailEnd/>
+                          </a:ln>
+                        </pic:spPr>
+                      </pic:pic>
+                    </a:graphicData>
+                  </a:graphic>
+                </wp:inline>
+              </w:drawing>
+            </w:r>
+          </w:p>
+        </w:tc>
+      </w:tr>
+    </w:tbl>
     <w:p>
       <w:pPr>
         <w:pStyle w:val="BodyText"/>
@@ -8171,18 +8464,18 @@
                 <wp:inline>
                   <wp:extent cx="152400" cy="152400"/>
                   <wp:effectExtent b="0" l="0" r="0" t="0"/>
-                  <wp:docPr descr="" title="" id="88" name="Picture"/>
+                  <wp:docPr descr="" title="" id="94" name="Picture"/>
                   <a:graphic>
                     <a:graphicData uri="http://schemas.openxmlformats.org/drawingml/2006/picture">
                       <pic:pic>
                         <pic:nvPicPr>
-                          <pic:cNvPr descr="/Applications/RStudio.app/Contents/Resources/app/quarto/share/formats/docx/tip.png" id="89" name="Picture"/>
+                          <pic:cNvPr descr="/Applications/RStudio.app/Contents/Resources/app/quarto/share/formats/docx/tip.png" id="95" name="Picture"/>
                           <pic:cNvPicPr>
                             <a:picLocks noChangeArrowheads="1" noChangeAspect="1"/>
                           </pic:cNvPicPr>
                         </pic:nvPicPr>
                         <pic:blipFill>
-                          <a:blip r:embed="rId49"/>
+                          <a:blip r:embed="rId54"/>
                           <a:stretch>
                             <a:fillRect/>
                           </a:stretch>
@@ -8237,9 +8530,297 @@
             </w:pPr>
             <w:r>
               <w:rPr>
+                <w:rStyle w:val="NormalTok"/>
+              </w:rPr>
+              <w:t xml:space="preserve">log_normality_results </w:t>
+            </w:r>
+            <w:r>
+              <w:rPr>
+                <w:rStyle w:val="OtherTok"/>
+              </w:rPr>
+              <w:t xml:space="preserve">&lt;-</w:t>
+            </w:r>
+            <w:r>
+              <w:rPr>
+                <w:rStyle w:val="NormalTok"/>
+              </w:rPr>
+              <w:t xml:space="preserve"> in_df </w:t>
+            </w:r>
+            <w:r>
+              <w:rPr>
+                <w:rStyle w:val="SpecialCharTok"/>
+              </w:rPr>
+              <w:t xml:space="preserve">%&gt;%</w:t>
+            </w:r>
+            <w:r>
+              <w:br/>
+            </w:r>
+            <w:r>
+              <w:rPr>
+                <w:rStyle w:val="NormalTok"/>
+              </w:rPr>
+              <w:t xml:space="preserve">  </w:t>
+            </w:r>
+            <w:r>
+              <w:rPr>
+                <w:rStyle w:val="FunctionTok"/>
+              </w:rPr>
+              <w:t xml:space="preserve">group_by</w:t>
+            </w:r>
+            <w:r>
+              <w:rPr>
+                <w:rStyle w:val="NormalTok"/>
+              </w:rPr>
+              <w:t xml:space="preserve">(lake) </w:t>
+            </w:r>
+            <w:r>
+              <w:rPr>
+                <w:rStyle w:val="SpecialCharTok"/>
+              </w:rPr>
+              <w:t xml:space="preserve">%&gt;%</w:t>
+            </w:r>
+            <w:r>
+              <w:br/>
+            </w:r>
+            <w:r>
+              <w:rPr>
+                <w:rStyle w:val="NormalTok"/>
+              </w:rPr>
+              <w:t xml:space="preserve">  </w:t>
+            </w:r>
+            <w:r>
+              <w:rPr>
+                <w:rStyle w:val="FunctionTok"/>
+              </w:rPr>
+              <w:t xml:space="preserve">summarize</w:t>
+            </w:r>
+            <w:r>
+              <w:rPr>
+                <w:rStyle w:val="NormalTok"/>
+              </w:rPr>
+              <w:t xml:space="preserve">(</w:t>
+            </w:r>
+            <w:r>
+              <w:br/>
+            </w:r>
+            <w:r>
+              <w:rPr>
+                <w:rStyle w:val="NormalTok"/>
+              </w:rPr>
+              <w:t xml:space="preserve">    </w:t>
+            </w:r>
+            <w:r>
+              <w:rPr>
+                <w:rStyle w:val="AttributeTok"/>
+              </w:rPr>
+              <w:t xml:space="preserve">shapiro_stat =</w:t>
+            </w:r>
+            <w:r>
+              <w:rPr>
+                <w:rStyle w:val="NormalTok"/>
+              </w:rPr>
+              <w:t xml:space="preserve"> </w:t>
+            </w:r>
+            <w:r>
+              <w:rPr>
+                <w:rStyle w:val="FunctionTok"/>
+              </w:rPr>
+              <w:t xml:space="preserve">shapiro.test</w:t>
+            </w:r>
+            <w:r>
+              <w:rPr>
+                <w:rStyle w:val="NormalTok"/>
+              </w:rPr>
+              <w:t xml:space="preserve">(</w:t>
+            </w:r>
+            <w:r>
+              <w:rPr>
+                <w:rStyle w:val="FunctionTok"/>
+              </w:rPr>
+              <w:t xml:space="preserve">log10</w:t>
+            </w:r>
+            <w:r>
+              <w:rPr>
+                <w:rStyle w:val="NormalTok"/>
+              </w:rPr>
+              <w:t xml:space="preserve">(mass_g))</w:t>
+            </w:r>
+            <w:r>
+              <w:rPr>
+                <w:rStyle w:val="SpecialCharTok"/>
+              </w:rPr>
+              <w:t xml:space="preserve">$</w:t>
+            </w:r>
+            <w:r>
+              <w:rPr>
+                <w:rStyle w:val="NormalTok"/>
+              </w:rPr>
+              <w:t xml:space="preserve">statistic,</w:t>
+            </w:r>
+            <w:r>
+              <w:br/>
+            </w:r>
+            <w:r>
+              <w:rPr>
+                <w:rStyle w:val="NormalTok"/>
+              </w:rPr>
+              <w:t xml:space="preserve">    </w:t>
+            </w:r>
+            <w:r>
+              <w:rPr>
+                <w:rStyle w:val="AttributeTok"/>
+              </w:rPr>
+              <w:t xml:space="preserve">shapiro_p_value =</w:t>
+            </w:r>
+            <w:r>
+              <w:rPr>
+                <w:rStyle w:val="NormalTok"/>
+              </w:rPr>
+              <w:t xml:space="preserve"> </w:t>
+            </w:r>
+            <w:r>
+              <w:rPr>
+                <w:rStyle w:val="FunctionTok"/>
+              </w:rPr>
+              <w:t xml:space="preserve">shapiro.test</w:t>
+            </w:r>
+            <w:r>
+              <w:rPr>
+                <w:rStyle w:val="NormalTok"/>
+              </w:rPr>
+              <w:t xml:space="preserve">(</w:t>
+            </w:r>
+            <w:r>
+              <w:rPr>
+                <w:rStyle w:val="FunctionTok"/>
+              </w:rPr>
+              <w:t xml:space="preserve">log10</w:t>
+            </w:r>
+            <w:r>
+              <w:rPr>
+                <w:rStyle w:val="NormalTok"/>
+              </w:rPr>
+              <w:t xml:space="preserve">(mass_g))</w:t>
+            </w:r>
+            <w:r>
+              <w:rPr>
+                <w:rStyle w:val="SpecialCharTok"/>
+              </w:rPr>
+              <w:t xml:space="preserve">$</w:t>
+            </w:r>
+            <w:r>
+              <w:rPr>
+                <w:rStyle w:val="NormalTok"/>
+              </w:rPr>
+              <w:t xml:space="preserve">p.value,</w:t>
+            </w:r>
+            <w:r>
+              <w:br/>
+            </w:r>
+            <w:r>
+              <w:rPr>
+                <w:rStyle w:val="NormalTok"/>
+              </w:rPr>
+              <w:t xml:space="preserve">    </w:t>
+            </w:r>
+            <w:r>
+              <w:rPr>
+                <w:rStyle w:val="AttributeTok"/>
+              </w:rPr>
+              <w:t xml:space="preserve">normal_distribution =</w:t>
+            </w:r>
+            <w:r>
+              <w:rPr>
+                <w:rStyle w:val="NormalTok"/>
+              </w:rPr>
+              <w:t xml:space="preserve"> </w:t>
+            </w:r>
+            <w:r>
+              <w:rPr>
+                <w:rStyle w:val="FunctionTok"/>
+              </w:rPr>
+              <w:t xml:space="preserve">if_else</w:t>
+            </w:r>
+            <w:r>
+              <w:rPr>
+                <w:rStyle w:val="NormalTok"/>
+              </w:rPr>
+              <w:t xml:space="preserve">(shapiro_p_value </w:t>
+            </w:r>
+            <w:r>
+              <w:rPr>
+                <w:rStyle w:val="SpecialCharTok"/>
+              </w:rPr>
+              <w:t xml:space="preserve">&gt;</w:t>
+            </w:r>
+            <w:r>
+              <w:rPr>
+                <w:rStyle w:val="NormalTok"/>
+              </w:rPr>
+              <w:t xml:space="preserve"> </w:t>
+            </w:r>
+            <w:r>
+              <w:rPr>
+                <w:rStyle w:val="FloatTok"/>
+              </w:rPr>
+              <w:t xml:space="preserve">0.05</w:t>
+            </w:r>
+            <w:r>
+              <w:rPr>
+                <w:rStyle w:val="NormalTok"/>
+              </w:rPr>
+              <w:t xml:space="preserve">, </w:t>
+            </w:r>
+            <w:r>
+              <w:rPr>
+                <w:rStyle w:val="StringTok"/>
+              </w:rPr>
+              <w:t xml:space="preserve">"Normal"</w:t>
+            </w:r>
+            <w:r>
+              <w:rPr>
+                <w:rStyle w:val="NormalTok"/>
+              </w:rPr>
+              <w:t xml:space="preserve">, </w:t>
+            </w:r>
+            <w:r>
+              <w:rPr>
+                <w:rStyle w:val="StringTok"/>
+              </w:rPr>
+              <w:t xml:space="preserve">"Non-normal"</w:t>
+            </w:r>
+            <w:r>
+              <w:rPr>
+                <w:rStyle w:val="NormalTok"/>
+              </w:rPr>
+              <w:t xml:space="preserve">)</w:t>
+            </w:r>
+            <w:r>
+              <w:br/>
+            </w:r>
+            <w:r>
+              <w:rPr>
+                <w:rStyle w:val="NormalTok"/>
+              </w:rPr>
+              <w:t xml:space="preserve">    </w:t>
+            </w:r>
+            <w:r>
+              <w:rPr>
                 <w:rStyle w:val="CommentTok"/>
               </w:rPr>
-              <w:t xml:space="preserve"># Check normality of log-transformed data using Shapiro-Wilk test</w:t>
+              <w:t xml:space="preserve"># above wwe are using an ifelse test which is a great oneliner</w:t>
+            </w:r>
+            <w:r>
+              <w:br/>
+            </w:r>
+            <w:r>
+              <w:rPr>
+                <w:rStyle w:val="NormalTok"/>
+              </w:rPr>
+              <w:t xml:space="preserve">  )</w:t>
+            </w:r>
+            <w:r>
+              <w:br/>
             </w:r>
             <w:r>
               <w:br/>
@@ -8248,358 +8829,22 @@
               <w:rPr>
                 <w:rStyle w:val="CommentTok"/>
               </w:rPr>
-              <w:t xml:space="preserve"># For NE 12</w:t>
-            </w:r>
-            <w:r>
-              <w:br/>
-            </w:r>
-            <w:r>
-              <w:rPr>
-                <w:rStyle w:val="NormalTok"/>
-              </w:rPr>
-              <w:t xml:space="preserve">log_ne12 </w:t>
-            </w:r>
-            <w:r>
-              <w:rPr>
-                <w:rStyle w:val="OtherTok"/>
-              </w:rPr>
-              <w:t xml:space="preserve">&lt;-</w:t>
-            </w:r>
-            <w:r>
-              <w:rPr>
-                <w:rStyle w:val="NormalTok"/>
-              </w:rPr>
-              <w:t xml:space="preserve"> island_ne12_df </w:t>
-            </w:r>
-            <w:r>
-              <w:rPr>
-                <w:rStyle w:val="SpecialCharTok"/>
-              </w:rPr>
-              <w:t xml:space="preserve">%&gt;%</w:t>
-            </w:r>
-            <w:r>
-              <w:rPr>
-                <w:rStyle w:val="NormalTok"/>
-              </w:rPr>
-              <w:t xml:space="preserve"> </w:t>
-            </w:r>
-            <w:r>
-              <w:br/>
-            </w:r>
-            <w:r>
-              <w:rPr>
-                <w:rStyle w:val="NormalTok"/>
-              </w:rPr>
-              <w:t xml:space="preserve">  </w:t>
+              <w:t xml:space="preserve"># Print the results</w:t>
+            </w:r>
+            <w:r>
+              <w:br/>
             </w:r>
             <w:r>
               <w:rPr>
                 <w:rStyle w:val="FunctionTok"/>
               </w:rPr>
-              <w:t xml:space="preserve">filter</w:t>
-            </w:r>
-            <w:r>
-              <w:rPr>
-                <w:rStyle w:val="NormalTok"/>
-              </w:rPr>
-              <w:t xml:space="preserve">(lake </w:t>
-            </w:r>
-            <w:r>
-              <w:rPr>
-                <w:rStyle w:val="SpecialCharTok"/>
-              </w:rPr>
-              <w:t xml:space="preserve">==</w:t>
-            </w:r>
-            <w:r>
-              <w:rPr>
-                <w:rStyle w:val="NormalTok"/>
-              </w:rPr>
-              <w:t xml:space="preserve"> </w:t>
-            </w:r>
-            <w:r>
-              <w:rPr>
-                <w:rStyle w:val="StringTok"/>
-              </w:rPr>
-              <w:t xml:space="preserve">"NE 12"</w:t>
-            </w:r>
-            <w:r>
-              <w:rPr>
-                <w:rStyle w:val="NormalTok"/>
-              </w:rPr>
-              <w:t xml:space="preserve">) </w:t>
-            </w:r>
-            <w:r>
-              <w:rPr>
-                <w:rStyle w:val="SpecialCharTok"/>
-              </w:rPr>
-              <w:t xml:space="preserve">%&gt;%</w:t>
-            </w:r>
-            <w:r>
-              <w:br/>
-            </w:r>
-            <w:r>
-              <w:rPr>
-                <w:rStyle w:val="NormalTok"/>
-              </w:rPr>
-              <w:t xml:space="preserve">  </w:t>
-            </w:r>
-            <w:r>
-              <w:rPr>
-                <w:rStyle w:val="FunctionTok"/>
-              </w:rPr>
-              <w:t xml:space="preserve">pull</w:t>
-            </w:r>
-            <w:r>
-              <w:rPr>
-                <w:rStyle w:val="NormalTok"/>
-              </w:rPr>
-              <w:t xml:space="preserve">(log_mass)</w:t>
-            </w:r>
-            <w:r>
-              <w:br/>
-            </w:r>
-            <w:r>
-              <w:br/>
-            </w:r>
-            <w:r>
-              <w:rPr>
-                <w:rStyle w:val="CommentTok"/>
-              </w:rPr>
-              <w:t xml:space="preserve"># For Island Lake</w:t>
-            </w:r>
-            <w:r>
-              <w:br/>
-            </w:r>
-            <w:r>
-              <w:rPr>
-                <w:rStyle w:val="NormalTok"/>
-              </w:rPr>
-              <w:t xml:space="preserve">log_island </w:t>
-            </w:r>
-            <w:r>
-              <w:rPr>
-                <w:rStyle w:val="OtherTok"/>
-              </w:rPr>
-              <w:t xml:space="preserve">&lt;-</w:t>
-            </w:r>
-            <w:r>
-              <w:rPr>
-                <w:rStyle w:val="NormalTok"/>
-              </w:rPr>
-              <w:t xml:space="preserve"> island_ne12_df </w:t>
-            </w:r>
-            <w:r>
-              <w:rPr>
-                <w:rStyle w:val="SpecialCharTok"/>
-              </w:rPr>
-              <w:t xml:space="preserve">%&gt;%</w:t>
-            </w:r>
-            <w:r>
-              <w:rPr>
-                <w:rStyle w:val="NormalTok"/>
-              </w:rPr>
-              <w:t xml:space="preserve"> </w:t>
-            </w:r>
-            <w:r>
-              <w:br/>
-            </w:r>
-            <w:r>
-              <w:rPr>
-                <w:rStyle w:val="NormalTok"/>
-              </w:rPr>
-              <w:t xml:space="preserve">  </w:t>
-            </w:r>
-            <w:r>
-              <w:rPr>
-                <w:rStyle w:val="FunctionTok"/>
-              </w:rPr>
-              <w:t xml:space="preserve">filter</w:t>
-            </w:r>
-            <w:r>
-              <w:rPr>
-                <w:rStyle w:val="NormalTok"/>
-              </w:rPr>
-              <w:t xml:space="preserve">(lake </w:t>
-            </w:r>
-            <w:r>
-              <w:rPr>
-                <w:rStyle w:val="SpecialCharTok"/>
-              </w:rPr>
-              <w:t xml:space="preserve">==</w:t>
-            </w:r>
-            <w:r>
-              <w:rPr>
-                <w:rStyle w:val="NormalTok"/>
-              </w:rPr>
-              <w:t xml:space="preserve"> </w:t>
-            </w:r>
-            <w:r>
-              <w:rPr>
-                <w:rStyle w:val="StringTok"/>
-              </w:rPr>
-              <w:t xml:space="preserve">"Island Lake"</w:t>
-            </w:r>
-            <w:r>
-              <w:rPr>
-                <w:rStyle w:val="NormalTok"/>
-              </w:rPr>
-              <w:t xml:space="preserve">) </w:t>
-            </w:r>
-            <w:r>
-              <w:rPr>
-                <w:rStyle w:val="SpecialCharTok"/>
-              </w:rPr>
-              <w:t xml:space="preserve">%&gt;%</w:t>
-            </w:r>
-            <w:r>
-              <w:br/>
-            </w:r>
-            <w:r>
-              <w:rPr>
-                <w:rStyle w:val="NormalTok"/>
-              </w:rPr>
-              <w:t xml:space="preserve">  </w:t>
-            </w:r>
-            <w:r>
-              <w:rPr>
-                <w:rStyle w:val="FunctionTok"/>
-              </w:rPr>
-              <w:t xml:space="preserve">pull</w:t>
-            </w:r>
-            <w:r>
-              <w:rPr>
-                <w:rStyle w:val="NormalTok"/>
-              </w:rPr>
-              <w:t xml:space="preserve">(log_mass)</w:t>
-            </w:r>
-            <w:r>
-              <w:br/>
-            </w:r>
-            <w:r>
-              <w:br/>
-            </w:r>
-            <w:r>
-              <w:rPr>
-                <w:rStyle w:val="CommentTok"/>
-              </w:rPr>
-              <w:t xml:space="preserve"># Run Shapiro-Wilk test on log-transformed data</w:t>
-            </w:r>
-            <w:r>
-              <w:br/>
-            </w:r>
-            <w:r>
-              <w:rPr>
-                <w:rStyle w:val="NormalTok"/>
-              </w:rPr>
-              <w:t xml:space="preserve">shapiro_log_ne12 </w:t>
-            </w:r>
-            <w:r>
-              <w:rPr>
-                <w:rStyle w:val="OtherTok"/>
-              </w:rPr>
-              <w:t xml:space="preserve">&lt;-</w:t>
-            </w:r>
-            <w:r>
-              <w:rPr>
-                <w:rStyle w:val="NormalTok"/>
-              </w:rPr>
-              <w:t xml:space="preserve"> </w:t>
-            </w:r>
-            <w:r>
-              <w:rPr>
-                <w:rStyle w:val="FunctionTok"/>
-              </w:rPr>
-              <w:t xml:space="preserve">shapiro.test</w:t>
-            </w:r>
-            <w:r>
-              <w:rPr>
-                <w:rStyle w:val="NormalTok"/>
-              </w:rPr>
-              <w:t xml:space="preserve">(log_ne12)</w:t>
-            </w:r>
-            <w:r>
-              <w:br/>
-            </w:r>
-            <w:r>
-              <w:rPr>
-                <w:rStyle w:val="NormalTok"/>
-              </w:rPr>
-              <w:t xml:space="preserve">shapiro_log_island </w:t>
-            </w:r>
-            <w:r>
-              <w:rPr>
-                <w:rStyle w:val="OtherTok"/>
-              </w:rPr>
-              <w:t xml:space="preserve">&lt;-</w:t>
-            </w:r>
-            <w:r>
-              <w:rPr>
-                <w:rStyle w:val="NormalTok"/>
-              </w:rPr>
-              <w:t xml:space="preserve"> </w:t>
-            </w:r>
-            <w:r>
-              <w:rPr>
-                <w:rStyle w:val="FunctionTok"/>
-              </w:rPr>
-              <w:t xml:space="preserve">shapiro.test</w:t>
-            </w:r>
-            <w:r>
-              <w:rPr>
-                <w:rStyle w:val="NormalTok"/>
-              </w:rPr>
-              <w:t xml:space="preserve">(log_island)</w:t>
-            </w:r>
-            <w:r>
-              <w:br/>
-            </w:r>
-            <w:r>
-              <w:br/>
-            </w:r>
-            <w:r>
-              <w:rPr>
-                <w:rStyle w:val="CommentTok"/>
-              </w:rPr>
-              <w:t xml:space="preserve"># Show results</w:t>
-            </w:r>
-            <w:r>
-              <w:br/>
-            </w:r>
-            <w:r>
-              <w:rPr>
-                <w:rStyle w:val="FunctionTok"/>
-              </w:rPr>
-              <w:t xml:space="preserve">cat</w:t>
-            </w:r>
-            <w:r>
-              <w:rPr>
-                <w:rStyle w:val="NormalTok"/>
-              </w:rPr>
-              <w:t xml:space="preserve">(</w:t>
-            </w:r>
-            <w:r>
-              <w:rPr>
-                <w:rStyle w:val="StringTok"/>
-              </w:rPr>
-              <w:t xml:space="preserve">"Shapiro-Wilk normality test for log-transformed NE 12 data:</w:t>
-            </w:r>
-            <w:r>
-              <w:rPr>
-                <w:rStyle w:val="SpecialCharTok"/>
-              </w:rPr>
-              <w:t xml:space="preserve">\n</w:t>
-            </w:r>
-            <w:r>
-              <w:rPr>
-                <w:rStyle w:val="StringTok"/>
-              </w:rPr>
-              <w:t xml:space="preserve">"</w:t>
-            </w:r>
-            <w:r>
-              <w:rPr>
-                <w:rStyle w:val="NormalTok"/>
-              </w:rPr>
-              <w:t xml:space="preserve">)</w:t>
+              <w:t xml:space="preserve">print</w:t>
+            </w:r>
+            <w:r>
+              <w:rPr>
+                <w:rStyle w:val="NormalTok"/>
+              </w:rPr>
+              <w:t xml:space="preserve">(log_normality_results)</w:t>
             </w:r>
           </w:p>
           <w:p>
@@ -8610,30 +8855,8 @@
               <w:rPr>
                 <w:rStyle w:val="VerbatimChar"/>
               </w:rPr>
-              <w:t xml:space="preserve">Shapiro-Wilk normality test for log-transformed NE 12 data:</w:t>
-            </w:r>
-          </w:p>
-          <w:p>
-            <w:pPr>
-              <w:pStyle w:val="SourceCode"/>
-            </w:pPr>
-            <w:r>
-              <w:rPr>
-                <w:rStyle w:val="FunctionTok"/>
-              </w:rPr>
-              <w:t xml:space="preserve">print</w:t>
-            </w:r>
-            <w:r>
-              <w:rPr>
-                <w:rStyle w:val="NormalTok"/>
-              </w:rPr>
-              <w:t xml:space="preserve">(shapiro_log_ne12)</w:t>
-            </w:r>
-          </w:p>
-          <w:p>
-            <w:pPr>
-              <w:pStyle w:val="SourceCode"/>
-            </w:pPr>
+              <w:t xml:space="preserve"># A tibble: 2 × 4</w:t>
+            </w:r>
             <w:r>
               <w:br/>
             </w:r>
@@ -8641,10 +8864,7 @@
               <w:rPr>
                 <w:rStyle w:val="VerbatimChar"/>
               </w:rPr>
-              <w:t xml:space="preserve">    Shapiro-Wilk normality test</w:t>
-            </w:r>
-            <w:r>
-              <w:br/>
+              <w:t xml:space="preserve">  lake        shapiro_stat shapiro_p_value normal_distribution</w:t>
             </w:r>
             <w:r>
               <w:br/>
@@ -8653,7 +8873,7 @@
               <w:rPr>
                 <w:rStyle w:val="VerbatimChar"/>
               </w:rPr>
-              <w:t xml:space="preserve">data:  log_ne12</w:t>
+              <w:t xml:space="preserve">  &lt;chr&gt;              &lt;dbl&gt;           &lt;dbl&gt; &lt;chr&gt;              </w:t>
             </w:r>
             <w:r>
               <w:br/>
@@ -8662,66 +8882,8 @@
               <w:rPr>
                 <w:rStyle w:val="VerbatimChar"/>
               </w:rPr>
-              <w:t xml:space="preserve">W = 0.95384, p-value = 1.583e-08</w:t>
-            </w:r>
-          </w:p>
-          <w:p>
-            <w:pPr>
-              <w:pStyle w:val="SourceCode"/>
-            </w:pPr>
-            <w:r>
-              <w:rPr>
-                <w:rStyle w:val="FunctionTok"/>
-              </w:rPr>
-              <w:t xml:space="preserve">cat</w:t>
-            </w:r>
-            <w:r>
-              <w:rPr>
-                <w:rStyle w:val="NormalTok"/>
-              </w:rPr>
-              <w:t xml:space="preserve">(</w:t>
-            </w:r>
-            <w:r>
-              <w:rPr>
-                <w:rStyle w:val="StringTok"/>
-              </w:rPr>
-              <w:t xml:space="preserve">"</w:t>
-            </w:r>
-            <w:r>
-              <w:rPr>
-                <w:rStyle w:val="SpecialCharTok"/>
-              </w:rPr>
-              <w:t xml:space="preserve">\n</w:t>
-            </w:r>
-            <w:r>
-              <w:rPr>
-                <w:rStyle w:val="StringTok"/>
-              </w:rPr>
-              <w:t xml:space="preserve">Shapiro-Wilk normality test for log-transformed Island Lake data:</w:t>
-            </w:r>
-            <w:r>
-              <w:rPr>
-                <w:rStyle w:val="SpecialCharTok"/>
-              </w:rPr>
-              <w:t xml:space="preserve">\n</w:t>
-            </w:r>
-            <w:r>
-              <w:rPr>
-                <w:rStyle w:val="StringTok"/>
-              </w:rPr>
-              <w:t xml:space="preserve">"</w:t>
-            </w:r>
-            <w:r>
-              <w:rPr>
-                <w:rStyle w:val="NormalTok"/>
-              </w:rPr>
-              <w:t xml:space="preserve">)</w:t>
-            </w:r>
-          </w:p>
-          <w:p>
-            <w:pPr>
-              <w:pStyle w:val="SourceCode"/>
-            </w:pPr>
+              <w:t xml:space="preserve">1 Island Lake        0.934    0.488        Normal             </w:t>
+            </w:r>
             <w:r>
               <w:br/>
             </w:r>
@@ -8729,59 +8891,7 @@
               <w:rPr>
                 <w:rStyle w:val="VerbatimChar"/>
               </w:rPr>
-              <w:t xml:space="preserve">Shapiro-Wilk normality test for log-transformed Island Lake data:</w:t>
-            </w:r>
-          </w:p>
-          <w:p>
-            <w:pPr>
-              <w:pStyle w:val="SourceCode"/>
-            </w:pPr>
-            <w:r>
-              <w:rPr>
-                <w:rStyle w:val="FunctionTok"/>
-              </w:rPr>
-              <w:t xml:space="preserve">print</w:t>
-            </w:r>
-            <w:r>
-              <w:rPr>
-                <w:rStyle w:val="NormalTok"/>
-              </w:rPr>
-              <w:t xml:space="preserve">(shapiro_log_island)</w:t>
-            </w:r>
-          </w:p>
-          <w:p>
-            <w:pPr>
-              <w:pStyle w:val="SourceCode"/>
-            </w:pPr>
-            <w:r>
-              <w:br/>
-            </w:r>
-            <w:r>
-              <w:rPr>
-                <w:rStyle w:val="VerbatimChar"/>
-              </w:rPr>
-              <w:t xml:space="preserve">    Shapiro-Wilk normality test</w:t>
-            </w:r>
-            <w:r>
-              <w:br/>
-            </w:r>
-            <w:r>
-              <w:br/>
-            </w:r>
-            <w:r>
-              <w:rPr>
-                <w:rStyle w:val="VerbatimChar"/>
-              </w:rPr>
-              <w:t xml:space="preserve">data:  log_island</w:t>
-            </w:r>
-            <w:r>
-              <w:br/>
-            </w:r>
-            <w:r>
-              <w:rPr>
-                <w:rStyle w:val="VerbatimChar"/>
-              </w:rPr>
-              <w:t xml:space="preserve">W = 0.93396, p-value = 0.4879</w:t>
+              <w:t xml:space="preserve">2 NE 12              0.954    0.0000000158 Non-normal         </w:t>
             </w:r>
           </w:p>
         </w:tc>
@@ -8837,18 +8947,18 @@
                 <wp:inline>
                   <wp:extent cx="152400" cy="152400"/>
                   <wp:effectExtent b="0" l="0" r="0" t="0"/>
-                  <wp:docPr descr="" title="" id="90" name="Picture"/>
+                  <wp:docPr descr="" title="" id="96" name="Picture"/>
                   <a:graphic>
                     <a:graphicData uri="http://schemas.openxmlformats.org/drawingml/2006/picture">
                       <pic:pic>
                         <pic:nvPicPr>
-                          <pic:cNvPr descr="/Applications/RStudio.app/Contents/Resources/app/quarto/share/formats/docx/tip.png" id="91" name="Picture"/>
+                          <pic:cNvPr descr="/Applications/RStudio.app/Contents/Resources/app/quarto/share/formats/docx/tip.png" id="97" name="Picture"/>
                           <pic:cNvPicPr>
                             <a:picLocks noChangeArrowheads="1" noChangeAspect="1"/>
                           </pic:cNvPicPr>
                         </pic:nvPicPr>
                         <pic:blipFill>
-                          <a:blip r:embed="rId49"/>
+                          <a:blip r:embed="rId54"/>
                           <a:stretch>
                             <a:fillRect/>
                           </a:stretch>
@@ -8881,7 +8991,7 @@
               <w:t xml:space="preserve"> </w:t>
             </w:r>
             <w:r>
-              <w:t xml:space="preserve">Exercise: Levenes test</w:t>
+              <w:t xml:space="preserve">Exercise: Levene’s test</w:t>
             </w:r>
           </w:p>
         </w:tc>
@@ -8962,7 +9072,7 @@
               <w:rPr>
                 <w:rStyle w:val="NormalTok"/>
               </w:rPr>
-              <w:t xml:space="preserve"> island_ne12_df)</w:t>
+              <w:t xml:space="preserve"> in_df)</w:t>
             </w:r>
           </w:p>
           <w:p>
@@ -9061,9 +9171,9 @@
         </w:tc>
       </w:tr>
     </w:tbl>
-    <w:bookmarkEnd w:id="92"/>
-    <w:bookmarkEnd w:id="93"/>
-    <w:bookmarkStart w:id="116" w:name="transformation-fails-what-next"/>
+    <w:bookmarkEnd w:id="98"/>
+    <w:bookmarkEnd w:id="99"/>
+    <w:bookmarkStart w:id="122" w:name="transformation-fails-what-next"/>
     <w:p>
       <w:pPr>
         <w:pStyle w:val="Heading1"/>
@@ -9072,7 +9182,7 @@
         <w:t xml:space="preserve">Transformation fails! What next</w:t>
       </w:r>
     </w:p>
-    <w:bookmarkStart w:id="100" w:name="Xaaa83f69fbf37dd16bf0d8f2e7f83c5bbaa51cc"/>
+    <w:bookmarkStart w:id="106" w:name="Xaaa83f69fbf37dd16bf0d8f2e7f83c5bbaa51cc"/>
     <w:p>
       <w:pPr>
         <w:pStyle w:val="Heading2"/>
@@ -9123,18 +9233,18 @@
                 <wp:inline>
                   <wp:extent cx="152400" cy="152400"/>
                   <wp:effectExtent b="0" l="0" r="0" t="0"/>
-                  <wp:docPr descr="" title="" id="94" name="Picture"/>
+                  <wp:docPr descr="" title="" id="100" name="Picture"/>
                   <a:graphic>
                     <a:graphicData uri="http://schemas.openxmlformats.org/drawingml/2006/picture">
                       <pic:pic>
                         <pic:nvPicPr>
-                          <pic:cNvPr descr="/Applications/RStudio.app/Contents/Resources/app/quarto/share/formats/docx/tip.png" id="95" name="Picture"/>
+                          <pic:cNvPr descr="/Applications/RStudio.app/Contents/Resources/app/quarto/share/formats/docx/tip.png" id="101" name="Picture"/>
                           <pic:cNvPicPr>
                             <a:picLocks noChangeArrowheads="1" noChangeAspect="1"/>
                           </pic:cNvPicPr>
                         </pic:nvPicPr>
                         <pic:blipFill>
-                          <a:blip r:embed="rId49"/>
+                          <a:blip r:embed="rId54"/>
                           <a:stretch>
                             <a:fillRect/>
                           </a:stretch>
@@ -9277,7 +9387,7 @@
               <w:rPr>
                 <w:rStyle w:val="NormalTok"/>
               </w:rPr>
-              <w:t xml:space="preserve"> island_ne12_df,</w:t>
+              <w:t xml:space="preserve"> in_df,</w:t>
             </w:r>
             <w:r>
               <w:br/>
@@ -9524,18 +9634,18 @@
                 <wp:inline>
                   <wp:extent cx="152400" cy="152400"/>
                   <wp:effectExtent b="0" l="0" r="0" t="0"/>
-                  <wp:docPr descr="" title="" id="96" name="Picture"/>
+                  <wp:docPr descr="" title="" id="102" name="Picture"/>
                   <a:graphic>
                     <a:graphicData uri="http://schemas.openxmlformats.org/drawingml/2006/picture">
                       <pic:pic>
                         <pic:nvPicPr>
-                          <pic:cNvPr descr="/Applications/RStudio.app/Contents/Resources/app/quarto/share/formats/docx/tip.png" id="97" name="Picture"/>
+                          <pic:cNvPr descr="/Applications/RStudio.app/Contents/Resources/app/quarto/share/formats/docx/tip.png" id="103" name="Picture"/>
                           <pic:cNvPicPr>
                             <a:picLocks noChangeArrowheads="1" noChangeAspect="1"/>
                           </pic:cNvPicPr>
                         </pic:nvPicPr>
                         <pic:blipFill>
-                          <a:blip r:embed="rId49"/>
+                          <a:blip r:embed="rId54"/>
                           <a:stretch>
                             <a:fillRect/>
                           </a:stretch>
@@ -9678,7 +9788,7 @@
               <w:rPr>
                 <w:rStyle w:val="NormalTok"/>
               </w:rPr>
-              <w:t xml:space="preserve"> island_ne12_df,</w:t>
+              <w:t xml:space="preserve"> in_df,</w:t>
             </w:r>
             <w:r>
               <w:br/>
@@ -9925,18 +10035,18 @@
                 <wp:inline>
                   <wp:extent cx="152400" cy="152400"/>
                   <wp:effectExtent b="0" l="0" r="0" t="0"/>
-                  <wp:docPr descr="" title="" id="98" name="Picture"/>
+                  <wp:docPr descr="" title="" id="104" name="Picture"/>
                   <a:graphic>
                     <a:graphicData uri="http://schemas.openxmlformats.org/drawingml/2006/picture">
                       <pic:pic>
                         <pic:nvPicPr>
-                          <pic:cNvPr descr="/Applications/RStudio.app/Contents/Resources/app/quarto/share/formats/docx/tip.png" id="99" name="Picture"/>
+                          <pic:cNvPr descr="/Applications/RStudio.app/Contents/Resources/app/quarto/share/formats/docx/tip.png" id="105" name="Picture"/>
                           <pic:cNvPicPr>
                             <a:picLocks noChangeArrowheads="1" noChangeAspect="1"/>
                           </pic:cNvPicPr>
                         </pic:nvPicPr>
                         <pic:blipFill>
-                          <a:blip r:embed="rId49"/>
+                          <a:blip r:embed="rId54"/>
                           <a:stretch>
                             <a:fillRect/>
                           </a:stretch>
@@ -10029,7 +10139,7 @@
               <w:t xml:space="preserve"> </w:t>
             </w:r>
             <w:r>
-              <w:t xml:space="preserve">interval for the geometric mean</w:t>
+              <w:t xml:space="preserve">interval for the geometric mean and have to be calculated carefully</w:t>
             </w:r>
           </w:p>
           <w:p>
@@ -10071,13 +10181,13 @@
               <w:t xml:space="preserve"> </w:t>
             </w:r>
             <w:r>
-              <w:t xml:space="preserve">you need to get the mean - seand the mean + se and then</w:t>
+              <w:t xml:space="preserve">you need to get the mean - se and the mean + se and then back</w:t>
             </w:r>
             <w:r>
               <w:t xml:space="preserve"> </w:t>
             </w:r>
             <w:r>
-              <w:t xml:space="preserve">backtransform…</w:t>
+              <w:t xml:space="preserve">transform…</w:t>
             </w:r>
           </w:p>
           <w:p>
@@ -10118,7 +10228,7 @@
               <w:rPr>
                 <w:rStyle w:val="NormalTok"/>
               </w:rPr>
-              <w:t xml:space="preserve"> island_ne12_df </w:t>
+              <w:t xml:space="preserve"> in_df </w:t>
             </w:r>
             <w:r>
               <w:rPr>
@@ -10500,24 +10610,63 @@
             </w:r>
             <w:r>
               <w:rPr>
+                <w:rStyle w:val="AttributeTok"/>
+              </w:rPr>
+              <w:t xml:space="preserve">arithmetic_mean =</w:t>
+            </w:r>
+            <w:r>
+              <w:rPr>
+                <w:rStyle w:val="NormalTok"/>
+              </w:rPr>
+              <w:t xml:space="preserve"> </w:t>
+            </w:r>
+            <w:r>
+              <w:rPr>
+                <w:rStyle w:val="FunctionTok"/>
+              </w:rPr>
+              <w:t xml:space="preserve">mean</w:t>
+            </w:r>
+            <w:r>
+              <w:rPr>
+                <w:rStyle w:val="NormalTok"/>
+              </w:rPr>
+              <w:t xml:space="preserve">(mass_g)</w:t>
+            </w:r>
+            <w:r>
+              <w:br/>
+            </w:r>
+            <w:r>
+              <w:rPr>
+                <w:rStyle w:val="NormalTok"/>
+              </w:rPr>
+              <w:t xml:space="preserve">  )</w:t>
+            </w:r>
+            <w:r>
+              <w:br/>
+            </w:r>
+            <w:r>
+              <w:br/>
+            </w:r>
+            <w:r>
+              <w:rPr>
                 <w:rStyle w:val="CommentTok"/>
               </w:rPr>
-              <w:t xml:space="preserve"># Back-transform confidence intervals (approximate method)</w:t>
-            </w:r>
-            <w:r>
-              <w:br/>
-            </w:r>
-            <w:r>
-              <w:rPr>
-                <w:rStyle w:val="NormalTok"/>
-              </w:rPr>
-              <w:t xml:space="preserve">    </w:t>
-            </w:r>
-            <w:r>
-              <w:rPr>
-                <w:rStyle w:val="AttributeTok"/>
-              </w:rPr>
-              <w:t xml:space="preserve">lower_ci =</w:t>
+              <w:t xml:space="preserve"># Show back-transformed results</w:t>
+            </w:r>
+            <w:r>
+              <w:br/>
+            </w:r>
+            <w:r>
+              <w:rPr>
+                <w:rStyle w:val="NormalTok"/>
+              </w:rPr>
+              <w:t xml:space="preserve">back_transformed </w:t>
+            </w:r>
+            <w:r>
+              <w:rPr>
+                <w:rStyle w:val="SpecialCharTok"/>
+              </w:rPr>
+              <w:t xml:space="preserve">%&gt;%</w:t>
             </w:r>
             <w:r>
               <w:rPr>
@@ -10526,217 +10675,25 @@
               <w:t xml:space="preserve"> </w:t>
             </w:r>
             <w:r>
-              <w:rPr>
-                <w:rStyle w:val="DecValTok"/>
-              </w:rPr>
-              <w:t xml:space="preserve">10</w:t>
-            </w:r>
-            <w:r>
-              <w:rPr>
-                <w:rStyle w:val="SpecialCharTok"/>
-              </w:rPr>
-              <w:t xml:space="preserve">^</w:t>
-            </w:r>
-            <w:r>
-              <w:rPr>
-                <w:rStyle w:val="NormalTok"/>
-              </w:rPr>
-              <w:t xml:space="preserve">(mean_log </w:t>
-            </w:r>
-            <w:r>
-              <w:rPr>
-                <w:rStyle w:val="SpecialCharTok"/>
-              </w:rPr>
-              <w:t xml:space="preserve">-</w:t>
-            </w:r>
-            <w:r>
-              <w:rPr>
-                <w:rStyle w:val="NormalTok"/>
-              </w:rPr>
-              <w:t xml:space="preserve"> </w:t>
+              <w:br/>
+            </w:r>
+            <w:r>
+              <w:rPr>
+                <w:rStyle w:val="NormalTok"/>
+              </w:rPr>
+              <w:t xml:space="preserve">        </w:t>
             </w:r>
             <w:r>
               <w:rPr>
                 <w:rStyle w:val="FunctionTok"/>
               </w:rPr>
-              <w:t xml:space="preserve">qt</w:t>
-            </w:r>
-            <w:r>
-              <w:rPr>
-                <w:rStyle w:val="NormalTok"/>
-              </w:rPr>
-              <w:t xml:space="preserve">(</w:t>
-            </w:r>
-            <w:r>
-              <w:rPr>
-                <w:rStyle w:val="FloatTok"/>
-              </w:rPr>
-              <w:t xml:space="preserve">0.975</w:t>
-            </w:r>
-            <w:r>
-              <w:rPr>
-                <w:rStyle w:val="NormalTok"/>
-              </w:rPr>
-              <w:t xml:space="preserve">, n</w:t>
-            </w:r>
-            <w:r>
-              <w:rPr>
-                <w:rStyle w:val="DecValTok"/>
-              </w:rPr>
-              <w:t xml:space="preserve">-1</w:t>
-            </w:r>
-            <w:r>
-              <w:rPr>
-                <w:rStyle w:val="NormalTok"/>
-              </w:rPr>
-              <w:t xml:space="preserve">) </w:t>
-            </w:r>
-            <w:r>
-              <w:rPr>
-                <w:rStyle w:val="SpecialCharTok"/>
-              </w:rPr>
-              <w:t xml:space="preserve">*</w:t>
-            </w:r>
-            <w:r>
-              <w:rPr>
-                <w:rStyle w:val="NormalTok"/>
-              </w:rPr>
-              <w:t xml:space="preserve"> se_log),</w:t>
-            </w:r>
-            <w:r>
-              <w:br/>
-            </w:r>
-            <w:r>
-              <w:rPr>
-                <w:rStyle w:val="NormalTok"/>
-              </w:rPr>
-              <w:t xml:space="preserve">    </w:t>
-            </w:r>
-            <w:r>
-              <w:rPr>
-                <w:rStyle w:val="AttributeTok"/>
-              </w:rPr>
-              <w:t xml:space="preserve">upper_ci =</w:t>
-            </w:r>
-            <w:r>
-              <w:rPr>
-                <w:rStyle w:val="NormalTok"/>
-              </w:rPr>
-              <w:t xml:space="preserve"> </w:t>
-            </w:r>
-            <w:r>
-              <w:rPr>
-                <w:rStyle w:val="DecValTok"/>
-              </w:rPr>
-              <w:t xml:space="preserve">10</w:t>
-            </w:r>
-            <w:r>
-              <w:rPr>
-                <w:rStyle w:val="SpecialCharTok"/>
-              </w:rPr>
-              <w:t xml:space="preserve">^</w:t>
-            </w:r>
-            <w:r>
-              <w:rPr>
-                <w:rStyle w:val="NormalTok"/>
-              </w:rPr>
-              <w:t xml:space="preserve">(mean_log </w:t>
-            </w:r>
-            <w:r>
-              <w:rPr>
-                <w:rStyle w:val="SpecialCharTok"/>
-              </w:rPr>
-              <w:t xml:space="preserve">+</w:t>
-            </w:r>
-            <w:r>
-              <w:rPr>
-                <w:rStyle w:val="NormalTok"/>
-              </w:rPr>
-              <w:t xml:space="preserve"> </w:t>
-            </w:r>
-            <w:r>
-              <w:rPr>
-                <w:rStyle w:val="FunctionTok"/>
-              </w:rPr>
-              <w:t xml:space="preserve">qt</w:t>
-            </w:r>
-            <w:r>
-              <w:rPr>
-                <w:rStyle w:val="NormalTok"/>
-              </w:rPr>
-              <w:t xml:space="preserve">(</w:t>
-            </w:r>
-            <w:r>
-              <w:rPr>
-                <w:rStyle w:val="FloatTok"/>
-              </w:rPr>
-              <w:t xml:space="preserve">0.975</w:t>
-            </w:r>
-            <w:r>
-              <w:rPr>
-                <w:rStyle w:val="NormalTok"/>
-              </w:rPr>
-              <w:t xml:space="preserve">, n</w:t>
-            </w:r>
-            <w:r>
-              <w:rPr>
-                <w:rStyle w:val="DecValTok"/>
-              </w:rPr>
-              <w:t xml:space="preserve">-1</w:t>
-            </w:r>
-            <w:r>
-              <w:rPr>
-                <w:rStyle w:val="NormalTok"/>
-              </w:rPr>
-              <w:t xml:space="preserve">) </w:t>
-            </w:r>
-            <w:r>
-              <w:rPr>
-                <w:rStyle w:val="SpecialCharTok"/>
-              </w:rPr>
-              <w:t xml:space="preserve">*</w:t>
-            </w:r>
-            <w:r>
-              <w:rPr>
-                <w:rStyle w:val="NormalTok"/>
-              </w:rPr>
-              <w:t xml:space="preserve"> se_log)</w:t>
-            </w:r>
-            <w:r>
-              <w:br/>
-            </w:r>
-            <w:r>
-              <w:rPr>
-                <w:rStyle w:val="NormalTok"/>
-              </w:rPr>
-              <w:t xml:space="preserve">  )</w:t>
-            </w:r>
-            <w:r>
-              <w:br/>
-            </w:r>
-            <w:r>
-              <w:br/>
-            </w:r>
-            <w:r>
-              <w:rPr>
-                <w:rStyle w:val="CommentTok"/>
-              </w:rPr>
-              <w:t xml:space="preserve"># Show back-transformed results</w:t>
-            </w:r>
-            <w:r>
-              <w:br/>
-            </w:r>
-            <w:r>
-              <w:rPr>
-                <w:rStyle w:val="FunctionTok"/>
-              </w:rPr>
-              <w:t xml:space="preserve">print</w:t>
-            </w:r>
-            <w:r>
-              <w:rPr>
-                <w:rStyle w:val="NormalTok"/>
-              </w:rPr>
-              <w:t xml:space="preserve">(back_transformed)</w:t>
+              <w:t xml:space="preserve">select</w:t>
+            </w:r>
+            <w:r>
+              <w:rPr>
+                <w:rStyle w:val="NormalTok"/>
+              </w:rPr>
+              <w:t xml:space="preserve">(lake, mean_log, geometric_mean, arithmetic_mean)</w:t>
             </w:r>
           </w:p>
           <w:p>
@@ -10747,7 +10704,7 @@
               <w:rPr>
                 <w:rStyle w:val="VerbatimChar"/>
               </w:rPr>
-              <w:t xml:space="preserve"># A tibble: 2 × 10</w:t>
+              <w:t xml:space="preserve"># A tibble: 2 × 4</w:t>
             </w:r>
             <w:r>
               <w:br/>
@@ -10756,7 +10713,7 @@
               <w:rPr>
                 <w:rStyle w:val="VerbatimChar"/>
               </w:rPr>
-              <w:t xml:space="preserve">  lake        n mean_log sd_log se_log geometric_mean lower_se upper_se lower_ci</w:t>
+              <w:t xml:space="preserve">  lake        mean_log geometric_mean arithmetic_mean</w:t>
             </w:r>
             <w:r>
               <w:br/>
@@ -10765,7 +10722,7 @@
               <w:rPr>
                 <w:rStyle w:val="VerbatimChar"/>
               </w:rPr>
-              <w:t xml:space="preserve">  &lt;chr&gt;   &lt;int&gt;    &lt;dbl&gt;  &lt;dbl&gt;  &lt;dbl&gt;          &lt;dbl&gt;    &lt;dbl&gt;    &lt;dbl&gt;    &lt;dbl&gt;</w:t>
+              <w:t xml:space="preserve">  &lt;chr&gt;          &lt;dbl&gt;          &lt;dbl&gt;           &lt;dbl&gt;</w:t>
             </w:r>
             <w:r>
               <w:br/>
@@ -10774,7 +10731,7 @@
               <w:rPr>
                 <w:rStyle w:val="VerbatimChar"/>
               </w:rPr>
-              <w:t xml:space="preserve">1 Island…    10     3.46  0.195 0.0618          2868.    2487.    3307.    2078.</w:t>
+              <w:t xml:space="preserve">1 Island Lake     3.46          2868.           3165 </w:t>
             </w:r>
             <w:r>
               <w:br/>
@@ -10783,23 +10740,14 @@
               <w:rPr>
                 <w:rStyle w:val="VerbatimChar"/>
               </w:rPr>
-              <w:t xml:space="preserve">2 NE 12     322     2.46  0.541 0.0302           287.     268.     308.     251.</w:t>
-            </w:r>
-            <w:r>
-              <w:br/>
-            </w:r>
-            <w:r>
-              <w:rPr>
-                <w:rStyle w:val="VerbatimChar"/>
-              </w:rPr>
-              <w:t xml:space="preserve"># ℹ 1 more variable: upper_ci &lt;dbl&gt;</w:t>
+              <w:t xml:space="preserve">2 NE 12           2.46           287.            534.</w:t>
             </w:r>
           </w:p>
         </w:tc>
       </w:tr>
     </w:tbl>
-    <w:bookmarkEnd w:id="100"/>
-    <w:bookmarkStart w:id="106" w:name="now-plot-the-back-transformed-data"/>
+    <w:bookmarkEnd w:id="106"/>
+    <w:bookmarkStart w:id="112" w:name="now-plot-the-back-transformed-data"/>
     <w:p>
       <w:pPr>
         <w:pStyle w:val="Heading2"/>
@@ -10858,18 +10806,18 @@
                 <wp:inline>
                   <wp:extent cx="152400" cy="152400"/>
                   <wp:effectExtent b="0" l="0" r="0" t="0"/>
-                  <wp:docPr descr="" title="" id="101" name="Picture"/>
+                  <wp:docPr descr="" title="" id="107" name="Picture"/>
                   <a:graphic>
                     <a:graphicData uri="http://schemas.openxmlformats.org/drawingml/2006/picture">
                       <pic:pic>
                         <pic:nvPicPr>
-                          <pic:cNvPr descr="/Applications/RStudio.app/Contents/Resources/app/quarto/share/formats/docx/tip.png" id="102" name="Picture"/>
+                          <pic:cNvPr descr="/Applications/RStudio.app/Contents/Resources/app/quarto/share/formats/docx/tip.png" id="108" name="Picture"/>
                           <pic:cNvPicPr>
                             <a:picLocks noChangeArrowheads="1" noChangeAspect="1"/>
                           </pic:cNvPicPr>
                         </pic:nvPicPr>
                         <pic:blipFill>
-                          <a:blip r:embed="rId49"/>
+                          <a:blip r:embed="rId54"/>
                           <a:stretch>
                             <a:fillRect/>
                           </a:stretch>
@@ -11594,18 +11542,18 @@
                 <wp:inline>
                   <wp:extent cx="2743200" cy="2743200"/>
                   <wp:effectExtent b="0" l="0" r="0" t="0"/>
-                  <wp:docPr descr="" title="" id="104" name="Picture"/>
+                  <wp:docPr descr="" title="" id="110" name="Picture"/>
                   <a:graphic>
                     <a:graphicData uri="http://schemas.openxmlformats.org/drawingml/2006/picture">
                       <pic:pic>
                         <pic:nvPicPr>
-                          <pic:cNvPr descr="07_02_class_activity_files/figure-docx/unnamed-chunk-21-1.jpeg" id="105" name="Picture"/>
+                          <pic:cNvPr descr="07_02_class_activity_files/figure-docx/unnamed-chunk-22-1.jpeg" id="111" name="Picture"/>
                           <pic:cNvPicPr>
                             <a:picLocks noChangeArrowheads="1" noChangeAspect="1"/>
                           </pic:cNvPicPr>
                         </pic:nvPicPr>
                         <pic:blipFill>
-                          <a:blip r:embed="rId103"/>
+                          <a:blip r:embed="rId109"/>
                           <a:stretch>
                             <a:fillRect/>
                           </a:stretch>
@@ -11635,8 +11583,8 @@
         </w:tc>
       </w:tr>
     </w:tbl>
-    <w:bookmarkEnd w:id="106"/>
-    <w:bookmarkStart w:id="109" w:name="welchs-t-test"/>
+    <w:bookmarkEnd w:id="112"/>
+    <w:bookmarkStart w:id="115" w:name="welchs-t-test"/>
     <w:p>
       <w:pPr>
         <w:pStyle w:val="Heading2"/>
@@ -11728,7 +11676,7 @@
         <w:rPr>
           <w:rStyle w:val="NormalTok"/>
         </w:rPr>
-        <w:t xml:space="preserve"> island_ne12_df,</w:t>
+        <w:t xml:space="preserve"> in_df,</w:t>
       </w:r>
       <w:r>
         <w:br/>
@@ -11964,18 +11912,18 @@
                 <wp:inline>
                   <wp:extent cx="152400" cy="152400"/>
                   <wp:effectExtent b="0" l="0" r="0" t="0"/>
-                  <wp:docPr descr="" title="" id="107" name="Picture"/>
+                  <wp:docPr descr="" title="" id="113" name="Picture"/>
                   <a:graphic>
                     <a:graphicData uri="http://schemas.openxmlformats.org/drawingml/2006/picture">
                       <pic:pic>
                         <pic:nvPicPr>
-                          <pic:cNvPr descr="/Applications/RStudio.app/Contents/Resources/app/quarto/share/formats/docx/tip.png" id="108" name="Picture"/>
+                          <pic:cNvPr descr="/Applications/RStudio.app/Contents/Resources/app/quarto/share/formats/docx/tip.png" id="114" name="Picture"/>
                           <pic:cNvPicPr>
                             <a:picLocks noChangeArrowheads="1" noChangeAspect="1"/>
                           </pic:cNvPicPr>
                         </pic:nvPicPr>
                         <pic:blipFill>
-                          <a:blip r:embed="rId49"/>
+                          <a:blip r:embed="rId54"/>
                           <a:stretch>
                             <a:fillRect/>
                           </a:stretch>
@@ -12074,8 +12022,8 @@
         </w:tc>
       </w:tr>
     </w:tbl>
-    <w:bookmarkEnd w:id="109"/>
-    <w:bookmarkStart w:id="112" w:name="mann-whitney-wilcoxon-test"/>
+    <w:bookmarkEnd w:id="115"/>
+    <w:bookmarkStart w:id="118" w:name="mann-whitney-wilcoxon-test"/>
     <w:p>
       <w:pPr>
         <w:pStyle w:val="Heading2"/>
@@ -12167,7 +12115,7 @@
         <w:rPr>
           <w:rStyle w:val="NormalTok"/>
         </w:rPr>
-        <w:t xml:space="preserve"> island_ne12_df,</w:t>
+        <w:t xml:space="preserve"> in_df,</w:t>
       </w:r>
       <w:r>
         <w:br/>
@@ -12319,18 +12267,18 @@
                 <wp:inline>
                   <wp:extent cx="152400" cy="152400"/>
                   <wp:effectExtent b="0" l="0" r="0" t="0"/>
-                  <wp:docPr descr="" title="" id="110" name="Picture"/>
+                  <wp:docPr descr="" title="" id="116" name="Picture"/>
                   <a:graphic>
                     <a:graphicData uri="http://schemas.openxmlformats.org/drawingml/2006/picture">
                       <pic:pic>
                         <pic:nvPicPr>
-                          <pic:cNvPr descr="/Applications/RStudio.app/Contents/Resources/app/quarto/share/formats/docx/tip.png" id="111" name="Picture"/>
+                          <pic:cNvPr descr="/Applications/RStudio.app/Contents/Resources/app/quarto/share/formats/docx/tip.png" id="117" name="Picture"/>
                           <pic:cNvPicPr>
                             <a:picLocks noChangeArrowheads="1" noChangeAspect="1"/>
                           </pic:cNvPicPr>
                         </pic:nvPicPr>
                         <pic:blipFill>
-                          <a:blip r:embed="rId49"/>
+                          <a:blip r:embed="rId54"/>
                           <a:stretch>
                             <a:fillRect/>
                           </a:stretch>
@@ -12441,8 +12389,8 @@
         </w:tc>
       </w:tr>
     </w:tbl>
-    <w:bookmarkEnd w:id="112"/>
-    <w:bookmarkStart w:id="115" w:name="permutation-test"/>
+    <w:bookmarkEnd w:id="118"/>
+    <w:bookmarkStart w:id="121" w:name="permutation-test"/>
     <w:p>
       <w:pPr>
         <w:pStyle w:val="Heading2"/>
@@ -12546,7 +12494,7 @@
         <w:rPr>
           <w:rStyle w:val="NormalTok"/>
         </w:rPr>
-        <w:t xml:space="preserve">(island_ne12_df</w:t>
+        <w:t xml:space="preserve">(in_df</w:t>
       </w:r>
       <w:r>
         <w:rPr>
@@ -12615,7 +12563,7 @@
         <w:rPr>
           <w:rStyle w:val="NormalTok"/>
         </w:rPr>
-        <w:t xml:space="preserve"> island_ne12_df </w:t>
+        <w:t xml:space="preserve"> in_df </w:t>
       </w:r>
       <w:r>
         <w:rPr>
@@ -12768,7 +12716,7 @@
         <w:rPr>
           <w:rStyle w:val="NormalTok"/>
         </w:rPr>
-        <w:t xml:space="preserve">  island_ne12_df </w:t>
+        <w:t xml:space="preserve">  in_df </w:t>
       </w:r>
       <w:r>
         <w:rPr>
@@ -13442,18 +13390,18 @@
                 <wp:inline>
                   <wp:extent cx="152400" cy="152400"/>
                   <wp:effectExtent b="0" l="0" r="0" t="0"/>
-                  <wp:docPr descr="" title="" id="113" name="Picture"/>
+                  <wp:docPr descr="" title="" id="119" name="Picture"/>
                   <a:graphic>
                     <a:graphicData uri="http://schemas.openxmlformats.org/drawingml/2006/picture">
                       <pic:pic>
                         <pic:nvPicPr>
-                          <pic:cNvPr descr="/Applications/RStudio.app/Contents/Resources/app/quarto/share/formats/docx/tip.png" id="114" name="Picture"/>
+                          <pic:cNvPr descr="/Applications/RStudio.app/Contents/Resources/app/quarto/share/formats/docx/tip.png" id="120" name="Picture"/>
                           <pic:cNvPicPr>
                             <a:picLocks noChangeArrowheads="1" noChangeAspect="1"/>
                           </pic:cNvPicPr>
                         </pic:nvPicPr>
                         <pic:blipFill>
-                          <a:blip r:embed="rId49"/>
+                          <a:blip r:embed="rId54"/>
                           <a:stretch>
                             <a:fillRect/>
                           </a:stretch>
@@ -13570,9 +13518,9 @@
         </w:tc>
       </w:tr>
     </w:tbl>
-    <w:bookmarkEnd w:id="115"/>
-    <w:bookmarkEnd w:id="116"/>
-    <w:bookmarkStart w:id="117" w:name="now-lets-compare-all-of-the-results"/>
+    <w:bookmarkEnd w:id="121"/>
+    <w:bookmarkEnd w:id="122"/>
+    <w:bookmarkStart w:id="123" w:name="now-lets-compare-all-of-the-results"/>
     <w:p>
       <w:pPr>
         <w:pStyle w:val="Heading1"/>
@@ -14406,8 +14354,8 @@
         <w:t xml:space="preserve">4 Mann-Whitney Wilcoxon test W = 3205.5 9.506478e-08        TRUE</w:t>
       </w:r>
     </w:p>
-    <w:bookmarkEnd w:id="117"/>
-    <w:bookmarkStart w:id="126" w:name="visualizing-results"/>
+    <w:bookmarkEnd w:id="123"/>
+    <w:bookmarkStart w:id="132" w:name="visualizing-results"/>
     <w:p>
       <w:pPr>
         <w:pStyle w:val="Heading1"/>
@@ -14445,7 +14393,7 @@
         <w:rPr>
           <w:rStyle w:val="NormalTok"/>
         </w:rPr>
-        <w:t xml:space="preserve"> island_ne12_df </w:t>
+        <w:t xml:space="preserve"> in_df </w:t>
       </w:r>
       <w:r>
         <w:rPr>
@@ -14928,18 +14876,18 @@
           <wp:inline>
             <wp:extent cx="2743200" cy="2743200"/>
             <wp:effectExtent b="0" l="0" r="0" t="0"/>
-            <wp:docPr descr="" title="" id="119" name="Picture"/>
+            <wp:docPr descr="" title="" id="125" name="Picture"/>
             <a:graphic>
               <a:graphicData uri="http://schemas.openxmlformats.org/drawingml/2006/picture">
                 <pic:pic>
                   <pic:nvPicPr>
-                    <pic:cNvPr descr="07_02_class_activity_files/figure-docx/unnamed-chunk-26-1.jpeg" id="120" name="Picture"/>
+                    <pic:cNvPr descr="07_02_class_activity_files/figure-docx/unnamed-chunk-27-1.jpeg" id="126" name="Picture"/>
                     <pic:cNvPicPr>
                       <a:picLocks noChangeArrowheads="1" noChangeAspect="1"/>
                     </pic:cNvPicPr>
                   </pic:nvPicPr>
                   <pic:blipFill>
-                    <a:blip r:embed="rId118"/>
+                    <a:blip r:embed="rId124"/>
                     <a:stretch>
                       <a:fillRect/>
                     </a:stretch>
@@ -14974,7 +14922,7 @@
         <w:t xml:space="preserve">When reporting results from statistical tests, include:</w:t>
       </w:r>
     </w:p>
-    <w:bookmarkStart w:id="121" w:name="for-standard-t-test"/>
+    <w:bookmarkStart w:id="127" w:name="for-standard-t-test"/>
     <w:p>
       <w:pPr>
         <w:pStyle w:val="Heading2"/>
@@ -14994,8 +14942,8 @@
         <w:t xml:space="preserve">Lake trout from NE 12 had significantly different mass (M = [mean], SD = [SD]) compared to Island Lake (M = [mean], SD = [SD]), t([df]) = [t-value], p = [p-value].</w:t>
       </w:r>
     </w:p>
-    <w:bookmarkEnd w:id="121"/>
-    <w:bookmarkStart w:id="122" w:name="for-log-transformed-t-test"/>
+    <w:bookmarkEnd w:id="127"/>
+    <w:bookmarkStart w:id="128" w:name="for-log-transformed-t-test"/>
     <w:p>
       <w:pPr>
         <w:pStyle w:val="Heading2"/>
@@ -15015,8 +14963,8 @@
         <w:t xml:space="preserve">After log transformation to meet normality assumptions, lake trout from NE 12 had significantly different mass (geometric mean = [value], 95% CI [lower-upper]) compared to Island Lake (geometric mean = [value], 95% CI [lower-upper]), t([df]) = [t-value], p = [p-value].</w:t>
       </w:r>
     </w:p>
-    <w:bookmarkEnd w:id="122"/>
-    <w:bookmarkStart w:id="123" w:name="for-welchs-t-test"/>
+    <w:bookmarkEnd w:id="128"/>
+    <w:bookmarkStart w:id="129" w:name="for-welchs-t-test"/>
     <w:p>
       <w:pPr>
         <w:pStyle w:val="Heading2"/>
@@ -15036,8 +14984,8 @@
         <w:t xml:space="preserve">Assuming unequal variances, lake trout from NE 12 had significantly different mass (M = [mean], SD = [SD]) compared to Island Lake (M = [mean], SD = [SD]), Welch's t([df]) = [t-value], p = [p-value].</w:t>
       </w:r>
     </w:p>
-    <w:bookmarkEnd w:id="123"/>
-    <w:bookmarkStart w:id="124" w:name="for-mann-whitney-wilcoxon-test"/>
+    <w:bookmarkEnd w:id="129"/>
+    <w:bookmarkStart w:id="130" w:name="for-mann-whitney-wilcoxon-test"/>
     <w:p>
       <w:pPr>
         <w:pStyle w:val="Heading2"/>
@@ -15057,8 +15005,8 @@
         <w:t xml:space="preserve">Lake trout mass differed significantly between NE 12 (Mdn = [median]) and Island Lake (Mdn = [median]), W = [W-value], p = [p-value].</w:t>
       </w:r>
     </w:p>
-    <w:bookmarkEnd w:id="124"/>
-    <w:bookmarkStart w:id="125" w:name="for-permutation-test"/>
+    <w:bookmarkEnd w:id="130"/>
+    <w:bookmarkStart w:id="131" w:name="for-permutation-test"/>
     <w:p>
       <w:pPr>
         <w:pStyle w:val="Heading2"/>
@@ -15078,9 +15026,9 @@
         <w:t xml:space="preserve">Permutation testing (10,000 iterations) revealed significant differences in lake trout mass between NE 12 and Island Lake, p = [p-value].</w:t>
       </w:r>
     </w:p>
-    <w:bookmarkEnd w:id="125"/>
-    <w:bookmarkEnd w:id="126"/>
-    <w:bookmarkStart w:id="129" w:name="conclusion"/>
+    <w:bookmarkEnd w:id="131"/>
+    <w:bookmarkEnd w:id="132"/>
+    <w:bookmarkStart w:id="135" w:name="conclusion"/>
     <w:p>
       <w:pPr>
         <w:pStyle w:val="Heading1"/>
@@ -15213,18 +15161,18 @@
                 <wp:inline>
                   <wp:extent cx="152400" cy="152400"/>
                   <wp:effectExtent b="0" l="0" r="0" t="0"/>
-                  <wp:docPr descr="" title="" id="127" name="Picture"/>
+                  <wp:docPr descr="" title="" id="133" name="Picture"/>
                   <a:graphic>
                     <a:graphicData uri="http://schemas.openxmlformats.org/drawingml/2006/picture">
                       <pic:pic>
                         <pic:nvPicPr>
-                          <pic:cNvPr descr="/Applications/RStudio.app/Contents/Resources/app/quarto/share/formats/docx/tip.png" id="128" name="Picture"/>
+                          <pic:cNvPr descr="/Applications/RStudio.app/Contents/Resources/app/quarto/share/formats/docx/tip.png" id="134" name="Picture"/>
                           <pic:cNvPicPr>
                             <a:picLocks noChangeArrowheads="1" noChangeAspect="1"/>
                           </pic:cNvPicPr>
                         </pic:nvPicPr>
                         <pic:blipFill>
-                          <a:blip r:embed="rId49"/>
+                          <a:blip r:embed="rId54"/>
                           <a:stretch>
                             <a:fillRect/>
                           </a:stretch>
@@ -15395,7 +15343,7 @@
         </w:tc>
       </w:tr>
     </w:tbl>
-    <w:bookmarkEnd w:id="129"/>
+    <w:bookmarkEnd w:id="135"/>
     <w:sectPr>
       <w:pgSz w:h="15840" w:w="12240"/>
       <w:pgMar w:bottom="720" w:footer="720" w:gutter="0" w:header="720" w:left="1152" w:right="720" w:top="720"/>

--- a/docs/ecostats_lectures/lecture_07/07_02_class_activity.docx
+++ b/docs/ecostats_lectures/lecture_07/07_02_class_activity.docx
@@ -7,7 +7,7 @@
         <w:pStyle w:val="Title"/>
       </w:pPr>
       <w:r>
-        <w:t xml:space="preserve">06_Class_Activity</w:t>
+        <w:t xml:space="preserve">07_Class_Activity</w:t>
       </w:r>
     </w:p>
     <w:p>
